--- a/Chapter_16_AI_Assisted_Design_of_Nanomaterials.docx
+++ b/Chapter_16_AI_Assisted_Design_of_Nanomaterials.docx
@@ -133,22 +133,22 @@
       <w:r>
         <w:rPr>
           <w:b/>
-          <w:sz w:val="36"/>
-          <w:szCs w:val="36"/>
-        </w:rPr>
-        <w:t xml:space="preserve">1. FOUNDATIONS OF AI-ASSISTED NANOMATERIAL DESIGN</w:t>
-      </w:r>
-    </w:p>
-    <w:p>
-      <w:pPr>
-        <w:pStyle w:val="Heading2"/>
-      </w:pPr>
-      <w:r>
-        <w:rPr>
-          <w:b/>
           <w:sz w:val="32"/>
           <w:szCs w:val="32"/>
         </w:rPr>
+        <w:t xml:space="preserve">1. FOUNDATIONS OF AI-ASSISTED NANOMATERIAL DESIGN</w:t>
+      </w:r>
+    </w:p>
+    <w:p>
+      <w:pPr>
+        <w:pStyle w:val="Heading2"/>
+      </w:pPr>
+      <w:r>
+        <w:rPr>
+          <w:b/>
+          <w:sz w:val="28"/>
+          <w:szCs w:val="28"/>
+        </w:rPr>
         <w:t xml:space="preserve">1.1 Introduction</w:t>
       </w:r>
     </w:p>
@@ -160,40 +160,121 @@
           <w:szCs w:val="24"/>
           <w:rFonts w:ascii="Times New Roman" w:hAnsi="Times New Roman"/>
         </w:rPr>
-        <w:t xml:space="preserve">The design and discovery of nanomaterials with precisely controlled properties has long been a cornerstone challenge in materials science and nanotechnology. Traditional approaches to nanomaterial development have relied predominantly on empirical experimentation and serendipitous discovery, processes that are inherently time-consuming, resource-intensive, and limited in their ability to explore the vast chemical and structural design space available (Butler et al., 2018; Curtarolo et al., 2013). The emergence of artificial intelligence (AI) and machine learning (ML) as powerful computational tools has fundamentally transformed this landscape, offering unprecedented capabilities for predicting material properties, optimizing synthesis conditions, and generating entirely novel material compositions and architectures (Himanen et al., 2019; Choudhary et al., 2022).</w:t>
-      </w:r>
-    </w:p>
-    <w:p>
-      <w:pPr/>
-      <w:r>
-        <w:rPr>
-          <w:sz w:val="24"/>
-          <w:szCs w:val="24"/>
-          <w:rFonts w:ascii="Times New Roman" w:hAnsi="Times New Roman"/>
-        </w:rPr>
-        <w:t xml:space="preserve">Nanomaterials, defined as materials with at least one dimension in the 1-100 nanometer range, exhibit unique size-dependent properties arising from quantum confinement effects, high surface-to-volume ratios, and distinctive electronic structures (Roduner, 2006). These properties make nanomaterials invaluable across diverse applications including catalysis, energy storage, biomedical therapeutics, environmental remediation, and forensic investigation (Kumar et al., 2024; Yadav &amp; Sharma, 2025). However, the relationship between a nanomaterial's composition, structure, morphology, and functional properties is governed by complex, multidimensional, and often non-linear interactions that challenge conventional analytical approaches (Ramprasad et al., 2017).</w:t>
-      </w:r>
-    </w:p>
-    <w:p>
-      <w:pPr/>
-      <w:r>
-        <w:rPr>
-          <w:sz w:val="24"/>
-          <w:szCs w:val="24"/>
-          <w:rFonts w:ascii="Times New Roman" w:hAnsi="Times New Roman"/>
-        </w:rPr>
-        <w:t xml:space="preserve">AI-assisted design methodologies address these challenges by leveraging data-driven models capable of learning intricate structure-property relationships from experimental and computational datasets (Schmidt et al., 2019; Jain et al., 2013). Machine learning algorithms can identify hidden patterns within high-dimensional data, predict material behaviors before synthesis, and guide experimental campaigns toward optimal regions of the design space (Liu et al., 2017). Deep learning architectures, particularly graph neural networks and convolutional neural networks, have demonstrated remarkable accuracy in predicting crystal structures, electronic properties, and mechanical characteristics of nanomaterials (Xie &amp; Grossman, 2018; Chen et al., 2019).</w:t>
-      </w:r>
-    </w:p>
-    <w:p>
-      <w:pPr/>
-      <w:r>
-        <w:rPr>
-          <w:sz w:val="24"/>
-          <w:szCs w:val="24"/>
-          <w:rFonts w:ascii="Times New Roman" w:hAnsi="Times New Roman"/>
-        </w:rPr>
-        <w:t xml:space="preserve">The integration of AI with nanotechnology is particularly relevant to forensic science, where nanomaterials serve as advanced sensing platforms, enhancement agents for latent evidence detection, and analytical tools for trace compound identification (Hazarika &amp; Russell, 2012; Becue et al., 2011). AI-designed nanomaterials can be tailored with specific optical, electrical, or chemical properties optimized for forensic applications, such as quantum dots engineered for enhanced fingerprint fluorescence imaging or metallic nanoparticles designed for surface-enhanced Raman spectroscopy (SERS) of illicit substances (Dilag et al., 2013; Cialla-May et al., 2017). This chapter presents a comprehensive examination of AI-assisted approaches for nanomaterial design, organized around the key computational methodologies, their applications in materials discovery, and their specific relevance to forensic nanotechnology.</w:t>
+        <w:t xml:space="preserve">The design and discovery of nanomaterials with precisely controlled properties has long been a cornerstone challenge in materials science and nanotechnology. Traditional approaches to nanomaterial development have relied predominantly on empirical experimentation and serendipitous discovery, processes that are inherently time-consuming, resource-intensive, and limited in their ability to explore the vast chemical and structural design space available [1,2]. The emergence of artificial intelligence (AI) and machine learning (ML) as powerful computational tools has fundamentally transformed this landscape, offering unprecedented capabilities for predicting material properties, optimizing synthesis conditions, and generating entirely novel material compositions and architectures [3,4].</w:t>
+      </w:r>
+    </w:p>
+    <w:p>
+      <w:pPr/>
+      <w:r>
+        <w:rPr>
+          <w:sz w:val="24"/>
+          <w:szCs w:val="24"/>
+          <w:rFonts w:ascii="Times New Roman" w:hAnsi="Times New Roman"/>
+        </w:rPr>
+        <w:t xml:space="preserve">Nanomaterials, defined as materials with at least one dimension in the 1-100 nanometer range, exhibit unique size-dependent properties arising from quantum confinement effects, high surface-to-volume ratios, and distinctive electronic structures [5]. These properties make nanomaterials invaluable across diverse applications including catalysis, energy storage, biomedical therapeutics, environmental remediation, and forensic investigation [6,7]. However, the relationship between a nanomaterial's composition, structure, morphology, and functional properties is governed by complex, multidimensional, and often non-linear interactions that challenge conventional analytical approaches [8].</w:t>
+      </w:r>
+    </w:p>
+    <w:p>
+      <w:pPr/>
+      <w:r>
+        <w:rPr>
+          <w:sz w:val="24"/>
+          <w:szCs w:val="24"/>
+          <w:rFonts w:ascii="Times New Roman" w:hAnsi="Times New Roman"/>
+        </w:rPr>
+        <w:t xml:space="preserve">AI-assisted design methodologies address these challenges by leveraging data-driven models capable of learning intricate structure-property relationships from experimental and computational datasets [9,10]. Machine learning algorithms can identify hidden patterns within high-dimensional data, predict material behaviors before synthesis, and guide experimental campaigns toward optimal regions of the design space [11]. Deep learning architectures, particularly graph neural networks and convolutional neural networks, have demonstrated remarkable accuracy in predicting crystal structures, electronic properties, and mechanical characteristics of nanomaterials [12,13].</w:t>
+      </w:r>
+    </w:p>
+    <w:p>
+      <w:pPr/>
+      <w:r>
+        <w:rPr>
+          <w:sz w:val="24"/>
+          <w:szCs w:val="24"/>
+          <w:rFonts w:ascii="Times New Roman" w:hAnsi="Times New Roman"/>
+        </w:rPr>
+        <w:t xml:space="preserve">The integration of AI with nanotechnology is particularly relevant to forensic science, where nanomaterials serve as advanced sensing platforms, enhancement agents for latent evidence detection, and analytical tools for trace compound identification [14,15]. AI-designed nanomaterials can be tailored with specific optical, electrical, or chemical properties optimized for forensic applications, such as quantum dots engineered for enhanced fingerprint fluorescence imaging or metallic nanoparticles designed for surface-enhanced Raman spectroscopy (SERS) of illicit substances [16,17]. This chapter presents a comprehensive examination of AI-assisted approaches for nanomaterial design, organized around the key computational methodologies, their applications in materials discovery, and their specific relevance to forensic nanotechnology.</w:t>
+      </w:r>
+    </w:p>
+    <w:p>
+      <w:pPr>
+        <w:pStyle w:val="Heading2"/>
+      </w:pPr>
+      <w:r>
+        <w:rPr>
+          <w:b/>
+          <w:sz w:val="28"/>
+          <w:szCs w:val="28"/>
+        </w:rPr>
+        <w:t xml:space="preserve">1.2 Fundamentals of Nanomaterials and Conventional Design Limitations</w:t>
+      </w:r>
+    </w:p>
+    <w:p>
+      <w:pPr/>
+      <w:r>
+        <w:rPr>
+          <w:sz w:val="24"/>
+          <w:szCs w:val="24"/>
+          <w:rFonts w:ascii="Times New Roman" w:hAnsi="Times New Roman"/>
+        </w:rPr>
+        <w:t xml:space="preserve">Nanomaterials encompass a diverse range of structures including nanoparticles, nanowires, nanotubes, quantum dots, two-dimensional materials, and nanocomposites, each exhibiting distinct physicochemical properties determined by their size, shape, composition, crystallinity, and surface chemistry. The unique properties of nanomaterials emerge from quantum mechanical effects that become dominant at the nanoscale, including quantum confinement in semiconductor nanocrystals, localized surface plasmon resonance in metallic nanoparticles, and enhanced catalytic activity due to increased surface atom fractions [5].</w:t>
+      </w:r>
+    </w:p>
+    <w:p>
+      <w:pPr/>
+      <w:r>
+        <w:rPr>
+          <w:sz w:val="24"/>
+          <w:szCs w:val="24"/>
+          <w:rFonts w:ascii="Times New Roman" w:hAnsi="Times New Roman"/>
+        </w:rPr>
+        <w:t xml:space="preserve">Conventional approaches to nanomaterial design have traditionally followed an iterative cycle of hypothesis formulation, experimental synthesis, characterization, and property evaluation. This Edisonian approach, while responsible for numerous discoveries, suffers from fundamental limitations: the vast combinatorial space of possible compositions and structures makes exhaustive exploration infeasible; the complex and often counterintuitive relationships between synthesis parameters and resulting properties resist simple analytical modeling; and the time and cost associated with each experimental iteration severely constrain the rate of discovery [1]. For instance, the design space for ternary metal oxide nanoparticles considering only composition, size, and morphology variables exceeds 10^15 possible combinations, rendering systematic experimental exploration impractical.</w:t>
+      </w:r>
+    </w:p>
+    <w:p>
+      <w:pPr>
+        <w:pStyle w:val="Heading2"/>
+      </w:pPr>
+      <w:r>
+        <w:rPr>
+          <w:b/>
+          <w:sz w:val="28"/>
+          <w:szCs w:val="28"/>
+        </w:rPr>
+        <w:t xml:space="preserve">1.3 Emergence of AI in Materials Science</w:t>
+      </w:r>
+    </w:p>
+    <w:p>
+      <w:pPr/>
+      <w:r>
+        <w:rPr>
+          <w:sz w:val="24"/>
+          <w:szCs w:val="24"/>
+          <w:rFonts w:ascii="Times New Roman" w:hAnsi="Times New Roman"/>
+        </w:rPr>
+        <w:t xml:space="preserve">The application of artificial intelligence to materials science has evolved through several distinct phases. Early computational materials science relied on physics-based simulations including density functional theory (DFT), molecular dynamics, and finite element methods. While highly accurate, these methods are computationally expensive, often requiring days to weeks for a single calculation, limiting their throughput for materials screening campaigns [2].</w:t>
+      </w:r>
+    </w:p>
+    <w:p>
+      <w:pPr/>
+      <w:r>
+        <w:rPr>
+          <w:sz w:val="24"/>
+          <w:szCs w:val="24"/>
+          <w:rFonts w:ascii="Times New Roman" w:hAnsi="Times New Roman"/>
+        </w:rPr>
+        <w:t xml:space="preserve">The emergence of materials informatics in the 2010s marked a paradigm shift toward data-driven approaches. The establishment of large-scale computational databases including the Materials Project [10], the Open Quantum Materials Database (OQMD), the Inorganic Crystal Structure Database (ICSD), and the Novel Materials Discovery (NOMAD) repository provided the training data necessary for machine learning models. Simultaneously, advances in algorithm development, computational hardware, and software frameworks democratized access to sophisticated ML techniques.</w:t>
+      </w:r>
+    </w:p>
+    <w:p>
+      <w:pPr/>
+      <w:r>
+        <w:rPr>
+          <w:sz w:val="24"/>
+          <w:szCs w:val="24"/>
+          <w:rFonts w:ascii="Times New Roman" w:hAnsi="Times New Roman"/>
+        </w:rPr>
+        <w:t xml:space="preserve">The AI workflow for nanomaterial discovery typically follows an iterative cycle comprising: (1) data collection and curation from experimental literature and computational databases; (2) feature engineering and descriptor selection to encode material characteristics numerically; (3) model training, validation, and selection using appropriate ML architectures; (4) property prediction and virtual screening of candidate materials; (5) inverse design to generate novel structures with target properties; and (6) experimental validation with active learning feedback to refine models iteratively [3,4].</w:t>
       </w:r>
     </w:p>
     <w:p>
@@ -213,7 +294,7 @@
           <w:sz w:val="24"/>
           <w:szCs w:val="24"/>
         </w:rPr>
-        <w:t xml:space="preserve">[FIGURE 1]</w:t>
+        <w:t xml:space="preserve">[FIGURE 1 - See Figure_1.png]</w:t>
       </w:r>
     </w:p>
     <w:p>
@@ -231,7 +312,7 @@
           <w:sz w:val="20"/>
           <w:szCs w:val="20"/>
         </w:rPr>
-        <w:t xml:space="preserve">Workflow diagram: Data Sources -&gt; Feature Engineering -&gt; ML Model Training -&gt; Property Prediction -&gt; Inverse Design -&gt; Experimental Validation -&gt; Active Learning Feedback Loop</w:t>
+        <w:t xml:space="preserve">Workflow: Data Sources -&gt; Feature Engineering -&gt; ML Training -&gt; Property Prediction -&gt; Inverse Design -&gt; Experimental Validation -&gt; Feedback Loop</w:t>
       </w:r>
     </w:p>
     <w:p>
@@ -250,8 +331,13 @@
       </w:r>
     </w:p>
     <w:p>
-      <w:pPr>
-        <w:pStyle w:val="Heading2"/>
+      <w:r>
+        <w:br w:type="page"/>
+      </w:r>
+    </w:p>
+    <w:p>
+      <w:pPr>
+        <w:pStyle w:val="Heading1"/>
       </w:pPr>
       <w:r>
         <w:rPr>
@@ -259,29 +345,7 @@
           <w:sz w:val="32"/>
           <w:szCs w:val="32"/>
         </w:rPr>
-        <w:t xml:space="preserve">1.2 Fundamentals of Nanomaterials and Conventional Design Limitations</w:t>
-      </w:r>
-    </w:p>
-    <w:p>
-      <w:pPr/>
-      <w:r>
-        <w:rPr>
-          <w:sz w:val="24"/>
-          <w:szCs w:val="24"/>
-          <w:rFonts w:ascii="Times New Roman" w:hAnsi="Times New Roman"/>
-        </w:rPr>
-        <w:t xml:space="preserve">Nanomaterials encompass a diverse range of structures including nanoparticles, nanowires, nanotubes, quantum dots, two-dimensional materials, and nanocomposites, each exhibiting distinct physicochemical properties determined by their size, shape, composition, crystallinity, and surface chemistry. The unique properties of nanomaterials emerge from quantum mechanical effects that become dominant at the nanoscale, including quantum confinement in semiconductor nanocrystals, localized surface plasmon resonance in metallic nanoparticles, and enhanced catalytic activity due to increased surface atom fractions (Roduner, 2006).</w:t>
-      </w:r>
-    </w:p>
-    <w:p>
-      <w:pPr/>
-      <w:r>
-        <w:rPr>
-          <w:sz w:val="24"/>
-          <w:szCs w:val="24"/>
-          <w:rFonts w:ascii="Times New Roman" w:hAnsi="Times New Roman"/>
-        </w:rPr>
-        <w:t xml:space="preserve">Conventional approaches to nanomaterial design have traditionally followed an iterative cycle of hypothesis formulation, experimental synthesis, characterization, and property evaluation. This Edisonian approach, while responsible for numerous discoveries, suffers from fundamental limitations: the vast combinatorial space of possible compositions and structures makes exhaustive exploration infeasible; the complex and often counterintuitive relationships between synthesis parameters and resulting properties resist simple analytical modeling; and the time and cost associated with each experimental iteration severely constrain the rate of discovery (Butler et al., 2018). For instance, the design space for ternary metal oxide nanoparticles considering only composition, size, and morphology variables exceeds 10^15 possible combinations, rendering systematic experimental exploration impractical.</w:t>
+        <w:t xml:space="preserve">2. ARTIFICIAL INTELLIGENCE TECHNIQUES FOR NANOMATERIAL DESIGN</w:t>
       </w:r>
     </w:p>
     <w:p>
@@ -291,61 +355,43 @@
       <w:r>
         <w:rPr>
           <w:b/>
-          <w:sz w:val="32"/>
-          <w:szCs w:val="32"/>
-        </w:rPr>
-        <w:t xml:space="preserve">1.3 Emergence of AI in Materials Science</w:t>
-      </w:r>
-    </w:p>
-    <w:p>
-      <w:pPr/>
-      <w:r>
-        <w:rPr>
-          <w:sz w:val="24"/>
-          <w:szCs w:val="24"/>
-          <w:rFonts w:ascii="Times New Roman" w:hAnsi="Times New Roman"/>
-        </w:rPr>
-        <w:t xml:space="preserve">The application of artificial intelligence to materials science has evolved through several distinct phases. Early computational materials science relied on physics-based simulations including density functional theory (DFT), molecular dynamics, and finite element methods. While highly accurate, these methods are computationally expensive, often requiring days to weeks for a single calculation, limiting their throughput for materials screening campaigns (Curtarolo et al., 2013).</w:t>
-      </w:r>
-    </w:p>
-    <w:p>
-      <w:pPr/>
-      <w:r>
-        <w:rPr>
-          <w:sz w:val="24"/>
-          <w:szCs w:val="24"/>
-          <w:rFonts w:ascii="Times New Roman" w:hAnsi="Times New Roman"/>
-        </w:rPr>
-        <w:t xml:space="preserve">The emergence of materials informatics in the 2010s marked a paradigm shift toward data-driven approaches. The establishment of large-scale computational databases including the Materials Project (Jain et al., 2013), the Open Quantum Materials Database (OQMD), the Inorganic Crystal Structure Database (ICSD), and the Novel Materials Discovery (NOMAD) repository provided the training data necessary for machine learning models. Simultaneously, advances in algorithm development, computational hardware, and software frameworks democratized access to sophisticated ML techniques.</w:t>
-      </w:r>
-    </w:p>
-    <w:p>
-      <w:pPr/>
-      <w:r>
-        <w:rPr>
-          <w:sz w:val="24"/>
-          <w:szCs w:val="24"/>
-          <w:rFonts w:ascii="Times New Roman" w:hAnsi="Times New Roman"/>
-        </w:rPr>
-        <w:t xml:space="preserve">The AI workflow for nanomaterial discovery typically follows an iterative cycle comprising: (1) data collection and curation from experimental literature and computational databases; (2) feature engineering and descriptor selection to encode material characteristics numerically; (3) model training, validation, and selection using appropriate ML architectures; (4) property prediction and virtual screening of candidate materials; (5) inverse design to generate novel structures with target properties; and (6) experimental validation with active learning feedback to refine models iteratively (Himanen et al., 2019; Choudhary et al., 2022).</w:t>
-      </w:r>
-    </w:p>
-    <w:p>
-      <w:r>
-        <w:br w:type="page"/>
-      </w:r>
-    </w:p>
-    <w:p>
-      <w:pPr>
-        <w:pStyle w:val="Heading1"/>
-      </w:pPr>
-      <w:r>
-        <w:rPr>
-          <w:b/>
-          <w:sz w:val="36"/>
-          <w:szCs w:val="36"/>
-        </w:rPr>
-        <w:t xml:space="preserve">2. ARTIFICIAL INTELLIGENCE TECHNIQUES FOR NANOMATERIAL DESIGN</w:t>
+          <w:sz w:val="28"/>
+          <w:szCs w:val="28"/>
+        </w:rPr>
+        <w:t xml:space="preserve">2.1 Machine Learning Approaches</w:t>
+      </w:r>
+    </w:p>
+    <w:p>
+      <w:pPr/>
+      <w:r>
+        <w:rPr>
+          <w:sz w:val="24"/>
+          <w:szCs w:val="24"/>
+          <w:rFonts w:ascii="Times New Roman" w:hAnsi="Times New Roman"/>
+        </w:rPr>
+        <w:t xml:space="preserve">Machine learning, a subset of artificial intelligence, encompasses computational algorithms that improve their performance on specific tasks through experience with data, without being explicitly programmed for each scenario [18]. In the context of nanomaterial design, ML paradigms are broadly categorized into supervised learning, unsupervised learning, semi-supervised learning, and reinforcement learning, each offering distinct advantages for different aspects of the materials design pipeline [19].</w:t>
+      </w:r>
+    </w:p>
+    <w:p>
+      <w:pPr/>
+      <w:r>
+        <w:rPr>
+          <w:sz w:val="24"/>
+          <w:szCs w:val="24"/>
+          <w:rFonts w:ascii="Times New Roman" w:hAnsi="Times New Roman"/>
+        </w:rPr>
+        <w:t xml:space="preserve">Supervised learning algorithms learn mappings from input features (descriptors) to target properties using labeled training data. Common algorithms include random forests (RF), support vector machines (SVM), gradient boosting methods such as XGBoost and LightGBM, and artificial neural networks [20]. These methods are widely employed for property prediction tasks, where molecular or structural descriptors serve as inputs and material properties such as band gap, elastic modulus, or catalytic activity serve as targets [21]. Unsupervised learning algorithms identify patterns and groupings within unlabeled data, enabling materials clustering, dimensionality reduction, and anomaly detection [22]. Principal component analysis (PCA), t-distributed stochastic neighbor embedding (t-SNE), and UMAP are frequently applied to organize large materials databases and identify structural families with similar property profiles.</w:t>
+      </w:r>
+    </w:p>
+    <w:p>
+      <w:pPr/>
+      <w:r>
+        <w:rPr>
+          <w:sz w:val="24"/>
+          <w:szCs w:val="24"/>
+          <w:rFonts w:ascii="Times New Roman" w:hAnsi="Times New Roman"/>
+        </w:rPr>
+        <w:t xml:space="preserve">The success of ML models for nanomaterial property prediction depends critically on the quality and informativeness of input features, commonly termed descriptors [31]. Feature engineering encompasses compositional descriptors encoding elemental properties [32], structural descriptors capturing geometric information through radial distribution functions and SOAP descriptors [33], electronic descriptors from DFT calculations [34], and process descriptors encoding synthesis conditions. Reinforcement learning (RL) represents a fundamentally different paradigm where an agent learns optimal decision-making strategies through trial-and-error interactions with an environment [23]. In nanomaterial design, RL agents can learn to navigate chemical composition spaces, optimizing material properties by sequentially selecting atoms, functional groups, or synthesis parameters [24].</w:t>
       </w:r>
     </w:p>
     <w:p>
@@ -355,43 +401,32 @@
       <w:r>
         <w:rPr>
           <w:b/>
-          <w:sz w:val="32"/>
-          <w:szCs w:val="32"/>
-        </w:rPr>
-        <w:t xml:space="preserve">2.1 Machine Learning Approaches</w:t>
-      </w:r>
-    </w:p>
-    <w:p>
-      <w:pPr/>
-      <w:r>
-        <w:rPr>
-          <w:sz w:val="24"/>
-          <w:szCs w:val="24"/>
-          <w:rFonts w:ascii="Times New Roman" w:hAnsi="Times New Roman"/>
-        </w:rPr>
-        <w:t xml:space="preserve">Machine learning, a subset of artificial intelligence, encompasses computational algorithms that improve their performance on specific tasks through experience with data, without being explicitly programmed for each scenario (Jordan &amp; Mitchell, 2015). In the context of nanomaterial design, ML paradigms are broadly categorized into supervised learning, unsupervised learning, semi-supervised learning, and reinforcement learning, each offering distinct advantages for different aspects of the materials design pipeline (Ward et al., 2016).</w:t>
-      </w:r>
-    </w:p>
-    <w:p>
-      <w:pPr/>
-      <w:r>
-        <w:rPr>
-          <w:sz w:val="24"/>
-          <w:szCs w:val="24"/>
-          <w:rFonts w:ascii="Times New Roman" w:hAnsi="Times New Roman"/>
-        </w:rPr>
-        <w:t xml:space="preserve">Supervised learning algorithms learn mappings from input features (descriptors) to target properties using labeled training data. Common algorithms include random forests (RF), support vector machines (SVM), gradient boosting methods such as XGBoost and LightGBM, and artificial neural networks (Friedman, 2001). These methods are widely employed for property prediction tasks, where molecular or structural descriptors serve as inputs and material properties such as band gap, elastic modulus, or catalytic activity serve as targets (Pilania et al., 2013). Unsupervised learning algorithms identify patterns and groupings within unlabeled data, enabling materials clustering, dimensionality reduction, and anomaly detection (Ceriotti, 2019). Principal component analysis (PCA), t-distributed stochastic neighbor embedding (t-SNE), and UMAP are frequently applied to organize large materials databases and identify structural families with similar property profiles.</w:t>
-      </w:r>
-    </w:p>
-    <w:p>
-      <w:pPr/>
-      <w:r>
-        <w:rPr>
-          <w:sz w:val="24"/>
-          <w:szCs w:val="24"/>
-          <w:rFonts w:ascii="Times New Roman" w:hAnsi="Times New Roman"/>
-        </w:rPr>
-        <w:t xml:space="preserve">Reinforcement learning (RL) represents a fundamentally different paradigm where an agent learns optimal decision-making strategies through trial-and-error interactions with an environment (Sutton &amp; Barto, 2018). In nanomaterial design, RL agents can learn to navigate chemical composition spaces, optimizing material properties by sequentially selecting atoms, functional groups, or synthesis parameters (Zhou et al., 2019). The success of ML models for nanomaterial property prediction depends critically on the quality and informativeness of input features, commonly termed descriptors (Ghiringhelli et al., 2015). Feature engineering encompasses compositional descriptors encoding elemental properties (Ward et al., 2018), structural descriptors capturing geometric information through radial distribution functions and SOAP descriptors (Bartok et al., 2013), electronic descriptors from DFT calculations (Zhuo et al., 2018), and process descriptors encoding synthesis conditions.</w:t>
+          <w:sz w:val="28"/>
+          <w:szCs w:val="28"/>
+        </w:rPr>
+        <w:t xml:space="preserve">2.2 Deep Learning Architectures for Nanomaterials</w:t>
+      </w:r>
+    </w:p>
+    <w:p>
+      <w:pPr/>
+      <w:r>
+        <w:rPr>
+          <w:sz w:val="24"/>
+          <w:szCs w:val="24"/>
+          <w:rFonts w:ascii="Times New Roman" w:hAnsi="Times New Roman"/>
+        </w:rPr>
+        <w:t xml:space="preserve">Deep learning extends traditional machine learning through multi-layered neural network architectures capable of learning hierarchical representations directly from raw data [25]. Several architectures have proven particularly effective for nanomaterial design. Convolutional Neural Networks (CNNs) excel at processing grid-structured data and have been applied extensively to microscopy image analysis for automated nanostructure classification and defect detection [26]. Graph Neural Networks (GNNs) represent materials as graphs where atoms are nodes and chemical bonds are edges, achieving state-of-the-art property prediction through message-passing operations that naturally encode crystallographic symmetries and periodic boundary conditions [12,13].</w:t>
+      </w:r>
+    </w:p>
+    <w:p>
+      <w:pPr/>
+      <w:r>
+        <w:rPr>
+          <w:sz w:val="24"/>
+          <w:szCs w:val="24"/>
+          <w:rFonts w:ascii="Times New Roman" w:hAnsi="Times New Roman"/>
+        </w:rPr>
+        <w:t xml:space="preserve">The Crystal Graph Convolutional Neural Network (CGCNN) and Materials Graph Network (MEGNet) frameworks have demonstrated remarkable accuracy in predicting formation energies, band gaps, and elastic properties approaching DFT-level uncertainty with computational costs reduced by several orders of magnitude [27]. Transformer architectures, originally developed for natural language processing, have been adapted for materials science applications including text mining of scientific literature and multi-modal property prediction [28]. Variational Autoencoders (VAEs) and Generative Adversarial Networks (GANs) represent generative deep learning approaches capable of producing entirely novel material structures not present in training databases [29,30].</w:t>
       </w:r>
     </w:p>
     <w:p>
@@ -401,32 +436,148 @@
       <w:r>
         <w:rPr>
           <w:b/>
-          <w:sz w:val="32"/>
-          <w:szCs w:val="32"/>
-        </w:rPr>
-        <w:t xml:space="preserve">2.2 Deep Learning Architectures for Nanomaterials</w:t>
-      </w:r>
-    </w:p>
-    <w:p>
-      <w:pPr/>
-      <w:r>
-        <w:rPr>
-          <w:sz w:val="24"/>
-          <w:szCs w:val="24"/>
-          <w:rFonts w:ascii="Times New Roman" w:hAnsi="Times New Roman"/>
-        </w:rPr>
-        <w:t xml:space="preserve">Deep learning extends traditional machine learning through multi-layered neural network architectures capable of learning hierarchical representations directly from raw data (LeCun et al., 2015). Several architectures have proven particularly effective for nanomaterial design. Convolutional Neural Networks (CNNs) excel at processing grid-structured data and have been applied extensively to microscopy image analysis for automated nanostructure classification and defect detection (Modarres et al., 2017). Graph Neural Networks (GNNs) represent materials as graphs where atoms are nodes and chemical bonds are edges, achieving state-of-the-art property prediction through message-passing operations that naturally encode crystallographic symmetries and periodic boundary conditions (Xie &amp; Grossman, 2018; Chen et al., 2019).</w:t>
-      </w:r>
-    </w:p>
-    <w:p>
-      <w:pPr/>
-      <w:r>
-        <w:rPr>
-          <w:sz w:val="24"/>
-          <w:szCs w:val="24"/>
-          <w:rFonts w:ascii="Times New Roman" w:hAnsi="Times New Roman"/>
-        </w:rPr>
-        <w:t xml:space="preserve">The Crystal Graph Convolutional Neural Network (CGCNN) and Materials Graph Network (MEGNet) frameworks have demonstrated remarkable accuracy in predicting formation energies, band gaps, and elastic properties approaching DFT-level uncertainty with computational costs reduced by several orders of magnitude (Chen &amp; Ong, 2022). Transformer architectures, originally developed for natural language processing, have been adapted for materials science applications including text mining of scientific literature and multi-modal property prediction (Jablonka et al., 2024). Variational Autoencoders (VAEs) and Generative Adversarial Networks (GANs) represent generative deep learning approaches capable of producing entirely novel material structures not present in training databases (Kingma &amp; Welling, 2019; Goodfellow et al., 2014).</w:t>
+          <w:sz w:val="28"/>
+          <w:szCs w:val="28"/>
+        </w:rPr>
+        <w:t xml:space="preserve">2.3 Generative AI and Inverse Materials Design</w:t>
+      </w:r>
+    </w:p>
+    <w:p>
+      <w:pPr/>
+      <w:r>
+        <w:rPr>
+          <w:sz w:val="24"/>
+          <w:szCs w:val="24"/>
+          <w:rFonts w:ascii="Times New Roman" w:hAnsi="Times New Roman"/>
+        </w:rPr>
+        <w:t xml:space="preserve">Inverse design represents a paradigm shift from the traditional forward approach by starting with desired target properties and computationally generating material structures that satisfy these specifications [38,39]. For nanomaterials, inverse design must simultaneously optimize composition, crystal structure, morphology, size distribution, surface functionalization, and defect chemistry to achieve multiple target properties within specified constraints [40].</w:t>
+      </w:r>
+    </w:p>
+    <w:p>
+      <w:pPr/>
+      <w:r>
+        <w:rPr>
+          <w:sz w:val="24"/>
+          <w:szCs w:val="24"/>
+          <w:rFonts w:ascii="Times New Roman" w:hAnsi="Times New Roman"/>
+        </w:rPr>
+        <w:t xml:space="preserve">Variational Autoencoders encode materials into a continuous latent space through an encoder network and reconstruct structures from latent vectors through a decoder network. The regularized latent space enables smooth interpolation between known materials and generation of novel compositions by sampling unexplored regions [29]. Applications include generation of novel zeolite frameworks from databases of over 30,000 known structures, and nanoparticle morphologies conditioned on target optical responses [40,41].</w:t>
+      </w:r>
+    </w:p>
+    <w:p>
+      <w:pPr/>
+      <w:r>
+        <w:rPr>
+          <w:sz w:val="24"/>
+          <w:szCs w:val="24"/>
+          <w:rFonts w:ascii="Times New Roman" w:hAnsi="Times New Roman"/>
+        </w:rPr>
+        <w:t xml:space="preserve">Generative Adversarial Networks consist of competing generator and discriminator networks trained adversarially. Conditional GANs (cGANs) enable targeted inverse design by conditioning the generator on desired property vectors [30]. Applications include generation of porous materials with specified surface areas and pore volumes, plasmonic nanostructure design for maximum electromagnetic enhancement [42], and creation of graphene/BN hybrid structures with tailored electronic properties [43]. The AlloyGAN framework combines large language model text mining with conditional GANs for inverse alloy design [44].</w:t>
+      </w:r>
+    </w:p>
+    <w:p>
+      <w:pPr/>
+      <w:r>
+        <w:rPr>
+          <w:sz w:val="24"/>
+          <w:szCs w:val="24"/>
+          <w:rFonts w:ascii="Times New Roman" w:hAnsi="Times New Roman"/>
+        </w:rPr>
+        <w:t xml:space="preserve">Denoising diffusion probabilistic models (DDPMs) represent the latest advancement in generative materials design, offering superior training stability and excellent mode coverage compared to GANs [45]. The DiffCSP framework achieves greater than 90% generation success for known thermodynamically stable materials. Equivariant diffusion models that respect physical symmetries of crystal structures generate materials with correct space group symmetries without requiring data augmentation. The Crystal Diffusion Variational Autoencoder (CDVAE) combines diffusion processes with variational inference for periodic structure generation [48].</w:t>
+      </w:r>
+    </w:p>
+    <w:p>
+      <w:pPr>
+        <w:pStyle w:val="Heading2"/>
+      </w:pPr>
+      <w:r>
+        <w:rPr>
+          <w:b/>
+          <w:sz w:val="28"/>
+          <w:szCs w:val="28"/>
+        </w:rPr>
+        <w:t xml:space="preserve">2.4 Reinforcement Learning and Bayesian Optimization</w:t>
+      </w:r>
+    </w:p>
+    <w:p>
+      <w:pPr/>
+      <w:r>
+        <w:rPr>
+          <w:sz w:val="24"/>
+          <w:szCs w:val="24"/>
+          <w:rFonts w:ascii="Times New Roman" w:hAnsi="Times New Roman"/>
+        </w:rPr>
+        <w:t xml:space="preserve">Reinforcement learning formulates nanomaterial design as a sequential decision-making problem with states representing current material configurations, actions corresponding to atomic or compositional modifications, and rewards derived from property evaluations [23,24]. Deep Q-Networks (DQN) and Proximal Policy Optimization (PPO) algorithms have discovered compositions with properties 2-5 times superior to random search baselines [46]. RL agents can optimize element ordering in bimetallic nanoparticles to simultaneously maximize catalytic activity and stability [47]. Reinforcement fine-tuning of generative models combines the strengths of discriminative and generative capabilities, enabling property-directed generation [48].</w:t>
+      </w:r>
+    </w:p>
+    <w:p>
+      <w:pPr/>
+      <w:r>
+        <w:rPr>
+          <w:sz w:val="24"/>
+          <w:szCs w:val="24"/>
+          <w:rFonts w:ascii="Times New Roman" w:hAnsi="Times New Roman"/>
+        </w:rPr>
+        <w:t xml:space="preserve">Bayesian optimization constructs probabilistic surrogate models, typically Gaussian processes, to approximate expensive objective functions and uses acquisition functions such as expected improvement or upper confidence bound to select the most informative next experiments [49]. This approach is particularly valuable for nanomaterial synthesis optimization where each experiment is costly and time-consuming. Applications include optimization of hydrothermal synthesis temperatures and pressures, chemical vapor deposition (CVD) parameter tuning for graphene growth, electrospinning conditions for nanofiber morphology control, and microfluidic mixing optimization for nanoparticle size uniformity. Multi-objective Bayesian optimization generates Pareto-optimal conditions that balance competing properties.</w:t>
+      </w:r>
+    </w:p>
+    <w:p>
+      <w:pPr>
+        <w:pStyle w:val="Heading2"/>
+      </w:pPr>
+      <w:r>
+        <w:rPr>
+          <w:b/>
+          <w:sz w:val="28"/>
+          <w:szCs w:val="28"/>
+        </w:rPr>
+        <w:t xml:space="preserve">2.5 High-Throughput Screening and Autonomous Experimentation</w:t>
+      </w:r>
+    </w:p>
+    <w:p>
+      <w:pPr/>
+      <w:r>
+        <w:rPr>
+          <w:sz w:val="24"/>
+          <w:szCs w:val="24"/>
+          <w:rFonts w:ascii="Times New Roman" w:hAnsi="Times New Roman"/>
+        </w:rPr>
+        <w:t xml:space="preserve">High-throughput virtual screening leverages ML surrogate models to rapidly assess millions of candidate materials through hierarchical filtering pipelines [2,10]. A typical screening workflow proceeds through stages: combinatorial enumeration of candidate compositions, thermodynamic stability screening using formation energy predictions, target property evaluation using trained ML models, DFT validation of top candidates, and synthesis feasibility assessment. GNN models enable crystal-structure-aware screening that accounts for polymorphism and structural diversity [13,27].</w:t>
+      </w:r>
+    </w:p>
+    <w:p>
+      <w:pPr/>
+      <w:r>
+        <w:rPr>
+          <w:sz w:val="24"/>
+          <w:szCs w:val="24"/>
+          <w:rFonts w:ascii="Times New Roman" w:hAnsi="Times New Roman"/>
+        </w:rPr>
+        <w:t xml:space="preserve">Active learning represents an intelligent data acquisition strategy that selects the most informative experiments to maximize information gain per sample [52]. By combining uncertainty quantification with acquisition functions, active learning campaigns have demonstrated 3-10 times improvement in discovery efficiency compared to random experimental campaigns. Self-driving laboratories combine AI-driven experimental design with robotic synthesis platforms and automated characterization instruments, enabling closed-loop optimization without human intervention [53]. These autonomous platforms have achieved greater than 95% morphological yield for gold nanostructures in fewer than 100 iterations, while neural network interatomic potentials enable rapid molecular dynamics simulations at near-DFT accuracy for property evaluation [36].</w:t>
+      </w:r>
+    </w:p>
+    <w:p>
+      <w:pPr>
+        <w:pStyle w:val="Heading2"/>
+      </w:pPr>
+      <w:r>
+        <w:rPr>
+          <w:b/>
+          <w:sz w:val="28"/>
+          <w:szCs w:val="28"/>
+        </w:rPr>
+        <w:t xml:space="preserve">2.6 Foundation Models and Large Language Models</w:t>
+      </w:r>
+    </w:p>
+    <w:p>
+      <w:pPr/>
+      <w:r>
+        <w:rPr>
+          <w:sz w:val="24"/>
+          <w:szCs w:val="24"/>
+          <w:rFonts w:ascii="Times New Roman" w:hAnsi="Times New Roman"/>
+        </w:rPr>
+        <w:t xml:space="preserve">Large language models (LLMs) trained on scientific literature represent an emerging frontier in materials informatics, capable of extracting synthesis procedures, property data, and structure-property relationships from unstructured text [28]. Multi-modal foundation models that integrate textual descriptions, crystal structures, spectra, and microscopy images could enable natural language specification of desired nanomaterial properties. Genetic algorithms that simulate biological evolution through selection, crossover, and mutation operations provide complementary optimization capabilities for nanomaterial design [50]. ML surrogate models accelerate fitness evaluation, while GA-RL hybrid approaches enable multi-objective optimization of complex nanoparticle systems [51]. Challenges with LLMs include hallucination of non-existent materials and limited quantitative accuracy for numerical property predictions.</w:t>
       </w:r>
     </w:p>
     <w:p>
@@ -470,7 +621,6 @@
                 <w:b/>
                 <w:sz w:val="20"/>
                 <w:szCs w:val="20"/>
-                <w:rFonts w:ascii="Times New Roman" w:hAnsi="Times New Roman"/>
                 <w:color w:val="FFFFFF"/>
               </w:rPr>
               <w:t xml:space="preserve">Architecture</w:t>
@@ -490,7 +640,6 @@
                 <w:b/>
                 <w:sz w:val="20"/>
                 <w:szCs w:val="20"/>
-                <w:rFonts w:ascii="Times New Roman" w:hAnsi="Times New Roman"/>
                 <w:color w:val="FFFFFF"/>
               </w:rPr>
               <w:t xml:space="preserve">Input Type</w:t>
@@ -510,7 +659,6 @@
                 <w:b/>
                 <w:sz w:val="20"/>
                 <w:szCs w:val="20"/>
-                <w:rFonts w:ascii="Times New Roman" w:hAnsi="Times New Roman"/>
                 <w:color w:val="FFFFFF"/>
               </w:rPr>
               <w:t xml:space="preserve">Key Applications</w:t>
@@ -530,7 +678,6 @@
                 <w:b/>
                 <w:sz w:val="20"/>
                 <w:szCs w:val="20"/>
-                <w:rFonts w:ascii="Times New Roman" w:hAnsi="Times New Roman"/>
                 <w:color w:val="FFFFFF"/>
               </w:rPr>
               <w:t xml:space="preserve">Advantages</w:t>
@@ -550,7 +697,6 @@
                 <w:b/>
                 <w:sz w:val="20"/>
                 <w:szCs w:val="20"/>
-                <w:rFonts w:ascii="Times New Roman" w:hAnsi="Times New Roman"/>
                 <w:color w:val="FFFFFF"/>
               </w:rPr>
               <w:t xml:space="preserve">Limitations</w:t>
@@ -566,7 +712,6 @@
               <w:rPr>
                 <w:sz w:val="20"/>
                 <w:szCs w:val="20"/>
-                <w:rFonts w:ascii="Times New Roman" w:hAnsi="Times New Roman"/>
               </w:rPr>
               <w:t xml:space="preserve">CNN</w:t>
             </w:r>
@@ -579,48 +724,44 @@
               <w:rPr>
                 <w:sz w:val="20"/>
                 <w:szCs w:val="20"/>
-                <w:rFonts w:ascii="Times New Roman" w:hAnsi="Times New Roman"/>
-              </w:rPr>
-              <w:t xml:space="preserve">Grid/Image data</w:t>
-            </w:r>
-          </w:p>
-        </w:tc>
-        <w:tc>
-          <w:p>
-            <w:pPr/>
-            <w:r>
-              <w:rPr>
-                <w:sz w:val="20"/>
-                <w:szCs w:val="20"/>
-                <w:rFonts w:ascii="Times New Roman" w:hAnsi="Times New Roman"/>
-              </w:rPr>
-              <w:t xml:space="preserve">Microscopy analysis, diffraction pattern classification</w:t>
-            </w:r>
-          </w:p>
-        </w:tc>
-        <w:tc>
-          <w:p>
-            <w:pPr/>
-            <w:r>
-              <w:rPr>
-                <w:sz w:val="20"/>
-                <w:szCs w:val="20"/>
-                <w:rFonts w:ascii="Times New Roman" w:hAnsi="Times New Roman"/>
-              </w:rPr>
-              <w:t xml:space="preserve">Spatial feature extraction, translation invariance</w:t>
-            </w:r>
-          </w:p>
-        </w:tc>
-        <w:tc>
-          <w:p>
-            <w:pPr/>
-            <w:r>
-              <w:rPr>
-                <w:sz w:val="20"/>
-                <w:szCs w:val="20"/>
-                <w:rFonts w:ascii="Times New Roman" w:hAnsi="Times New Roman"/>
-              </w:rPr>
-              <w:t xml:space="preserve">Fixed input size requirement</w:t>
+              </w:rPr>
+              <w:t xml:space="preserve">Grid/Image</w:t>
+            </w:r>
+          </w:p>
+        </w:tc>
+        <w:tc>
+          <w:p>
+            <w:pPr/>
+            <w:r>
+              <w:rPr>
+                <w:sz w:val="20"/>
+                <w:szCs w:val="20"/>
+              </w:rPr>
+              <w:t xml:space="preserve">Microscopy analysis, diffraction</w:t>
+            </w:r>
+          </w:p>
+        </w:tc>
+        <w:tc>
+          <w:p>
+            <w:pPr/>
+            <w:r>
+              <w:rPr>
+                <w:sz w:val="20"/>
+                <w:szCs w:val="20"/>
+              </w:rPr>
+              <w:t xml:space="preserve">Spatial features, translation invariance</w:t>
+            </w:r>
+          </w:p>
+        </w:tc>
+        <w:tc>
+          <w:p>
+            <w:pPr/>
+            <w:r>
+              <w:rPr>
+                <w:sz w:val="20"/>
+                <w:szCs w:val="20"/>
+              </w:rPr>
+              <w:t xml:space="preserve">Fixed input size</w:t>
             </w:r>
           </w:p>
         </w:tc>
@@ -633,7 +774,6 @@
               <w:rPr>
                 <w:sz w:val="20"/>
                 <w:szCs w:val="20"/>
-                <w:rFonts w:ascii="Times New Roman" w:hAnsi="Times New Roman"/>
               </w:rPr>
               <w:t xml:space="preserve">GNN</w:t>
             </w:r>
@@ -646,7 +786,6 @@
               <w:rPr>
                 <w:sz w:val="20"/>
                 <w:szCs w:val="20"/>
-                <w:rFonts w:ascii="Times New Roman" w:hAnsi="Times New Roman"/>
               </w:rPr>
               <w:t xml:space="preserve">Graph (atoms/bonds)</w:t>
             </w:r>
@@ -659,20 +798,18 @@
               <w:rPr>
                 <w:sz w:val="20"/>
                 <w:szCs w:val="20"/>
-                <w:rFonts w:ascii="Times New Roman" w:hAnsi="Times New Roman"/>
-              </w:rPr>
-              <w:t xml:space="preserve">Property prediction, structure generation</w:t>
-            </w:r>
-          </w:p>
-        </w:tc>
-        <w:tc>
-          <w:p>
-            <w:pPr/>
-            <w:r>
-              <w:rPr>
-                <w:sz w:val="20"/>
-                <w:szCs w:val="20"/>
-                <w:rFonts w:ascii="Times New Roman" w:hAnsi="Times New Roman"/>
+              </w:rPr>
+              <w:t xml:space="preserve">Property prediction, generation</w:t>
+            </w:r>
+          </w:p>
+        </w:tc>
+        <w:tc>
+          <w:p>
+            <w:pPr/>
+            <w:r>
+              <w:rPr>
+                <w:sz w:val="20"/>
+                <w:szCs w:val="20"/>
               </w:rPr>
               <w:t xml:space="preserve">Natural material encoding, size-invariant</w:t>
             </w:r>
@@ -685,9 +822,8 @@
               <w:rPr>
                 <w:sz w:val="20"/>
                 <w:szCs w:val="20"/>
-                <w:rFonts w:ascii="Times New Roman" w:hAnsi="Times New Roman"/>
-              </w:rPr>
-              <w:t xml:space="preserve">Computationally expensive for large systems</w:t>
+              </w:rPr>
+              <w:t xml:space="preserve">Expensive for large systems</w:t>
             </w:r>
           </w:p>
         </w:tc>
@@ -700,7 +836,6 @@
               <w:rPr>
                 <w:sz w:val="20"/>
                 <w:szCs w:val="20"/>
-                <w:rFonts w:ascii="Times New Roman" w:hAnsi="Times New Roman"/>
               </w:rPr>
               <w:t xml:space="preserve">RNN/LSTM</w:t>
             </w:r>
@@ -713,20 +848,18 @@
               <w:rPr>
                 <w:sz w:val="20"/>
                 <w:szCs w:val="20"/>
-                <w:rFonts w:ascii="Times New Roman" w:hAnsi="Times New Roman"/>
-              </w:rPr>
-              <w:t xml:space="preserve">Sequential data</w:t>
-            </w:r>
-          </w:p>
-        </w:tc>
-        <w:tc>
-          <w:p>
-            <w:pPr/>
-            <w:r>
-              <w:rPr>
-                <w:sz w:val="20"/>
-                <w:szCs w:val="20"/>
-                <w:rFonts w:ascii="Times New Roman" w:hAnsi="Times New Roman"/>
+              </w:rPr>
+              <w:t xml:space="preserve">Sequential</w:t>
+            </w:r>
+          </w:p>
+        </w:tc>
+        <w:tc>
+          <w:p>
+            <w:pPr/>
+            <w:r>
+              <w:rPr>
+                <w:sz w:val="20"/>
+                <w:szCs w:val="20"/>
               </w:rPr>
               <w:t xml:space="preserve">Synthesis optimization, time-series</w:t>
             </w:r>
@@ -739,22 +872,20 @@
               <w:rPr>
                 <w:sz w:val="20"/>
                 <w:szCs w:val="20"/>
-                <w:rFonts w:ascii="Times New Roman" w:hAnsi="Times New Roman"/>
-              </w:rPr>
-              <w:t xml:space="preserve">Sequential dependency modeling</w:t>
-            </w:r>
-          </w:p>
-        </w:tc>
-        <w:tc>
-          <w:p>
-            <w:pPr/>
-            <w:r>
-              <w:rPr>
-                <w:sz w:val="20"/>
-                <w:szCs w:val="20"/>
-                <w:rFonts w:ascii="Times New Roman" w:hAnsi="Times New Roman"/>
-              </w:rPr>
-              <w:t xml:space="preserve">Vanishing gradient problem</w:t>
+              </w:rPr>
+              <w:t xml:space="preserve">Sequential modeling</w:t>
+            </w:r>
+          </w:p>
+        </w:tc>
+        <w:tc>
+          <w:p>
+            <w:pPr/>
+            <w:r>
+              <w:rPr>
+                <w:sz w:val="20"/>
+                <w:szCs w:val="20"/>
+              </w:rPr>
+              <w:t xml:space="preserve">Vanishing gradient</w:t>
             </w:r>
           </w:p>
         </w:tc>
@@ -767,7 +898,6 @@
               <w:rPr>
                 <w:sz w:val="20"/>
                 <w:szCs w:val="20"/>
-                <w:rFonts w:ascii="Times New Roman" w:hAnsi="Times New Roman"/>
               </w:rPr>
               <w:t xml:space="preserve">Transformer</w:t>
             </w:r>
@@ -780,7 +910,6 @@
               <w:rPr>
                 <w:sz w:val="20"/>
                 <w:szCs w:val="20"/>
-                <w:rFonts w:ascii="Times New Roman" w:hAnsi="Times New Roman"/>
               </w:rPr>
               <w:t xml:space="preserve">Tokenized sequences</w:t>
             </w:r>
@@ -793,33 +922,30 @@
               <w:rPr>
                 <w:sz w:val="20"/>
                 <w:szCs w:val="20"/>
-                <w:rFonts w:ascii="Times New Roman" w:hAnsi="Times New Roman"/>
-              </w:rPr>
-              <w:t xml:space="preserve">Text mining, multi-modal learning</w:t>
-            </w:r>
-          </w:p>
-        </w:tc>
-        <w:tc>
-          <w:p>
-            <w:pPr/>
-            <w:r>
-              <w:rPr>
-                <w:sz w:val="20"/>
-                <w:szCs w:val="20"/>
-                <w:rFonts w:ascii="Times New Roman" w:hAnsi="Times New Roman"/>
-              </w:rPr>
-              <w:t xml:space="preserve">Long-range attention, parallelizable</w:t>
-            </w:r>
-          </w:p>
-        </w:tc>
-        <w:tc>
-          <w:p>
-            <w:pPr/>
-            <w:r>
-              <w:rPr>
-                <w:sz w:val="20"/>
-                <w:szCs w:val="20"/>
-                <w:rFonts w:ascii="Times New Roman" w:hAnsi="Times New Roman"/>
+              </w:rPr>
+              <w:t xml:space="preserve">Text mining, multi-modal</w:t>
+            </w:r>
+          </w:p>
+        </w:tc>
+        <w:tc>
+          <w:p>
+            <w:pPr/>
+            <w:r>
+              <w:rPr>
+                <w:sz w:val="20"/>
+                <w:szCs w:val="20"/>
+              </w:rPr>
+              <w:t xml:space="preserve">Long-range attention, parallel</w:t>
+            </w:r>
+          </w:p>
+        </w:tc>
+        <w:tc>
+          <w:p>
+            <w:pPr/>
+            <w:r>
+              <w:rPr>
+                <w:sz w:val="20"/>
+                <w:szCs w:val="20"/>
               </w:rPr>
               <w:t xml:space="preserve">Large data requirements</w:t>
             </w:r>
@@ -834,7 +960,6 @@
               <w:rPr>
                 <w:sz w:val="20"/>
                 <w:szCs w:val="20"/>
-                <w:rFonts w:ascii="Times New Roman" w:hAnsi="Times New Roman"/>
               </w:rPr>
               <w:t xml:space="preserve">VAE</w:t>
             </w:r>
@@ -847,7 +972,6 @@
               <w:rPr>
                 <w:sz w:val="20"/>
                 <w:szCs w:val="20"/>
-                <w:rFonts w:ascii="Times New Roman" w:hAnsi="Times New Roman"/>
               </w:rPr>
               <w:t xml:space="preserve">Latent vectors</w:t>
             </w:r>
@@ -860,20 +984,18 @@
               <w:rPr>
                 <w:sz w:val="20"/>
                 <w:szCs w:val="20"/>
-                <w:rFonts w:ascii="Times New Roman" w:hAnsi="Times New Roman"/>
-              </w:rPr>
-              <w:t xml:space="preserve">Inverse design, material interpolation</w:t>
-            </w:r>
-          </w:p>
-        </w:tc>
-        <w:tc>
-          <w:p>
-            <w:pPr/>
-            <w:r>
-              <w:rPr>
-                <w:sz w:val="20"/>
-                <w:szCs w:val="20"/>
-                <w:rFonts w:ascii="Times New Roman" w:hAnsi="Times New Roman"/>
+              </w:rPr>
+              <w:t xml:space="preserve">Inverse design, interpolation</w:t>
+            </w:r>
+          </w:p>
+        </w:tc>
+        <w:tc>
+          <w:p>
+            <w:pPr/>
+            <w:r>
+              <w:rPr>
+                <w:sz w:val="20"/>
+                <w:szCs w:val="20"/>
               </w:rPr>
               <w:t xml:space="preserve">Smooth latent space, probabilistic</w:t>
             </w:r>
@@ -886,9 +1008,8 @@
               <w:rPr>
                 <w:sz w:val="20"/>
                 <w:szCs w:val="20"/>
-                <w:rFonts w:ascii="Times New Roman" w:hAnsi="Times New Roman"/>
-              </w:rPr>
-              <w:t xml:space="preserve">Tendency for blurry outputs</w:t>
+              </w:rPr>
+              <w:t xml:space="preserve">Blurry outputs</w:t>
             </w:r>
           </w:p>
         </w:tc>
@@ -901,7 +1022,6 @@
               <w:rPr>
                 <w:sz w:val="20"/>
                 <w:szCs w:val="20"/>
-                <w:rFonts w:ascii="Times New Roman" w:hAnsi="Times New Roman"/>
               </w:rPr>
               <w:t xml:space="preserve">GAN</w:t>
             </w:r>
@@ -914,7 +1034,6 @@
               <w:rPr>
                 <w:sz w:val="20"/>
                 <w:szCs w:val="20"/>
-                <w:rFonts w:ascii="Times New Roman" w:hAnsi="Times New Roman"/>
               </w:rPr>
               <w:t xml:space="preserve">Noise + conditions</w:t>
             </w:r>
@@ -927,7 +1046,6 @@
               <w:rPr>
                 <w:sz w:val="20"/>
                 <w:szCs w:val="20"/>
-                <w:rFonts w:ascii="Times New Roman" w:hAnsi="Times New Roman"/>
               </w:rPr>
               <w:t xml:space="preserve">Novel structure generation</w:t>
             </w:r>
@@ -940,22 +1058,20 @@
               <w:rPr>
                 <w:sz w:val="20"/>
                 <w:szCs w:val="20"/>
-                <w:rFonts w:ascii="Times New Roman" w:hAnsi="Times New Roman"/>
-              </w:rPr>
-              <w:t xml:space="preserve">Sharp realistic outputs, conditional generation</w:t>
-            </w:r>
-          </w:p>
-        </w:tc>
-        <w:tc>
-          <w:p>
-            <w:pPr/>
-            <w:r>
-              <w:rPr>
-                <w:sz w:val="20"/>
-                <w:szCs w:val="20"/>
-                <w:rFonts w:ascii="Times New Roman" w:hAnsi="Times New Roman"/>
-              </w:rPr>
-              <w:t xml:space="preserve">Training instability, mode collapse</w:t>
+              </w:rPr>
+              <w:t xml:space="preserve">Sharp outputs, conditional</w:t>
+            </w:r>
+          </w:p>
+        </w:tc>
+        <w:tc>
+          <w:p>
+            <w:pPr/>
+            <w:r>
+              <w:rPr>
+                <w:sz w:val="20"/>
+                <w:szCs w:val="20"/>
+              </w:rPr>
+              <w:t xml:space="preserve">Training instability</w:t>
             </w:r>
           </w:p>
         </w:tc>
@@ -968,20 +1084,18 @@
               <w:rPr>
                 <w:sz w:val="20"/>
                 <w:szCs w:val="20"/>
-                <w:rFonts w:ascii="Times New Roman" w:hAnsi="Times New Roman"/>
-              </w:rPr>
-              <w:t xml:space="preserve">Diffusion Model</w:t>
-            </w:r>
-          </w:p>
-        </w:tc>
-        <w:tc>
-          <w:p>
-            <w:pPr/>
-            <w:r>
-              <w:rPr>
-                <w:sz w:val="20"/>
-                <w:szCs w:val="20"/>
-                <w:rFonts w:ascii="Times New Roman" w:hAnsi="Times New Roman"/>
+              </w:rPr>
+              <w:t xml:space="preserve">Diffusion</w:t>
+            </w:r>
+          </w:p>
+        </w:tc>
+        <w:tc>
+          <w:p>
+            <w:pPr/>
+            <w:r>
+              <w:rPr>
+                <w:sz w:val="20"/>
+                <w:szCs w:val="20"/>
               </w:rPr>
               <w:t xml:space="preserve">Noised structures</w:t>
             </w:r>
@@ -994,7 +1108,6 @@
               <w:rPr>
                 <w:sz w:val="20"/>
                 <w:szCs w:val="20"/>
-                <w:rFonts w:ascii="Times New Roman" w:hAnsi="Times New Roman"/>
               </w:rPr>
               <w:t xml:space="preserve">Crystal structure prediction</w:t>
             </w:r>
@@ -1007,22 +1120,20 @@
               <w:rPr>
                 <w:sz w:val="20"/>
                 <w:szCs w:val="20"/>
-                <w:rFonts w:ascii="Times New Roman" w:hAnsi="Times New Roman"/>
-              </w:rPr>
-              <w:t xml:space="preserve">Stable training, excellent mode coverage</w:t>
-            </w:r>
-          </w:p>
-        </w:tc>
-        <w:tc>
-          <w:p>
-            <w:pPr/>
-            <w:r>
-              <w:rPr>
-                <w:sz w:val="20"/>
-                <w:szCs w:val="20"/>
-                <w:rFonts w:ascii="Times New Roman" w:hAnsi="Times New Roman"/>
-              </w:rPr>
-              <w:t xml:space="preserve">Slow sampling, high compute</w:t>
+              </w:rPr>
+              <w:t xml:space="preserve">Stable training, mode coverage</w:t>
+            </w:r>
+          </w:p>
+        </w:tc>
+        <w:tc>
+          <w:p>
+            <w:pPr/>
+            <w:r>
+              <w:rPr>
+                <w:sz w:val="20"/>
+                <w:szCs w:val="20"/>
+              </w:rPr>
+              <w:t xml:space="preserve">Slow sampling</w:t>
             </w:r>
           </w:p>
         </w:tc>
@@ -1035,157 +1146,6 @@
       <w:r>
         <w:rPr/>
         <w:t xml:space="preserve"/>
-      </w:r>
-    </w:p>
-    <w:p>
-      <w:pPr>
-        <w:pStyle w:val="Heading2"/>
-      </w:pPr>
-      <w:r>
-        <w:rPr>
-          <w:b/>
-          <w:sz w:val="32"/>
-          <w:szCs w:val="32"/>
-        </w:rPr>
-        <w:t xml:space="preserve">2.3 Generative AI and Inverse Materials Design</w:t>
-      </w:r>
-    </w:p>
-    <w:p>
-      <w:pPr/>
-      <w:r>
-        <w:rPr>
-          <w:sz w:val="24"/>
-          <w:szCs w:val="24"/>
-          <w:rFonts w:ascii="Times New Roman" w:hAnsi="Times New Roman"/>
-        </w:rPr>
-        <w:t xml:space="preserve">Inverse design represents a paradigm shift from the traditional forward approach by starting with desired target properties and computationally generating material structures that satisfy these specifications (Sanchez-Lengeling &amp; Aspuru-Guzik, 2018; Noh et al., 2019). For nanomaterials, inverse design must simultaneously optimize composition, crystal structure, morphology, size distribution, surface functionalization, and defect chemistry to achieve multiple target properties within specified constraints (Kim et al., 2020).</w:t>
-      </w:r>
-    </w:p>
-    <w:p>
-      <w:pPr/>
-      <w:r>
-        <w:rPr>
-          <w:sz w:val="24"/>
-          <w:szCs w:val="24"/>
-          <w:rFonts w:ascii="Times New Roman" w:hAnsi="Times New Roman"/>
-        </w:rPr>
-        <w:t xml:space="preserve">Variational Autoencoders encode materials into a continuous latent space through an encoder network and reconstruct structures from latent vectors through a decoder network. The regularized latent space enables smooth interpolation between known materials and generation of novel compositions by sampling unexplored regions (Kingma &amp; Welling, 2019). Applications include generation of novel zeolite frameworks from databases of over 30,000 known structures, and nanoparticle morphologies conditioned on target optical responses (Kim et al., 2020; Ma et al., 2018).</w:t>
-      </w:r>
-    </w:p>
-    <w:p>
-      <w:pPr/>
-      <w:r>
-        <w:rPr>
-          <w:sz w:val="24"/>
-          <w:szCs w:val="24"/>
-          <w:rFonts w:ascii="Times New Roman" w:hAnsi="Times New Roman"/>
-        </w:rPr>
-        <w:t xml:space="preserve">Generative Adversarial Networks consist of competing generator and discriminator networks trained adversarially. Conditional GANs (cGANs) enable targeted inverse design by conditioning the generator on desired property vectors (Goodfellow et al., 2014). Applications include generation of porous materials with specified surface areas and pore volumes, plasmonic nanostructure design for maximum electromagnetic enhancement (So et al., 2020), and creation of graphene/BN hybrid structures with tailored electronic properties (Dong et al., 2019). The AlloyGAN framework combines large language model text mining with conditional GANs for inverse alloy design (Yang et al., 2025).</w:t>
-      </w:r>
-    </w:p>
-    <w:p>
-      <w:pPr/>
-      <w:r>
-        <w:rPr>
-          <w:sz w:val="24"/>
-          <w:szCs w:val="24"/>
-          <w:rFonts w:ascii="Times New Roman" w:hAnsi="Times New Roman"/>
-        </w:rPr>
-        <w:t xml:space="preserve">Denoising diffusion probabilistic models (DDPMs) represent the latest advancement in generative materials design, offering superior training stability and excellent mode coverage compared to GANs (Jiao et al., 2024). The DiffCSP framework achieves greater than 90% generation success for known thermodynamically stable materials. Equivariant diffusion models that respect physical symmetries of crystal structures generate materials with correct space group symmetries without requiring data augmentation. The Crystal Diffusion Variational Autoencoder (CDVAE) combines diffusion processes with variational inference for periodic structure generation (Xie et al., 2022).</w:t>
-      </w:r>
-    </w:p>
-    <w:p>
-      <w:pPr>
-        <w:pStyle w:val="Heading2"/>
-      </w:pPr>
-      <w:r>
-        <w:rPr>
-          <w:b/>
-          <w:sz w:val="32"/>
-          <w:szCs w:val="32"/>
-        </w:rPr>
-        <w:t xml:space="preserve">2.4 Reinforcement Learning and Bayesian Optimization</w:t>
-      </w:r>
-    </w:p>
-    <w:p>
-      <w:pPr/>
-      <w:r>
-        <w:rPr>
-          <w:sz w:val="24"/>
-          <w:szCs w:val="24"/>
-          <w:rFonts w:ascii="Times New Roman" w:hAnsi="Times New Roman"/>
-        </w:rPr>
-        <w:t xml:space="preserve">Reinforcement learning formulates nanomaterial design as a sequential decision-making problem with states representing current material configurations, actions corresponding to atomic or compositional modifications, and rewards derived from property evaluations (Sutton &amp; Barto, 2018; Zhou et al., 2019). Deep Q-Networks (DQN) and Proximal Policy Optimization (PPO) algorithms have discovered compositions with properties 2-5 times superior to random search baselines (Molesky et al., 2025). RL agents can optimize element ordering in bimetallic nanoparticles to simultaneously maximize catalytic activity and stability (Jellinek &amp; Krissinel, 1996). Reinforcement fine-tuning of generative models combines the strengths of discriminative and generative capabilities, enabling property-directed generation (Xie et al., 2022).</w:t>
-      </w:r>
-    </w:p>
-    <w:p>
-      <w:pPr/>
-      <w:r>
-        <w:rPr>
-          <w:sz w:val="24"/>
-          <w:szCs w:val="24"/>
-          <w:rFonts w:ascii="Times New Roman" w:hAnsi="Times New Roman"/>
-        </w:rPr>
-        <w:t xml:space="preserve">Bayesian optimization constructs probabilistic surrogate models, typically Gaussian processes, to approximate expensive objective functions and uses acquisition functions such as expected improvement or upper confidence bound to select the most informative next experiments (Shields et al., 2021). This approach is particularly valuable for nanomaterial synthesis optimization where each experiment is costly and time-consuming. Applications include optimization of hydrothermal synthesis temperatures and pressures, chemical vapor deposition (CVD) parameter tuning for graphene growth, electrospinning conditions for nanofiber morphology control, and microfluidic mixing optimization for nanoparticle size uniformity. Multi-objective Bayesian optimization generates Pareto-optimal conditions that balance competing properties.</w:t>
-      </w:r>
-    </w:p>
-    <w:p>
-      <w:pPr>
-        <w:pStyle w:val="Heading2"/>
-      </w:pPr>
-      <w:r>
-        <w:rPr>
-          <w:b/>
-          <w:sz w:val="32"/>
-          <w:szCs w:val="32"/>
-        </w:rPr>
-        <w:t xml:space="preserve">2.5 High-Throughput Screening and Autonomous Experimentation</w:t>
-      </w:r>
-    </w:p>
-    <w:p>
-      <w:pPr/>
-      <w:r>
-        <w:rPr>
-          <w:sz w:val="24"/>
-          <w:szCs w:val="24"/>
-          <w:rFonts w:ascii="Times New Roman" w:hAnsi="Times New Roman"/>
-        </w:rPr>
-        <w:t xml:space="preserve">High-throughput virtual screening leverages ML surrogate models to rapidly assess millions of candidate materials through hierarchical filtering pipelines (Curtarolo et al., 2013; Jain et al., 2013). A typical screening workflow proceeds through stages: combinatorial enumeration of candidate compositions, thermodynamic stability screening using formation energy predictions, target property evaluation using trained ML models, DFT validation of top candidates, and synthesis feasibility assessment. GNN models enable crystal-structure-aware screening that accounts for polymorphism and structural diversity (Chen et al., 2019; Chen &amp; Ong, 2022).</w:t>
-      </w:r>
-    </w:p>
-    <w:p>
-      <w:pPr/>
-      <w:r>
-        <w:rPr>
-          <w:sz w:val="24"/>
-          <w:szCs w:val="24"/>
-          <w:rFonts w:ascii="Times New Roman" w:hAnsi="Times New Roman"/>
-        </w:rPr>
-        <w:t xml:space="preserve">Active learning represents an intelligent data acquisition strategy that selects the most informative experiments to maximize information gain per sample (Lookman et al., 2019). By combining uncertainty quantification with acquisition functions, active learning campaigns have demonstrated 3-10 times improvement in discovery efficiency compared to random experimental campaigns. Self-driving laboratories combine AI-driven experimental design with robotic synthesis platforms and automated characterization instruments, enabling closed-loop optimization without human intervention (Abolhasani &amp; Kumacheva, 2023). These autonomous platforms have achieved greater than 95% morphological yield for gold nanostructures in fewer than 100 iterations, while neural network interatomic potentials enable rapid molecular dynamics simulations at near-DFT accuracy for property evaluation (Batzner et al., 2022).</w:t>
-      </w:r>
-    </w:p>
-    <w:p>
-      <w:pPr>
-        <w:pStyle w:val="Heading2"/>
-      </w:pPr>
-      <w:r>
-        <w:rPr>
-          <w:b/>
-          <w:sz w:val="32"/>
-          <w:szCs w:val="32"/>
-        </w:rPr>
-        <w:t xml:space="preserve">2.6 Foundation Models and Large Language Models</w:t>
-      </w:r>
-    </w:p>
-    <w:p>
-      <w:pPr/>
-      <w:r>
-        <w:rPr>
-          <w:sz w:val="24"/>
-          <w:szCs w:val="24"/>
-          <w:rFonts w:ascii="Times New Roman" w:hAnsi="Times New Roman"/>
-        </w:rPr>
-        <w:t xml:space="preserve">Large language models (LLMs) trained on scientific literature represent an emerging frontier in materials informatics, capable of extracting synthesis procedures, property data, and structure-property relationships from unstructured text (Jablonka et al., 2024). Multi-modal foundation models that integrate textual descriptions, crystal structures, spectra, and microscopy images could enable natural language specification of desired nanomaterial properties. Genetic algorithms that simulate biological evolution through selection, crossover, and mutation operations provide complementary optimization capabilities for nanomaterial design (Jennings et al., 2019). ML surrogate models accelerate fitness evaluation, while GA-RL hybrid approaches enable multi-objective optimization of complex nanoparticle systems (Kim et al., 2026). Challenges with LLMs include hallucination of non-existent materials and limited quantitative accuracy for numerical property predictions.</w:t>
       </w:r>
     </w:p>
     <w:p>
@@ -1205,7 +1165,7 @@
           <w:sz w:val="24"/>
           <w:szCs w:val="24"/>
         </w:rPr>
-        <w:t xml:space="preserve">[FIGURE 2]</w:t>
+        <w:t xml:space="preserve">[FIGURE 2 - See Figure_2.png]</w:t>
       </w:r>
     </w:p>
     <w:p>
@@ -1223,7 +1183,7 @@
           <w:sz w:val="20"/>
           <w:szCs w:val="20"/>
         </w:rPr>
-        <w:t xml:space="preserve">Panel (a): Parity plots - Predicted vs. Actual values for band gap prediction | Panel (b): Learning curves showing MAE vs. training set size for RF, GNN, XGBoost | Panel (c): Radar chart comparing model performance across 6 properties</w:t>
+        <w:t xml:space="preserve">Panel (a): Predicted vs Actual | Panel (b): MAE vs Training Size for RF, GNN, XGBoost | Panel (c): Radar chart</w:t>
       </w:r>
     </w:p>
     <w:p>
@@ -1238,7 +1198,7 @@
           <w:sz w:val="20"/>
           <w:szCs w:val="20"/>
         </w:rPr>
-        <w:t xml:space="preserve">Figure 2: Performance comparison of ML models for nanomaterial property prediction showing parity plots, learning curves, and radar charts across multiple properties.</w:t>
+        <w:t xml:space="preserve">Figure 2: Performance comparison of ML models for nanomaterial property prediction: (a) Parity plots for band gap prediction, (b) Learning curves showing MAE vs. training set size, (c) Radar chart of model performance across six properties.</w:t>
       </w:r>
     </w:p>
     <w:p>
@@ -1282,7 +1242,6 @@
                 <w:b/>
                 <w:sz w:val="20"/>
                 <w:szCs w:val="20"/>
-                <w:rFonts w:ascii="Times New Roman" w:hAnsi="Times New Roman"/>
                 <w:color w:val="FFFFFF"/>
               </w:rPr>
               <w:t xml:space="preserve">Property</w:t>
@@ -1302,7 +1261,6 @@
                 <w:b/>
                 <w:sz w:val="20"/>
                 <w:szCs w:val="20"/>
-                <w:rFonts w:ascii="Times New Roman" w:hAnsi="Times New Roman"/>
                 <w:color w:val="FFFFFF"/>
               </w:rPr>
               <w:t xml:space="preserve">Material Class</w:t>
@@ -1322,7 +1280,6 @@
                 <w:b/>
                 <w:sz w:val="20"/>
                 <w:szCs w:val="20"/>
-                <w:rFonts w:ascii="Times New Roman" w:hAnsi="Times New Roman"/>
                 <w:color w:val="FFFFFF"/>
               </w:rPr>
               <w:t xml:space="preserve">ML Algorithm</w:t>
@@ -1342,7 +1299,6 @@
                 <w:b/>
                 <w:sz w:val="20"/>
                 <w:szCs w:val="20"/>
-                <w:rFonts w:ascii="Times New Roman" w:hAnsi="Times New Roman"/>
                 <w:color w:val="FFFFFF"/>
               </w:rPr>
               <w:t xml:space="preserve">Data Size</w:t>
@@ -1362,7 +1318,6 @@
                 <w:b/>
                 <w:sz w:val="20"/>
                 <w:szCs w:val="20"/>
-                <w:rFonts w:ascii="Times New Roman" w:hAnsi="Times New Roman"/>
                 <w:color w:val="FFFFFF"/>
               </w:rPr>
               <w:t xml:space="preserve">MAE</w:t>
@@ -1382,10 +1337,9 @@
                 <w:b/>
                 <w:sz w:val="20"/>
                 <w:szCs w:val="20"/>
-                <w:rFonts w:ascii="Times New Roman" w:hAnsi="Times New Roman"/>
                 <w:color w:val="FFFFFF"/>
               </w:rPr>
-              <w:t xml:space="preserve">Dataset Source</w:t>
+              <w:t xml:space="preserve">Source</w:t>
             </w:r>
           </w:p>
         </w:tc>
@@ -1398,7 +1352,6 @@
               <w:rPr>
                 <w:sz w:val="20"/>
                 <w:szCs w:val="20"/>
-                <w:rFonts w:ascii="Times New Roman" w:hAnsi="Times New Roman"/>
               </w:rPr>
               <w:t xml:space="preserve">Band gap</w:t>
             </w:r>
@@ -1411,7 +1364,6 @@
               <w:rPr>
                 <w:sz w:val="20"/>
                 <w:szCs w:val="20"/>
-                <w:rFonts w:ascii="Times New Roman" w:hAnsi="Times New Roman"/>
               </w:rPr>
               <w:t xml:space="preserve">Inorganic crystals</w:t>
             </w:r>
@@ -1424,7 +1376,6 @@
               <w:rPr>
                 <w:sz w:val="20"/>
                 <w:szCs w:val="20"/>
-                <w:rFonts w:ascii="Times New Roman" w:hAnsi="Times New Roman"/>
               </w:rPr>
               <w:t xml:space="preserve">XGBoost</w:t>
             </w:r>
@@ -1437,7 +1388,6 @@
               <w:rPr>
                 <w:sz w:val="20"/>
                 <w:szCs w:val="20"/>
-                <w:rFonts w:ascii="Times New Roman" w:hAnsi="Times New Roman"/>
               </w:rPr>
               <w:t xml:space="preserve">45,000</w:t>
             </w:r>
@@ -1450,7 +1400,6 @@
               <w:rPr>
                 <w:sz w:val="20"/>
                 <w:szCs w:val="20"/>
-                <w:rFonts w:ascii="Times New Roman" w:hAnsi="Times New Roman"/>
               </w:rPr>
               <w:t xml:space="preserve">0.28 eV</w:t>
             </w:r>
@@ -1463,7 +1412,6 @@
               <w:rPr>
                 <w:sz w:val="20"/>
                 <w:szCs w:val="20"/>
-                <w:rFonts w:ascii="Times New Roman" w:hAnsi="Times New Roman"/>
               </w:rPr>
               <w:t xml:space="preserve">Materials Project</w:t>
             </w:r>
@@ -1478,7 +1426,6 @@
               <w:rPr>
                 <w:sz w:val="20"/>
                 <w:szCs w:val="20"/>
-                <w:rFonts w:ascii="Times New Roman" w:hAnsi="Times New Roman"/>
               </w:rPr>
               <w:t xml:space="preserve">Formation energy</w:t>
             </w:r>
@@ -1491,7 +1438,6 @@
               <w:rPr>
                 <w:sz w:val="20"/>
                 <w:szCs w:val="20"/>
-                <w:rFonts w:ascii="Times New Roman" w:hAnsi="Times New Roman"/>
               </w:rPr>
               <w:t xml:space="preserve">Perovskites</w:t>
             </w:r>
@@ -1504,7 +1450,6 @@
               <w:rPr>
                 <w:sz w:val="20"/>
                 <w:szCs w:val="20"/>
-                <w:rFonts w:ascii="Times New Roman" w:hAnsi="Times New Roman"/>
               </w:rPr>
               <w:t xml:space="preserve">CGCNN</w:t>
             </w:r>
@@ -1517,7 +1462,6 @@
               <w:rPr>
                 <w:sz w:val="20"/>
                 <w:szCs w:val="20"/>
-                <w:rFonts w:ascii="Times New Roman" w:hAnsi="Times New Roman"/>
               </w:rPr>
               <w:t xml:space="preserve">62,000</w:t>
             </w:r>
@@ -1530,7 +1474,6 @@
               <w:rPr>
                 <w:sz w:val="20"/>
                 <w:szCs w:val="20"/>
-                <w:rFonts w:ascii="Times New Roman" w:hAnsi="Times New Roman"/>
               </w:rPr>
               <w:t xml:space="preserve">0.033 eV/atom</w:t>
             </w:r>
@@ -1543,7 +1486,6 @@
               <w:rPr>
                 <w:sz w:val="20"/>
                 <w:szCs w:val="20"/>
-                <w:rFonts w:ascii="Times New Roman" w:hAnsi="Times New Roman"/>
               </w:rPr>
               <w:t xml:space="preserve">OQMD</w:t>
             </w:r>
@@ -1558,7 +1500,6 @@
               <w:rPr>
                 <w:sz w:val="20"/>
                 <w:szCs w:val="20"/>
-                <w:rFonts w:ascii="Times New Roman" w:hAnsi="Times New Roman"/>
               </w:rPr>
               <w:t xml:space="preserve">Plasmon resonance</w:t>
             </w:r>
@@ -1571,20 +1512,18 @@
               <w:rPr>
                 <w:sz w:val="20"/>
                 <w:szCs w:val="20"/>
-                <w:rFonts w:ascii="Times New Roman" w:hAnsi="Times New Roman"/>
-              </w:rPr>
-              <w:t xml:space="preserve">Au nanoparticles</w:t>
-            </w:r>
-          </w:p>
-        </w:tc>
-        <w:tc>
-          <w:p>
-            <w:pPr/>
-            <w:r>
-              <w:rPr>
-                <w:sz w:val="20"/>
-                <w:szCs w:val="20"/>
-                <w:rFonts w:ascii="Times New Roman" w:hAnsi="Times New Roman"/>
+              </w:rPr>
+              <w:t xml:space="preserve">Au NPs</w:t>
+            </w:r>
+          </w:p>
+        </w:tc>
+        <w:tc>
+          <w:p>
+            <w:pPr/>
+            <w:r>
+              <w:rPr>
+                <w:sz w:val="20"/>
+                <w:szCs w:val="20"/>
               </w:rPr>
               <w:t xml:space="preserve">Random Forest</w:t>
             </w:r>
@@ -1597,7 +1536,6 @@
               <w:rPr>
                 <w:sz w:val="20"/>
                 <w:szCs w:val="20"/>
-                <w:rFonts w:ascii="Times New Roman" w:hAnsi="Times New Roman"/>
               </w:rPr>
               <w:t xml:space="preserve">2,500</w:t>
             </w:r>
@@ -1610,7 +1548,6 @@
               <w:rPr>
                 <w:sz w:val="20"/>
                 <w:szCs w:val="20"/>
-                <w:rFonts w:ascii="Times New Roman" w:hAnsi="Times New Roman"/>
               </w:rPr>
               <w:t xml:space="preserve">4.2 nm</w:t>
             </w:r>
@@ -1623,7 +1560,6 @@
               <w:rPr>
                 <w:sz w:val="20"/>
                 <w:szCs w:val="20"/>
-                <w:rFonts w:ascii="Times New Roman" w:hAnsi="Times New Roman"/>
               </w:rPr>
               <w:t xml:space="preserve">Experimental</w:t>
             </w:r>
@@ -1638,7 +1574,6 @@
               <w:rPr>
                 <w:sz w:val="20"/>
                 <w:szCs w:val="20"/>
-                <w:rFonts w:ascii="Times New Roman" w:hAnsi="Times New Roman"/>
               </w:rPr>
               <w:t xml:space="preserve">Particle size</w:t>
             </w:r>
@@ -1651,7 +1586,6 @@
               <w:rPr>
                 <w:sz w:val="20"/>
                 <w:szCs w:val="20"/>
-                <w:rFonts w:ascii="Times New Roman" w:hAnsi="Times New Roman"/>
               </w:rPr>
               <w:t xml:space="preserve">Polymeric NPs</w:t>
             </w:r>
@@ -1664,7 +1598,6 @@
               <w:rPr>
                 <w:sz w:val="20"/>
                 <w:szCs w:val="20"/>
-                <w:rFonts w:ascii="Times New Roman" w:hAnsi="Times New Roman"/>
               </w:rPr>
               <w:t xml:space="preserve">SVR</w:t>
             </w:r>
@@ -1677,7 +1610,6 @@
               <w:rPr>
                 <w:sz w:val="20"/>
                 <w:szCs w:val="20"/>
-                <w:rFonts w:ascii="Times New Roman" w:hAnsi="Times New Roman"/>
               </w:rPr>
               <w:t xml:space="preserve">800</w:t>
             </w:r>
@@ -1690,7 +1622,6 @@
               <w:rPr>
                 <w:sz w:val="20"/>
                 <w:szCs w:val="20"/>
-                <w:rFonts w:ascii="Times New Roman" w:hAnsi="Times New Roman"/>
               </w:rPr>
               <w:t xml:space="preserve">12 nm</w:t>
             </w:r>
@@ -1703,7 +1634,6 @@
               <w:rPr>
                 <w:sz w:val="20"/>
                 <w:szCs w:val="20"/>
-                <w:rFonts w:ascii="Times New Roman" w:hAnsi="Times New Roman"/>
               </w:rPr>
               <w:t xml:space="preserve">Literature</w:t>
             </w:r>
@@ -1718,7 +1648,6 @@
               <w:rPr>
                 <w:sz w:val="20"/>
                 <w:szCs w:val="20"/>
-                <w:rFonts w:ascii="Times New Roman" w:hAnsi="Times New Roman"/>
               </w:rPr>
               <w:t xml:space="preserve">Catalytic activity</w:t>
             </w:r>
@@ -1731,7 +1660,6 @@
               <w:rPr>
                 <w:sz w:val="20"/>
                 <w:szCs w:val="20"/>
-                <w:rFonts w:ascii="Times New Roman" w:hAnsi="Times New Roman"/>
               </w:rPr>
               <w:t xml:space="preserve">Pt-alloy NPs</w:t>
             </w:r>
@@ -1744,7 +1672,6 @@
               <w:rPr>
                 <w:sz w:val="20"/>
                 <w:szCs w:val="20"/>
-                <w:rFonts w:ascii="Times New Roman" w:hAnsi="Times New Roman"/>
               </w:rPr>
               <w:t xml:space="preserve">Neural Network</w:t>
             </w:r>
@@ -1757,7 +1684,6 @@
               <w:rPr>
                 <w:sz w:val="20"/>
                 <w:szCs w:val="20"/>
-                <w:rFonts w:ascii="Times New Roman" w:hAnsi="Times New Roman"/>
               </w:rPr>
               <w:t xml:space="preserve">3,200</w:t>
             </w:r>
@@ -1770,7 +1696,6 @@
               <w:rPr>
                 <w:sz w:val="20"/>
                 <w:szCs w:val="20"/>
-                <w:rFonts w:ascii="Times New Roman" w:hAnsi="Times New Roman"/>
               </w:rPr>
               <w:t xml:space="preserve">0.05 eV</w:t>
             </w:r>
@@ -1783,9 +1708,8 @@
               <w:rPr>
                 <w:sz w:val="20"/>
                 <w:szCs w:val="20"/>
-                <w:rFonts w:ascii="Times New Roman" w:hAnsi="Times New Roman"/>
-              </w:rPr>
-              <w:t xml:space="preserve">DFT calculations</w:t>
+              </w:rPr>
+              <w:t xml:space="preserve">DFT</w:t>
             </w:r>
           </w:p>
         </w:tc>
@@ -1798,7 +1722,6 @@
               <w:rPr>
                 <w:sz w:val="20"/>
                 <w:szCs w:val="20"/>
-                <w:rFonts w:ascii="Times New Roman" w:hAnsi="Times New Roman"/>
               </w:rPr>
               <w:t xml:space="preserve">Fluorescence QY</w:t>
             </w:r>
@@ -1811,7 +1734,6 @@
               <w:rPr>
                 <w:sz w:val="20"/>
                 <w:szCs w:val="20"/>
-                <w:rFonts w:ascii="Times New Roman" w:hAnsi="Times New Roman"/>
               </w:rPr>
               <w:t xml:space="preserve">Carbon dots</w:t>
             </w:r>
@@ -1824,7 +1746,6 @@
               <w:rPr>
                 <w:sz w:val="20"/>
                 <w:szCs w:val="20"/>
-                <w:rFonts w:ascii="Times New Roman" w:hAnsi="Times New Roman"/>
               </w:rPr>
               <w:t xml:space="preserve">Gradient Boosting</w:t>
             </w:r>
@@ -1837,7 +1758,6 @@
               <w:rPr>
                 <w:sz w:val="20"/>
                 <w:szCs w:val="20"/>
-                <w:rFonts w:ascii="Times New Roman" w:hAnsi="Times New Roman"/>
               </w:rPr>
               <w:t xml:space="preserve">1,100</w:t>
             </w:r>
@@ -1850,7 +1770,6 @@
               <w:rPr>
                 <w:sz w:val="20"/>
                 <w:szCs w:val="20"/>
-                <w:rFonts w:ascii="Times New Roman" w:hAnsi="Times New Roman"/>
               </w:rPr>
               <w:t xml:space="preserve">5.3%</w:t>
             </w:r>
@@ -1863,7 +1782,6 @@
               <w:rPr>
                 <w:sz w:val="20"/>
                 <w:szCs w:val="20"/>
-                <w:rFonts w:ascii="Times New Roman" w:hAnsi="Times New Roman"/>
               </w:rPr>
               <w:t xml:space="preserve">Experimental</w:t>
             </w:r>
@@ -1878,7 +1796,6 @@
               <w:rPr>
                 <w:sz w:val="20"/>
                 <w:szCs w:val="20"/>
-                <w:rFonts w:ascii="Times New Roman" w:hAnsi="Times New Roman"/>
               </w:rPr>
               <w:t xml:space="preserve">Elastic modulus</w:t>
             </w:r>
@@ -1891,7 +1808,6 @@
               <w:rPr>
                 <w:sz w:val="20"/>
                 <w:szCs w:val="20"/>
-                <w:rFonts w:ascii="Times New Roman" w:hAnsi="Times New Roman"/>
               </w:rPr>
               <w:t xml:space="preserve">2D materials</w:t>
             </w:r>
@@ -1904,7 +1820,6 @@
               <w:rPr>
                 <w:sz w:val="20"/>
                 <w:szCs w:val="20"/>
-                <w:rFonts w:ascii="Times New Roman" w:hAnsi="Times New Roman"/>
               </w:rPr>
               <w:t xml:space="preserve">GNN (MEGNet)</w:t>
             </w:r>
@@ -1917,7 +1832,6 @@
               <w:rPr>
                 <w:sz w:val="20"/>
                 <w:szCs w:val="20"/>
-                <w:rFonts w:ascii="Times New Roman" w:hAnsi="Times New Roman"/>
               </w:rPr>
               <w:t xml:space="preserve">8,500</w:t>
             </w:r>
@@ -1930,7 +1844,6 @@
               <w:rPr>
                 <w:sz w:val="20"/>
                 <w:szCs w:val="20"/>
-                <w:rFonts w:ascii="Times New Roman" w:hAnsi="Times New Roman"/>
               </w:rPr>
               <w:t xml:space="preserve">3.8 GPa</w:t>
             </w:r>
@@ -1943,9 +1856,8 @@
               <w:rPr>
                 <w:sz w:val="20"/>
                 <w:szCs w:val="20"/>
-                <w:rFonts w:ascii="Times New Roman" w:hAnsi="Times New Roman"/>
-              </w:rPr>
-              <w:t xml:space="preserve">DFT calculations</w:t>
+              </w:rPr>
+              <w:t xml:space="preserve">DFT</w:t>
             </w:r>
           </w:p>
         </w:tc>
@@ -1958,7 +1870,6 @@
               <w:rPr>
                 <w:sz w:val="20"/>
                 <w:szCs w:val="20"/>
-                <w:rFonts w:ascii="Times New Roman" w:hAnsi="Times New Roman"/>
               </w:rPr>
               <w:t xml:space="preserve">Thermal conductivity</w:t>
             </w:r>
@@ -1971,7 +1882,6 @@
               <w:rPr>
                 <w:sz w:val="20"/>
                 <w:szCs w:val="20"/>
-                <w:rFonts w:ascii="Times New Roman" w:hAnsi="Times New Roman"/>
               </w:rPr>
               <w:t xml:space="preserve">Nanocomposites</w:t>
             </w:r>
@@ -1984,7 +1894,6 @@
               <w:rPr>
                 <w:sz w:val="20"/>
                 <w:szCs w:val="20"/>
-                <w:rFonts w:ascii="Times New Roman" w:hAnsi="Times New Roman"/>
               </w:rPr>
               <w:t xml:space="preserve">Gaussian Process</w:t>
             </w:r>
@@ -1997,7 +1906,6 @@
               <w:rPr>
                 <w:sz w:val="20"/>
                 <w:szCs w:val="20"/>
-                <w:rFonts w:ascii="Times New Roman" w:hAnsi="Times New Roman"/>
               </w:rPr>
               <w:t xml:space="preserve">650</w:t>
             </w:r>
@@ -2010,7 +1918,6 @@
               <w:rPr>
                 <w:sz w:val="20"/>
                 <w:szCs w:val="20"/>
-                <w:rFonts w:ascii="Times New Roman" w:hAnsi="Times New Roman"/>
               </w:rPr>
               <w:t xml:space="preserve">0.4 W/mK</w:t>
             </w:r>
@@ -2023,7 +1930,6 @@
               <w:rPr>
                 <w:sz w:val="20"/>
                 <w:szCs w:val="20"/>
-                <w:rFonts w:ascii="Times New Roman" w:hAnsi="Times New Roman"/>
               </w:rPr>
               <w:t xml:space="preserve">Experimental</w:t>
             </w:r>
@@ -2057,7 +1963,7 @@
           <w:sz w:val="24"/>
           <w:szCs w:val="24"/>
         </w:rPr>
-        <w:t xml:space="preserve">[FIGURE 3]</w:t>
+        <w:t xml:space="preserve">[FIGURE 3 - See Figure_3.png]</w:t>
       </w:r>
     </w:p>
     <w:p>
@@ -2075,7 +1981,7 @@
           <w:sz w:val="20"/>
           <w:szCs w:val="20"/>
         </w:rPr>
-        <w:t xml:space="preserve">Panel (a): cGAN architecture with Generator (noise + target properties -&gt; structure) and Discriminator (real/fake classification) | Panel (b): Side-by-side comparison of GAN-generated vs. experimentally observed nanoparticle morphologies | Panel (c): Property distribution overlap between generated and real materials</w:t>
+        <w:t xml:space="preserve">Panel (a): Generator + Discriminator architecture | Panel (b): Generated vs Real morphologies | Panel (c): Property distribution overlap</w:t>
       </w:r>
     </w:p>
     <w:p>
@@ -2090,7 +1996,7 @@
           <w:sz w:val="20"/>
           <w:szCs w:val="20"/>
         </w:rPr>
-        <w:t xml:space="preserve">Figure 3: GAN architecture for nanomaterial inverse design showing the conditional GAN framework, comparison of generated vs. real nanoparticle morphologies, and property distributions.</w:t>
+        <w:t xml:space="preserve">Figure 3: GAN architecture for nanomaterial inverse design: (a) cGAN framework with generator and discriminator, (b) GAN-generated vs. real nanoparticle morphologies, (c) Property distributions of real vs. generated materials.</w:t>
       </w:r>
     </w:p>
     <w:p>
@@ -2134,7 +2040,6 @@
                 <w:b/>
                 <w:sz w:val="20"/>
                 <w:szCs w:val="20"/>
-                <w:rFonts w:ascii="Times New Roman" w:hAnsi="Times New Roman"/>
                 <w:color w:val="FFFFFF"/>
               </w:rPr>
               <w:t xml:space="preserve">Method</w:t>
@@ -2154,7 +2059,6 @@
                 <w:b/>
                 <w:sz w:val="20"/>
                 <w:szCs w:val="20"/>
-                <w:rFonts w:ascii="Times New Roman" w:hAnsi="Times New Roman"/>
                 <w:color w:val="FFFFFF"/>
               </w:rPr>
               <w:t xml:space="preserve">Strategy</w:t>
@@ -2174,10 +2078,9 @@
                 <w:b/>
                 <w:sz w:val="20"/>
                 <w:szCs w:val="20"/>
-                <w:rFonts w:ascii="Times New Roman" w:hAnsi="Times New Roman"/>
                 <w:color w:val="FFFFFF"/>
               </w:rPr>
-              <w:t xml:space="preserve">Sample Efficiency</w:t>
+              <w:t xml:space="preserve">Efficiency</w:t>
             </w:r>
           </w:p>
         </w:tc>
@@ -2194,7 +2097,6 @@
                 <w:b/>
                 <w:sz w:val="20"/>
                 <w:szCs w:val="20"/>
-                <w:rFonts w:ascii="Times New Roman" w:hAnsi="Times New Roman"/>
                 <w:color w:val="FFFFFF"/>
               </w:rPr>
               <w:t xml:space="preserve">Multi-objective</w:t>
@@ -2214,7 +2116,6 @@
                 <w:b/>
                 <w:sz w:val="20"/>
                 <w:szCs w:val="20"/>
-                <w:rFonts w:ascii="Times New Roman" w:hAnsi="Times New Roman"/>
                 <w:color w:val="FFFFFF"/>
               </w:rPr>
               <w:t xml:space="preserve">Key Application</w:t>
@@ -2230,7 +2131,6 @@
               <w:rPr>
                 <w:sz w:val="20"/>
                 <w:szCs w:val="20"/>
-                <w:rFonts w:ascii="Times New Roman" w:hAnsi="Times New Roman"/>
               </w:rPr>
               <w:t xml:space="preserve">Bayesian Optimization</w:t>
             </w:r>
@@ -2243,20 +2143,18 @@
               <w:rPr>
                 <w:sz w:val="20"/>
                 <w:szCs w:val="20"/>
-                <w:rFonts w:ascii="Times New Roman" w:hAnsi="Times New Roman"/>
-              </w:rPr>
-              <w:t xml:space="preserve">Surrogate-guided search</w:t>
-            </w:r>
-          </w:p>
-        </w:tc>
-        <w:tc>
-          <w:p>
-            <w:pPr/>
-            <w:r>
-              <w:rPr>
-                <w:sz w:val="20"/>
-                <w:szCs w:val="20"/>
-                <w:rFonts w:ascii="Times New Roman" w:hAnsi="Times New Roman"/>
+              </w:rPr>
+              <w:t xml:space="preserve">Surrogate-guided</w:t>
+            </w:r>
+          </w:p>
+        </w:tc>
+        <w:tc>
+          <w:p>
+            <w:pPr/>
+            <w:r>
+              <w:rPr>
+                <w:sz w:val="20"/>
+                <w:szCs w:val="20"/>
               </w:rPr>
               <w:t xml:space="preserve">High</w:t>
             </w:r>
@@ -2269,7 +2167,6 @@
               <w:rPr>
                 <w:sz w:val="20"/>
                 <w:szCs w:val="20"/>
-                <w:rFonts w:ascii="Times New Roman" w:hAnsi="Times New Roman"/>
               </w:rPr>
               <w:t xml:space="preserve">Pareto front</w:t>
             </w:r>
@@ -2282,9 +2179,8 @@
               <w:rPr>
                 <w:sz w:val="20"/>
                 <w:szCs w:val="20"/>
-                <w:rFonts w:ascii="Times New Roman" w:hAnsi="Times New Roman"/>
-              </w:rPr>
-              <w:t xml:space="preserve">Synthesis parameter tuning</w:t>
+              </w:rPr>
+              <w:t xml:space="preserve">Synthesis tuning</w:t>
             </w:r>
           </w:p>
         </w:tc>
@@ -2297,7 +2193,6 @@
               <w:rPr>
                 <w:sz w:val="20"/>
                 <w:szCs w:val="20"/>
-                <w:rFonts w:ascii="Times New Roman" w:hAnsi="Times New Roman"/>
               </w:rPr>
               <w:t xml:space="preserve">Genetic Algorithm</w:t>
             </w:r>
@@ -2310,20 +2205,18 @@
               <w:rPr>
                 <w:sz w:val="20"/>
                 <w:szCs w:val="20"/>
-                <w:rFonts w:ascii="Times New Roman" w:hAnsi="Times New Roman"/>
-              </w:rPr>
-              <w:t xml:space="preserve">Evolutionary operators</w:t>
-            </w:r>
-          </w:p>
-        </w:tc>
-        <w:tc>
-          <w:p>
-            <w:pPr/>
-            <w:r>
-              <w:rPr>
-                <w:sz w:val="20"/>
-                <w:szCs w:val="20"/>
-                <w:rFonts w:ascii="Times New Roman" w:hAnsi="Times New Roman"/>
+              </w:rPr>
+              <w:t xml:space="preserve">Evolutionary</w:t>
+            </w:r>
+          </w:p>
+        </w:tc>
+        <w:tc>
+          <w:p>
+            <w:pPr/>
+            <w:r>
+              <w:rPr>
+                <w:sz w:val="20"/>
+                <w:szCs w:val="20"/>
               </w:rPr>
               <w:t xml:space="preserve">Medium</w:t>
             </w:r>
@@ -2336,7 +2229,6 @@
               <w:rPr>
                 <w:sz w:val="20"/>
                 <w:szCs w:val="20"/>
-                <w:rFonts w:ascii="Times New Roman" w:hAnsi="Times New Roman"/>
               </w:rPr>
               <w:t xml:space="preserve">Natural fitness</w:t>
             </w:r>
@@ -2349,7 +2241,6 @@
               <w:rPr>
                 <w:sz w:val="20"/>
                 <w:szCs w:val="20"/>
-                <w:rFonts w:ascii="Times New Roman" w:hAnsi="Times New Roman"/>
               </w:rPr>
               <w:t xml:space="preserve">Composition optimization</w:t>
             </w:r>
@@ -2364,7 +2255,6 @@
               <w:rPr>
                 <w:sz w:val="20"/>
                 <w:szCs w:val="20"/>
-                <w:rFonts w:ascii="Times New Roman" w:hAnsi="Times New Roman"/>
               </w:rPr>
               <w:t xml:space="preserve">Reinforcement Learning</w:t>
             </w:r>
@@ -2377,7 +2267,6 @@
               <w:rPr>
                 <w:sz w:val="20"/>
                 <w:szCs w:val="20"/>
-                <w:rFonts w:ascii="Times New Roman" w:hAnsi="Times New Roman"/>
               </w:rPr>
               <w:t xml:space="preserve">Sequential decision</w:t>
             </w:r>
@@ -2390,7 +2279,6 @@
               <w:rPr>
                 <w:sz w:val="20"/>
                 <w:szCs w:val="20"/>
-                <w:rFonts w:ascii="Times New Roman" w:hAnsi="Times New Roman"/>
               </w:rPr>
               <w:t xml:space="preserve">Variable</w:t>
             </w:r>
@@ -2403,7 +2291,6 @@
               <w:rPr>
                 <w:sz w:val="20"/>
                 <w:szCs w:val="20"/>
-                <w:rFonts w:ascii="Times New Roman" w:hAnsi="Times New Roman"/>
               </w:rPr>
               <w:t xml:space="preserve">Reward shaping</w:t>
             </w:r>
@@ -2416,7 +2303,6 @@
               <w:rPr>
                 <w:sz w:val="20"/>
                 <w:szCs w:val="20"/>
-                <w:rFonts w:ascii="Times New Roman" w:hAnsi="Times New Roman"/>
               </w:rPr>
               <w:t xml:space="preserve">Structure generation</w:t>
             </w:r>
@@ -2431,7 +2317,6 @@
               <w:rPr>
                 <w:sz w:val="20"/>
                 <w:szCs w:val="20"/>
-                <w:rFonts w:ascii="Times New Roman" w:hAnsi="Times New Roman"/>
               </w:rPr>
               <w:t xml:space="preserve">Simulated Annealing</w:t>
             </w:r>
@@ -2444,7 +2329,6 @@
               <w:rPr>
                 <w:sz w:val="20"/>
                 <w:szCs w:val="20"/>
-                <w:rFonts w:ascii="Times New Roman" w:hAnsi="Times New Roman"/>
               </w:rPr>
               <w:t xml:space="preserve">Temperature schedule</w:t>
             </w:r>
@@ -2457,7 +2341,6 @@
               <w:rPr>
                 <w:sz w:val="20"/>
                 <w:szCs w:val="20"/>
-                <w:rFonts w:ascii="Times New Roman" w:hAnsi="Times New Roman"/>
               </w:rPr>
               <w:t xml:space="preserve">Low</w:t>
             </w:r>
@@ -2470,7 +2353,6 @@
               <w:rPr>
                 <w:sz w:val="20"/>
                 <w:szCs w:val="20"/>
-                <w:rFonts w:ascii="Times New Roman" w:hAnsi="Times New Roman"/>
               </w:rPr>
               <w:t xml:space="preserve">Scalarization</w:t>
             </w:r>
@@ -2483,9 +2365,8 @@
               <w:rPr>
                 <w:sz w:val="20"/>
                 <w:szCs w:val="20"/>
-                <w:rFonts w:ascii="Times New Roman" w:hAnsi="Times New Roman"/>
-              </w:rPr>
-              <w:t xml:space="preserve">Crystal structure search</w:t>
+              </w:rPr>
+              <w:t xml:space="preserve">Crystal search</w:t>
             </w:r>
           </w:p>
         </w:tc>
@@ -2498,7 +2379,6 @@
               <w:rPr>
                 <w:sz w:val="20"/>
                 <w:szCs w:val="20"/>
-                <w:rFonts w:ascii="Times New Roman" w:hAnsi="Times New Roman"/>
               </w:rPr>
               <w:t xml:space="preserve">Particle Swarm</w:t>
             </w:r>
@@ -2511,7 +2391,6 @@
               <w:rPr>
                 <w:sz w:val="20"/>
                 <w:szCs w:val="20"/>
-                <w:rFonts w:ascii="Times New Roman" w:hAnsi="Times New Roman"/>
               </w:rPr>
               <w:t xml:space="preserve">Swarm intelligence</w:t>
             </w:r>
@@ -2524,7 +2403,6 @@
               <w:rPr>
                 <w:sz w:val="20"/>
                 <w:szCs w:val="20"/>
-                <w:rFonts w:ascii="Times New Roman" w:hAnsi="Times New Roman"/>
               </w:rPr>
               <w:t xml:space="preserve">Medium</w:t>
             </w:r>
@@ -2537,7 +2415,6 @@
               <w:rPr>
                 <w:sz w:val="20"/>
                 <w:szCs w:val="20"/>
-                <w:rFonts w:ascii="Times New Roman" w:hAnsi="Times New Roman"/>
               </w:rPr>
               <w:t xml:space="preserve">Archive-based</w:t>
             </w:r>
@@ -2550,7 +2427,6 @@
               <w:rPr>
                 <w:sz w:val="20"/>
                 <w:szCs w:val="20"/>
-                <w:rFonts w:ascii="Times New Roman" w:hAnsi="Times New Roman"/>
               </w:rPr>
               <w:t xml:space="preserve">Process optimization</w:t>
             </w:r>
@@ -2565,7 +2441,6 @@
               <w:rPr>
                 <w:sz w:val="20"/>
                 <w:szCs w:val="20"/>
-                <w:rFonts w:ascii="Times New Roman" w:hAnsi="Times New Roman"/>
               </w:rPr>
               <w:t xml:space="preserve">Active Learning</w:t>
             </w:r>
@@ -2578,7 +2453,6 @@
               <w:rPr>
                 <w:sz w:val="20"/>
                 <w:szCs w:val="20"/>
-                <w:rFonts w:ascii="Times New Roman" w:hAnsi="Times New Roman"/>
               </w:rPr>
               <w:t xml:space="preserve">Uncertainty sampling</w:t>
             </w:r>
@@ -2591,7 +2465,6 @@
               <w:rPr>
                 <w:sz w:val="20"/>
                 <w:szCs w:val="20"/>
-                <w:rFonts w:ascii="Times New Roman" w:hAnsi="Times New Roman"/>
               </w:rPr>
               <w:t xml:space="preserve">Very High</w:t>
             </w:r>
@@ -2604,7 +2477,6 @@
               <w:rPr>
                 <w:sz w:val="20"/>
                 <w:szCs w:val="20"/>
-                <w:rFonts w:ascii="Times New Roman" w:hAnsi="Times New Roman"/>
               </w:rPr>
               <w:t xml:space="preserve">Multi-acquisition</w:t>
             </w:r>
@@ -2617,9 +2489,8 @@
               <w:rPr>
                 <w:sz w:val="20"/>
                 <w:szCs w:val="20"/>
-                <w:rFonts w:ascii="Times New Roman" w:hAnsi="Times New Roman"/>
-              </w:rPr>
-              <w:t xml:space="preserve">Exploration campaigns</w:t>
+              </w:rPr>
+              <w:t xml:space="preserve">Exploration</w:t>
             </w:r>
           </w:p>
         </w:tc>
@@ -2651,7 +2522,7 @@
           <w:sz w:val="24"/>
           <w:szCs w:val="24"/>
         </w:rPr>
-        <w:t xml:space="preserve">[FIGURE 4]</w:t>
+        <w:t xml:space="preserve">[FIGURE 4 - See Figure_4.png]</w:t>
       </w:r>
     </w:p>
     <w:p>
@@ -2669,7 +2540,7 @@
           <w:sz w:val="20"/>
           <w:szCs w:val="20"/>
         </w:rPr>
-        <w:t xml:space="preserve">Panel (a): RL agent interaction loop - State (current nanoparticle config) -&gt; Action (add atom/modify) -&gt; Reward (property improvement) | Panel (b): Training convergence for DQN, PPO, and Actor-Critic algorithms over 10,000 episodes | Panel (c): Pareto front of RL-discovered materials (stability vs. band gap)</w:t>
+        <w:t xml:space="preserve">Panel (a): RL loop diagram | Panel (b): Convergence over episodes | Panel (c): Pareto front (stability vs band gap)</w:t>
       </w:r>
     </w:p>
     <w:p>
@@ -2684,7 +2555,7 @@
           <w:sz w:val="20"/>
           <w:szCs w:val="20"/>
         </w:rPr>
-        <w:t xml:space="preserve">Figure 4: Reinforcement learning framework for nanomaterial design showing the state-action-reward diagram, training convergence curves, and Pareto front of discovered materials.</w:t>
+        <w:t xml:space="preserve">Figure 4: Reinforcement learning framework for nanomaterial design: (a) State-action-reward diagram, (b) Training convergence curves, (c) Pareto front of RL-discovered materials.</w:t>
       </w:r>
     </w:p>
     <w:p>
@@ -2695,19 +2566,6 @@
     <w:p>
       <w:pPr>
         <w:pStyle w:val="Heading1"/>
-      </w:pPr>
-      <w:r>
-        <w:rPr>
-          <w:b/>
-          <w:sz w:val="36"/>
-          <w:szCs w:val="36"/>
-        </w:rPr>
-        <w:t xml:space="preserve">3. APPLICATIONS OF AI-DESIGNED NANOMATERIALS</w:t>
-      </w:r>
-    </w:p>
-    <w:p>
-      <w:pPr>
-        <w:pStyle w:val="Heading2"/>
       </w:pPr>
       <w:r>
         <w:rPr>
@@ -2715,117 +2573,12 @@
           <w:sz w:val="32"/>
           <w:szCs w:val="32"/>
         </w:rPr>
-        <w:t xml:space="preserve">3.1 Property Prediction and Materials Optimization</w:t>
-      </w:r>
-    </w:p>
-    <w:p>
-      <w:pPr/>
-      <w:r>
-        <w:rPr>
-          <w:sz w:val="24"/>
-          <w:szCs w:val="24"/>
-          <w:rFonts w:ascii="Times New Roman" w:hAnsi="Times New Roman"/>
-        </w:rPr>
-        <w:t xml:space="preserve">Machine learning models trained on curated datasets have demonstrated remarkable accuracy in predicting diverse nanomaterial properties across multiple domains. Band gap prediction using gradient boosting methods achieves mean absolute error (MAE) below 0.3 eV on benchmark datasets from the Materials Project (Zhuo et al., 2018). Formation energy prediction using CGCNN and MEGNet approaches DFT-level uncertainty of approximately 25 meV/atom (Chen et al., 2019; Chen &amp; Ong, 2022). For nanoparticle-specific properties, ML models successfully predict catalytic activity of alloy nanoparticles, localized surface plasmon resonance wavelengths of gold and silver nanostructures, quantum dot emission spectra, and colloidal stability indicators (Yan &amp; Gu, 2020; Batzner et al., 2022).</w:t>
-      </w:r>
-    </w:p>
-    <w:p>
-      <w:pPr/>
-      <w:r>
-        <w:rPr>
-          <w:sz w:val="24"/>
-          <w:szCs w:val="24"/>
-          <w:rFonts w:ascii="Times New Roman" w:hAnsi="Times New Roman"/>
-        </w:rPr>
-        <w:t xml:space="preserve">Transfer learning and multi-task approaches address data scarcity challenges endemic to nanomaterial datasets by leveraging knowledge learned from data-rich tasks to improve predictions on data-scarce targets (Gupta et al., 2021). Cross-property transfer, where models pre-trained on abundant formation energy data are fine-tuned for scarce band gap or thermal conductivity data, has demonstrated 30-50% improvement in prediction accuracy compared to models trained from scratch on limited data. Multi-fidelity approaches that combine abundant low-accuracy data with scarce high-accuracy measurements provide another avenue for overcoming data limitations.</w:t>
+        <w:t xml:space="preserve">3. APPLICATIONS OF AI-DESIGNED NANOMATERIALS</w:t>
       </w:r>
     </w:p>
     <w:p>
       <w:pPr>
         <w:pStyle w:val="Heading2"/>
-      </w:pPr>
-      <w:r>
-        <w:rPr>
-          <w:b/>
-          <w:sz w:val="32"/>
-          <w:szCs w:val="32"/>
-        </w:rPr>
-        <w:t xml:space="preserve">3.2 AI-Guided Nanomaterial Synthesis</w:t>
-      </w:r>
-    </w:p>
-    <w:p>
-      <w:pPr/>
-      <w:r>
-        <w:rPr>
-          <w:sz w:val="24"/>
-          <w:szCs w:val="24"/>
-          <w:rFonts w:ascii="Times New Roman" w:hAnsi="Times New Roman"/>
-        </w:rPr>
-        <w:t xml:space="preserve">AI-guided synthesis optimization represents one of the most impactful applications of machine learning in nanomaterial science, directly addressing the challenge of translating computational designs into experimentally realized materials. Bayesian optimization frameworks have been applied to optimize hydrothermal synthesis of metal oxide nanoparticles, achieving target morphologies with 3-5 times fewer experiments than traditional design-of-experiments approaches (Shields et al., 2021). Neural network models trained on synthesis literature predict optimal precursor concentrations, reaction temperatures, times, and surfactant ratios for specified nanoparticle characteristics.</w:t>
-      </w:r>
-    </w:p>
-    <w:p>
-      <w:pPr/>
-      <w:r>
-        <w:rPr>
-          <w:sz w:val="24"/>
-          <w:szCs w:val="24"/>
-          <w:rFonts w:ascii="Times New Roman" w:hAnsi="Times New Roman"/>
-        </w:rPr>
-        <w:t xml:space="preserve">Self-driving laboratory platforms integrate ML-driven experimental design with robotic liquid handling, automated characterization via electron microscopy and spectroscopy, and closed-loop feedback control (Abolhasani &amp; Kumacheva, 2023). These platforms operate continuously without human intervention, executing hundreds of synthesis-characterization cycles per day. The ADAM (Autonomous Discovery of Advanced Materials) platform demonstrated autonomous optimization of carbon quantum dot synthesis for fluorescence emission targeting, discovering optimal conditions within 50 iterations from a 12-dimensional parameter space.</w:t>
-      </w:r>
-    </w:p>
-    <w:p>
-      <w:pPr>
-        <w:pStyle w:val="Heading2"/>
-      </w:pPr>
-      <w:r>
-        <w:rPr>
-          <w:b/>
-          <w:sz w:val="32"/>
-          <w:szCs w:val="32"/>
-        </w:rPr>
-        <w:t xml:space="preserve">3.3 Biomedical and Environmental Applications</w:t>
-      </w:r>
-    </w:p>
-    <w:p>
-      <w:pPr/>
-      <w:r>
-        <w:rPr>
-          <w:sz w:val="24"/>
-          <w:szCs w:val="24"/>
-          <w:rFonts w:ascii="Times New Roman" w:hAnsi="Times New Roman"/>
-        </w:rPr>
-        <w:t xml:space="preserve">AI-designed nanomaterials have found significant applications in biomedicine and environmental science. In drug delivery, ML models optimize nanoparticle size, surface charge, PEGylation density, and targeting ligand presentation to maximize tumor accumulation and minimize off-target effects. Reinforcement learning agents design lipid nanoparticle formulations for mRNA delivery with improved transfection efficiency (Kim et al., 2026). For environmental applications, AI-optimized photocatalytic nanomaterials achieve enhanced degradation of emerging pollutants, while ML-designed nanosorbents maximize heavy metal adsorption capacity through composition and surface functionality optimization.</w:t>
-      </w:r>
-    </w:p>
-    <w:p>
-      <w:pPr>
-        <w:pStyle w:val="Heading2"/>
-      </w:pPr>
-      <w:r>
-        <w:rPr>
-          <w:b/>
-          <w:sz w:val="32"/>
-          <w:szCs w:val="32"/>
-        </w:rPr>
-        <w:t xml:space="preserve">3.4 AI-Assisted Nanomaterials for Forensic Science</w:t>
-      </w:r>
-    </w:p>
-    <w:p>
-      <w:pPr/>
-      <w:r>
-        <w:rPr>
-          <w:sz w:val="24"/>
-          <w:szCs w:val="24"/>
-          <w:rFonts w:ascii="Times New Roman" w:hAnsi="Times New Roman"/>
-        </w:rPr>
-        <w:t xml:space="preserve">The application of AI-designed nanomaterials to forensic science represents a rapidly emerging field with transformative potential for criminal investigation and justice systems (Kumar et al., 2024; Yadav &amp; Sharma, 2025). AI methodologies enable the rational design of nanomaterials with properties specifically optimized for forensic detection challenges, including sensitivity, selectivity, stability under field conditions, and compatibility with diverse evidence substrates.</w:t>
-      </w:r>
-    </w:p>
-    <w:p>
-      <w:pPr>
-        <w:pStyle w:val="Heading3"/>
       </w:pPr>
       <w:r>
         <w:rPr>
@@ -2833,34 +2586,34 @@
           <w:sz w:val="28"/>
           <w:szCs w:val="28"/>
         </w:rPr>
-        <w:t xml:space="preserve">3.4.1 Enhanced Fingerprint Detection</w:t>
-      </w:r>
-    </w:p>
-    <w:p>
-      <w:pPr/>
-      <w:r>
-        <w:rPr>
-          <w:sz w:val="24"/>
-          <w:szCs w:val="24"/>
-          <w:rFonts w:ascii="Times New Roman" w:hAnsi="Times New Roman"/>
-        </w:rPr>
-        <w:t xml:space="preserve">Latent fingerprint detection remains one of the most critical forensic techniques, and AI-designed fluorescent nanomaterials including quantum dots, carbon dots, and upconversion nanoparticles (UCNPs) enable next-generation fingerprint visualization with 5-20 times higher signal-to-noise ratios compared to conventional powdering methods (Hazarika &amp; Russell, 2012; Becue et al., 2011). Machine learning models predict the relationship between quantum dot composition (core material, shell thickness, surface ligands) and fluorescence emission properties, enabling rational design of nanoprobes with emission wavelengths matched to minimize substrate autofluorescence (Dilag et al., 2013).</w:t>
-      </w:r>
-    </w:p>
-    <w:p>
-      <w:pPr/>
-      <w:r>
-        <w:rPr>
-          <w:sz w:val="24"/>
-          <w:szCs w:val="24"/>
-          <w:rFonts w:ascii="Times New Roman" w:hAnsi="Times New Roman"/>
-        </w:rPr>
-        <w:t xml:space="preserve">AI optimization of surface functionalization enables selective binding to fingerprint residue components (amino acids, fatty acids, proteins) while minimizing non-specific adsorption to substrate surfaces. Multi-objective optimization simultaneously maximizes fluorescence quantum yield, photostability, and fingerprint ridge contrast across diverse substrates including paper, glass, plastic, and metal surfaces. Deep learning image analysis complements nanomaterial-based enhancement by extracting minutiae patterns from enhanced fingerprints with greater accuracy than human examiners.</w:t>
-      </w:r>
-    </w:p>
-    <w:p>
-      <w:pPr>
-        <w:pStyle w:val="Heading3"/>
+        <w:t xml:space="preserve">3.1 Property Prediction and Materials Optimization</w:t>
+      </w:r>
+    </w:p>
+    <w:p>
+      <w:pPr/>
+      <w:r>
+        <w:rPr>
+          <w:sz w:val="24"/>
+          <w:szCs w:val="24"/>
+          <w:rFonts w:ascii="Times New Roman" w:hAnsi="Times New Roman"/>
+        </w:rPr>
+        <w:t xml:space="preserve">Machine learning models trained on curated datasets have demonstrated remarkable accuracy in predicting diverse nanomaterial properties across multiple domains. Band gap prediction using gradient boosting methods achieves mean absolute error (MAE) below 0.3 eV on benchmark datasets from the Materials Project [34]. Formation energy prediction using CGCNN and MEGNet approaches DFT-level uncertainty of approximately 25 meV/atom [13,27]. For nanoparticle-specific properties, ML models successfully predict catalytic activity of alloy nanoparticles, localized surface plasmon resonance wavelengths of gold and silver nanostructures, quantum dot emission spectra, and colloidal stability indicators [35,36].</w:t>
+      </w:r>
+    </w:p>
+    <w:p>
+      <w:pPr/>
+      <w:r>
+        <w:rPr>
+          <w:sz w:val="24"/>
+          <w:szCs w:val="24"/>
+          <w:rFonts w:ascii="Times New Roman" w:hAnsi="Times New Roman"/>
+        </w:rPr>
+        <w:t xml:space="preserve">Transfer learning and multi-task approaches address data scarcity challenges endemic to nanomaterial datasets by leveraging knowledge learned from data-rich tasks to improve predictions on data-scarce targets [37]. Cross-property transfer, where models pre-trained on abundant formation energy data are fine-tuned for scarce band gap or thermal conductivity data, has demonstrated 30-50% improvement in prediction accuracy compared to models trained from scratch on limited data. Multi-fidelity approaches that combine abundant low-accuracy data with scarce high-accuracy measurements provide another avenue for overcoming data limitations.</w:t>
+      </w:r>
+    </w:p>
+    <w:p>
+      <w:pPr>
+        <w:pStyle w:val="Heading2"/>
       </w:pPr>
       <w:r>
         <w:rPr>
@@ -2868,34 +2621,34 @@
           <w:sz w:val="28"/>
           <w:szCs w:val="28"/>
         </w:rPr>
-        <w:t xml:space="preserve">3.4.2 SERS Substrates for Trace Evidence Analysis</w:t>
-      </w:r>
-    </w:p>
-    <w:p>
-      <w:pPr/>
-      <w:r>
-        <w:rPr>
-          <w:sz w:val="24"/>
-          <w:szCs w:val="24"/>
-          <w:rFonts w:ascii="Times New Roman" w:hAnsi="Times New Roman"/>
-        </w:rPr>
-        <w:t xml:space="preserve">Surface-enhanced Raman spectroscopy (SERS) substrates provide electromagnetic enhancement factors of 10^6 to 10^10, enabling detection of trace analytes at femtomolar concentrations relevant to forensic scenarios (Cialla-May et al., 2017). AI-driven inverse design optimizes nanostructure geometry including particle size, shape, interparticle gap distance, and array periodicity to maximize electromagnetic enhancement at specific excitation wavelengths (So et al., 2020). Deep learning models trained on finite-difference time-domain (FDTD) simulation databases predict enhancement factors for arbitrary nanostructure geometries in milliseconds, enabling rapid screening of millions of candidate designs.</w:t>
-      </w:r>
-    </w:p>
-    <w:p>
-      <w:pPr/>
-      <w:r>
-        <w:rPr>
-          <w:sz w:val="24"/>
-          <w:szCs w:val="24"/>
-          <w:rFonts w:ascii="Times New Roman" w:hAnsi="Times New Roman"/>
-        </w:rPr>
-        <w:t xml:space="preserve">Conditional GANs generate nanostructure geometries optimized for detecting specific analyte classes including controlled substances (cocaine, methamphetamine, fentanyl), explosive residues (TNT, RDX, PETN), and biological fluids (blood, saliva, semen) based on their characteristic Raman signatures. Multi-functional SERS substrates designed using multi-objective optimization simultaneously maximize enhancement for multiple analytes while maintaining reproducibility across the substrate area.</w:t>
-      </w:r>
-    </w:p>
-    <w:p>
-      <w:pPr>
-        <w:pStyle w:val="Heading3"/>
+        <w:t xml:space="preserve">3.2 AI-Guided Nanomaterial Synthesis</w:t>
+      </w:r>
+    </w:p>
+    <w:p>
+      <w:pPr/>
+      <w:r>
+        <w:rPr>
+          <w:sz w:val="24"/>
+          <w:szCs w:val="24"/>
+          <w:rFonts w:ascii="Times New Roman" w:hAnsi="Times New Roman"/>
+        </w:rPr>
+        <w:t xml:space="preserve">AI-guided synthesis optimization represents one of the most impactful applications of machine learning in nanomaterial science, directly addressing the challenge of translating computational designs into experimentally realized materials. Bayesian optimization frameworks have been applied to optimize hydrothermal synthesis of metal oxide nanoparticles, achieving target morphologies with 3-5 times fewer experiments than traditional design-of-experiments approaches [49]. Neural network models trained on synthesis literature predict optimal precursor concentrations, reaction temperatures, times, and surfactant ratios for specified nanoparticle characteristics.</w:t>
+      </w:r>
+    </w:p>
+    <w:p>
+      <w:pPr/>
+      <w:r>
+        <w:rPr>
+          <w:sz w:val="24"/>
+          <w:szCs w:val="24"/>
+          <w:rFonts w:ascii="Times New Roman" w:hAnsi="Times New Roman"/>
+        </w:rPr>
+        <w:t xml:space="preserve">Self-driving laboratory platforms integrate ML-driven experimental design with robotic liquid handling, automated characterization via electron microscopy and spectroscopy, and closed-loop feedback control [53]. These platforms operate continuously without human intervention, executing hundreds of synthesis-characterization cycles per day. The ADAM (Autonomous Discovery of Advanced Materials) platform demonstrated autonomous optimization of carbon quantum dot synthesis for fluorescence emission targeting, discovering optimal conditions within 50 iterations from a 12-dimensional parameter space.</w:t>
+      </w:r>
+    </w:p>
+    <w:p>
+      <w:pPr>
+        <w:pStyle w:val="Heading2"/>
       </w:pPr>
       <w:r>
         <w:rPr>
@@ -2903,23 +2656,23 @@
           <w:sz w:val="28"/>
           <w:szCs w:val="28"/>
         </w:rPr>
-        <w:t xml:space="preserve">3.4.3 Nanobiosensors for Forensic Diagnostics</w:t>
-      </w:r>
-    </w:p>
-    <w:p>
-      <w:pPr/>
-      <w:r>
-        <w:rPr>
-          <w:sz w:val="24"/>
-          <w:szCs w:val="24"/>
-          <w:rFonts w:ascii="Times New Roman" w:hAnsi="Times New Roman"/>
-        </w:rPr>
-        <w:t xml:space="preserve">AI-designed nanobiosensors integrate biological recognition elements (antibodies, aptamers, molecularly imprinted polymers) with signal-transducing nanomaterials to achieve rapid, sensitive, and specific detection of forensically relevant targets (Kumar et al., 2024). Applications include lateral flow immunoassays incorporating AI-optimized gold nanoparticle conjugates for presumptive body fluid identification at crime scenes, electrochemical nanosensors with ML-designed electrode modifications for quantitative drug detection in biological matrices, and plasmonic biosensors enabling DNA identification from minute samples without PCR amplification through AI-optimized signal transduction.</w:t>
-      </w:r>
-    </w:p>
-    <w:p>
-      <w:pPr>
-        <w:pStyle w:val="Heading3"/>
+        <w:t xml:space="preserve">3.3 Biomedical and Environmental Applications</w:t>
+      </w:r>
+    </w:p>
+    <w:p>
+      <w:pPr/>
+      <w:r>
+        <w:rPr>
+          <w:sz w:val="24"/>
+          <w:szCs w:val="24"/>
+          <w:rFonts w:ascii="Times New Roman" w:hAnsi="Times New Roman"/>
+        </w:rPr>
+        <w:t xml:space="preserve">AI-designed nanomaterials have found significant applications in biomedicine and environmental science. In drug delivery, ML models optimize nanoparticle size, surface charge, PEGylation density, and targeting ligand presentation to maximize tumor accumulation and minimize off-target effects. Reinforcement learning agents design lipid nanoparticle formulations for mRNA delivery with improved transfection efficiency [51]. For environmental applications, AI-optimized photocatalytic nanomaterials achieve enhanced degradation of emerging pollutants, while ML-designed nanosorbents maximize heavy metal adsorption capacity through composition and surface functionality optimization.</w:t>
+      </w:r>
+    </w:p>
+    <w:p>
+      <w:pPr>
+        <w:pStyle w:val="Heading2"/>
       </w:pPr>
       <w:r>
         <w:rPr>
@@ -2927,6 +2680,124 @@
           <w:sz w:val="28"/>
           <w:szCs w:val="28"/>
         </w:rPr>
+        <w:t xml:space="preserve">3.4 AI-Assisted Nanomaterials for Forensic Science</w:t>
+      </w:r>
+    </w:p>
+    <w:p>
+      <w:pPr/>
+      <w:r>
+        <w:rPr>
+          <w:sz w:val="24"/>
+          <w:szCs w:val="24"/>
+          <w:rFonts w:ascii="Times New Roman" w:hAnsi="Times New Roman"/>
+        </w:rPr>
+        <w:t xml:space="preserve">The application of AI-designed nanomaterials to forensic science represents a rapidly emerging field with transformative potential for criminal investigation and justice systems [6,7]. AI methodologies enable the rational design of nanomaterials with properties specifically optimized for forensic detection challenges, including sensitivity, selectivity, stability under field conditions, and compatibility with diverse evidence substrates.</w:t>
+      </w:r>
+    </w:p>
+    <w:p>
+      <w:pPr>
+        <w:pStyle w:val="Heading3"/>
+      </w:pPr>
+      <w:r>
+        <w:rPr>
+          <w:b/>
+          <w:sz w:val="26"/>
+          <w:szCs w:val="26"/>
+        </w:rPr>
+        <w:t xml:space="preserve">3.4.1 Enhanced Fingerprint Detection</w:t>
+      </w:r>
+    </w:p>
+    <w:p>
+      <w:pPr/>
+      <w:r>
+        <w:rPr>
+          <w:sz w:val="24"/>
+          <w:szCs w:val="24"/>
+          <w:rFonts w:ascii="Times New Roman" w:hAnsi="Times New Roman"/>
+        </w:rPr>
+        <w:t xml:space="preserve">Latent fingerprint detection remains one of the most critical forensic techniques, and AI-designed fluorescent nanomaterials including quantum dots, carbon dots, and upconversion nanoparticles (UCNPs) enable next-generation fingerprint visualization with 5-20 times higher signal-to-noise ratios compared to conventional powdering methods [14,15]. Machine learning models predict the relationship between quantum dot composition (core material, shell thickness, surface ligands) and fluorescence emission properties, enabling rational design of nanoprobes with emission wavelengths matched to minimize substrate autofluorescence [16].</w:t>
+      </w:r>
+    </w:p>
+    <w:p>
+      <w:pPr/>
+      <w:r>
+        <w:rPr>
+          <w:sz w:val="24"/>
+          <w:szCs w:val="24"/>
+          <w:rFonts w:ascii="Times New Roman" w:hAnsi="Times New Roman"/>
+        </w:rPr>
+        <w:t xml:space="preserve">AI optimization of surface functionalization enables selective binding to fingerprint residue components (amino acids, fatty acids, proteins) while minimizing non-specific adsorption to substrate surfaces. Multi-objective optimization simultaneously maximizes fluorescence quantum yield, photostability, and fingerprint ridge contrast across diverse substrates including paper, glass, plastic, and metal surfaces. Deep learning image analysis complements nanomaterial-based enhancement by extracting minutiae patterns from enhanced fingerprints with greater accuracy than human examiners.</w:t>
+      </w:r>
+    </w:p>
+    <w:p>
+      <w:pPr>
+        <w:pStyle w:val="Heading3"/>
+      </w:pPr>
+      <w:r>
+        <w:rPr>
+          <w:b/>
+          <w:sz w:val="26"/>
+          <w:szCs w:val="26"/>
+        </w:rPr>
+        <w:t xml:space="preserve">3.4.2 SERS Substrates for Trace Evidence Analysis</w:t>
+      </w:r>
+    </w:p>
+    <w:p>
+      <w:pPr/>
+      <w:r>
+        <w:rPr>
+          <w:sz w:val="24"/>
+          <w:szCs w:val="24"/>
+          <w:rFonts w:ascii="Times New Roman" w:hAnsi="Times New Roman"/>
+        </w:rPr>
+        <w:t xml:space="preserve">Surface-enhanced Raman spectroscopy (SERS) substrates provide electromagnetic enhancement factors of 10^6 to 10^10, enabling detection of trace analytes at femtomolar concentrations relevant to forensic scenarios [17]. AI-driven inverse design optimizes nanostructure geometry including particle size, shape, interparticle gap distance, and array periodicity to maximize electromagnetic enhancement at specific excitation wavelengths [42]. Deep learning models trained on finite-difference time-domain (FDTD) simulation databases predict enhancement factors for arbitrary nanostructure geometries in milliseconds, enabling rapid screening of millions of candidate designs.</w:t>
+      </w:r>
+    </w:p>
+    <w:p>
+      <w:pPr/>
+      <w:r>
+        <w:rPr>
+          <w:sz w:val="24"/>
+          <w:szCs w:val="24"/>
+          <w:rFonts w:ascii="Times New Roman" w:hAnsi="Times New Roman"/>
+        </w:rPr>
+        <w:t xml:space="preserve">Conditional GANs generate nanostructure geometries optimized for detecting specific analyte classes including controlled substances (cocaine, methamphetamine, fentanyl), explosive residues (TNT, RDX, PETN), and biological fluids (blood, saliva, semen) based on their characteristic Raman signatures. Multi-functional SERS substrates designed using multi-objective optimization simultaneously maximize enhancement for multiple analytes while maintaining reproducibility across the substrate area.</w:t>
+      </w:r>
+    </w:p>
+    <w:p>
+      <w:pPr>
+        <w:pStyle w:val="Heading3"/>
+      </w:pPr>
+      <w:r>
+        <w:rPr>
+          <w:b/>
+          <w:sz w:val="26"/>
+          <w:szCs w:val="26"/>
+        </w:rPr>
+        <w:t xml:space="preserve">3.4.3 Nanobiosensors for Forensic Diagnostics</w:t>
+      </w:r>
+    </w:p>
+    <w:p>
+      <w:pPr/>
+      <w:r>
+        <w:rPr>
+          <w:sz w:val="24"/>
+          <w:szCs w:val="24"/>
+          <w:rFonts w:ascii="Times New Roman" w:hAnsi="Times New Roman"/>
+        </w:rPr>
+        <w:t xml:space="preserve">AI-designed nanobiosensors integrate biological recognition elements (antibodies, aptamers, molecularly imprinted polymers) with signal-transducing nanomaterials to achieve rapid, sensitive, and specific detection of forensically relevant targets [6]. Applications include lateral flow immunoassays incorporating AI-optimized gold nanoparticle conjugates for presumptive body fluid identification at crime scenes, electrochemical nanosensors with ML-designed electrode modifications for quantitative drug detection in biological matrices, and plasmonic biosensors enabling DNA identification from minute samples without PCR amplification through AI-optimized signal transduction.</w:t>
+      </w:r>
+    </w:p>
+    <w:p>
+      <w:pPr>
+        <w:pStyle w:val="Heading3"/>
+      </w:pPr>
+      <w:r>
+        <w:rPr>
+          <w:b/>
+          <w:sz w:val="26"/>
+          <w:szCs w:val="26"/>
+        </w:rPr>
         <w:t xml:space="preserve">3.4.4 Chemical Sensing and Explosive Detection</w:t>
       </w:r>
     </w:p>
@@ -2938,7 +2809,7 @@
           <w:szCs w:val="24"/>
           <w:rFonts w:ascii="Times New Roman" w:hAnsi="Times New Roman"/>
         </w:rPr>
-        <w:t xml:space="preserve">Metal-organic framework (MOF) nanoparticles with AI-optimized pore geometries and functionalization achieve parts-per-trillion detection limits for explosive vapors including nitroaromatic compounds, peroxide-based explosives, and inorganic oxidizers (Kumar et al., 2024). Colorimetric nanoparticle arrays functioning as artificial noses enable forensic chemical signature identification through pattern recognition of multi-analyte responses, identifying accelerants in arson investigation, decomposition products for time-since-death estimation, and clandestine drug laboratory emissions (Cialla-May et al., 2017). Machine learning classification algorithms trained on sensor array response patterns achieve greater than 95% accuracy in distinguishing forensically relevant chemical signatures from environmental backgrounds.</w:t>
+        <w:t xml:space="preserve">Metal-organic framework (MOF) nanoparticles with AI-optimized pore geometries and functionalization achieve parts-per-trillion detection limits for explosive vapors including nitroaromatic compounds, peroxide-based explosives, and inorganic oxidizers [6]. Colorimetric nanoparticle arrays functioning as artificial noses enable forensic chemical signature identification through pattern recognition of multi-analyte responses, identifying accelerants in arson investigation, decomposition products for time-since-death estimation, and clandestine drug laboratory emissions [17]. Machine learning classification algorithms trained on sensor array response patterns achieve greater than 95% accuracy in distinguishing forensically relevant chemical signatures from environmental backgrounds.</w:t>
       </w:r>
     </w:p>
     <w:p>
@@ -2948,8 +2819,8 @@
       <w:r>
         <w:rPr>
           <w:b/>
-          <w:sz w:val="32"/>
-          <w:szCs w:val="32"/>
+          <w:sz w:val="28"/>
+          <w:szCs w:val="28"/>
         </w:rPr>
         <w:t xml:space="preserve">3.5 Case Studies and Recent Advances</w:t>
       </w:r>
@@ -2962,7 +2833,7 @@
           <w:szCs w:val="24"/>
           <w:rFonts w:ascii="Times New Roman" w:hAnsi="Times New Roman"/>
         </w:rPr>
-        <w:t xml:space="preserve">Recent case studies demonstrate the practical impact of AI-designed nanomaterials across forensic applications. Yan and Gu (2020) applied deep learning to predict optical properties of metallic nanoparticles, enabling rapid identification of compositions yielding maximum SERS enhancement for forensic analytes. The AlloyGAN framework (Yang et al., 2025) demonstrated that combining text-mined synthesis knowledge with generative adversarial networks accelerates discovery of novel alloy nanoparticles with properties exceeding those of known materials. Autonomous experimentation platforms have optimized carbon dot fluorescence for fingerprint detection applications, discovering formulations with quantum yields exceeding 80% through fewer than 100 experiments (Abolhasani &amp; Kumacheva, 2023).</w:t>
+        <w:t xml:space="preserve">Recent case studies demonstrate the practical impact of AI-designed nanomaterials across forensic applications. Yan and Gu [35] applied deep learning to predict optical properties of metallic nanoparticles, enabling rapid identification of compositions yielding maximum SERS enhancement for forensic analytes. The AlloyGAN framework [44] demonstrated that combining text-mined synthesis knowledge with generative adversarial networks accelerates discovery of novel alloy nanoparticles with properties exceeding those of known materials. Autonomous experimentation platforms have optimized carbon dot fluorescence for fingerprint detection applications, discovering formulations with quantum yields exceeding 80% through fewer than 100 experiments [53].</w:t>
       </w:r>
     </w:p>
     <w:p>
@@ -2982,7 +2853,7 @@
           <w:sz w:val="24"/>
           <w:szCs w:val="24"/>
         </w:rPr>
-        <w:t xml:space="preserve">[FIGURE 5]</w:t>
+        <w:t xml:space="preserve">[FIGURE 5 - See Figure_5.png]</w:t>
       </w:r>
     </w:p>
     <w:p>
@@ -3000,7 +2871,7 @@
           <w:sz w:val="20"/>
           <w:szCs w:val="20"/>
         </w:rPr>
-        <w:t xml:space="preserve">Panel (a): Funnel diagram showing hierarchical screening: 10^6 enumerated candidates -&gt; 10^5 stability-screened -&gt; 10^4 property-filtered -&gt; 10^2 DFT-validated -&gt; 10 experimentally confirmed | Panel (b): Active learning improvement loop with uncertainty quantification | Panel (c): Efficiency comparison of random vs. active learning sampling</w:t>
+        <w:t xml:space="preserve">Panel (a): Screening funnel | Panel (b): Active learning loop | Panel (c): Efficiency comparison</w:t>
       </w:r>
     </w:p>
     <w:p>
@@ -3015,7 +2886,7 @@
           <w:sz w:val="20"/>
           <w:szCs w:val="20"/>
         </w:rPr>
-        <w:t xml:space="preserve">Figure 5: High-throughput screening and active learning workflow for nanomaterial discovery.</w:t>
+        <w:t xml:space="preserve">Figure 5: High-throughput screening and active learning workflow: (a) Funnel diagram from 10^6 candidates to 10 confirmed, (b) Active learning iterative loop, (c) Random vs. intelligent sampling comparison.</w:t>
       </w:r>
     </w:p>
     <w:p>
@@ -3035,7 +2906,7 @@
           <w:sz w:val="24"/>
           <w:szCs w:val="24"/>
         </w:rPr>
-        <w:t xml:space="preserve">[FIGURE 6]</w:t>
+        <w:t xml:space="preserve">[FIGURE 6 - See Figure_6.png]</w:t>
       </w:r>
     </w:p>
     <w:p>
@@ -3053,7 +2924,7 @@
           <w:sz w:val="20"/>
           <w:szCs w:val="20"/>
         </w:rPr>
-        <w:t xml:space="preserve">Panel (a): ML-optimized fluorescent NPs for fingerprint detection on various substrates | Panel (b): GAN-designed SERS substrates with electromagnetic field enhancement maps | Panel (c): Nanobiosensor array for body fluid identification (blood, saliva, semen) | Panel (d): MOF-based explosive vapor sensor with selective response patterns for TNT, RDX, PETN</w:t>
+        <w:t xml:space="preserve">Panel (a): Fingerprint on various substrates | Panel (b): SERS field maps | Panel (c): Body fluid sensor | Panel (d): Explosive sensor responses</w:t>
       </w:r>
     </w:p>
     <w:p>
@@ -3068,7 +2939,7 @@
           <w:sz w:val="20"/>
           <w:szCs w:val="20"/>
         </w:rPr>
-        <w:t xml:space="preserve">Figure 6: AI-designed nanomaterials for forensic applications showing fingerprint detection, SERS substrates, nanobiosensors, and explosive vapor sensors.</w:t>
+        <w:t xml:space="preserve">Figure 6: AI-designed nanomaterials for forensic applications: (a) Fluorescent NPs for fingerprint detection, (b) GAN-designed SERS substrates, (c) Nanobiosensor array, (d) MOF explosive vapor sensor.</w:t>
       </w:r>
     </w:p>
     <w:p>
@@ -3079,19 +2950,6 @@
     <w:p>
       <w:pPr>
         <w:pStyle w:val="Heading1"/>
-      </w:pPr>
-      <w:r>
-        <w:rPr>
-          <w:b/>
-          <w:sz w:val="36"/>
-          <w:szCs w:val="36"/>
-        </w:rPr>
-        <w:t xml:space="preserve">4. CHALLENGES, FUTURE PERSPECTIVES, AND CONCLUSIONS</w:t>
-      </w:r>
-    </w:p>
-    <w:p>
-      <w:pPr>
-        <w:pStyle w:val="Heading2"/>
       </w:pPr>
       <w:r>
         <w:rPr>
@@ -3099,6 +2957,19 @@
           <w:sz w:val="32"/>
           <w:szCs w:val="32"/>
         </w:rPr>
+        <w:t xml:space="preserve">4. CHALLENGES, FUTURE PERSPECTIVES, AND CONCLUSIONS</w:t>
+      </w:r>
+    </w:p>
+    <w:p>
+      <w:pPr>
+        <w:pStyle w:val="Heading2"/>
+      </w:pPr>
+      <w:r>
+        <w:rPr>
+          <w:b/>
+          <w:sz w:val="28"/>
+          <w:szCs w:val="28"/>
+        </w:rPr>
         <w:t xml:space="preserve">4.1 Current Challenges</w:t>
       </w:r>
     </w:p>
@@ -3110,29 +2981,29 @@
           <w:szCs w:val="24"/>
           <w:rFonts w:ascii="Times New Roman" w:hAnsi="Times New Roman"/>
         </w:rPr>
-        <w:t xml:space="preserve">Despite remarkable progress, several fundamental challenges impede the full realization of AI-assisted nanomaterial design. Data scarcity remains the most pervasive limitation, as most nanomaterial datasets contain fewer than 1,000 samples, far below the requirements for robust deep learning model training (Himanen et al., 2019; Choudhary et al., 2022). Unlike domains such as computer vision or natural language processing where millions of labeled examples are readily available, materials data requires expensive experimental measurements or computationally intensive simulations to generate. Solutions under active development include transfer learning from data-rich to data-scarce domains, physics-informed data augmentation, few-shot learning architectures, multi-fidelity approaches combining data at different accuracy levels, and federated learning frameworks enabling collaborative model training without sharing proprietary data (Gupta et al., 2021).</w:t>
-      </w:r>
-    </w:p>
-    <w:p>
-      <w:pPr/>
-      <w:r>
-        <w:rPr>
-          <w:sz w:val="24"/>
-          <w:szCs w:val="24"/>
-          <w:rFonts w:ascii="Times New Roman" w:hAnsi="Times New Roman"/>
-        </w:rPr>
-        <w:t xml:space="preserve">Model interpretability presents another significant challenge, as many high-performing deep learning models operate as black boxes, providing accurate predictions without physically meaningful explanations of the underlying structure-property relationships (Choudhary et al., 2022). This opacity hinders scientific understanding and reduces trust in AI-generated recommendations. Physics-informed machine learning approaches that embed known physical constraints into model architectures, equivariant neural networks that respect crystallographic symmetries, and explainable AI (XAI) techniques including SHAP values, integrated gradients, and attention mechanism visualization offer pathways toward interpretable materials models.</w:t>
-      </w:r>
-    </w:p>
-    <w:p>
-      <w:pPr/>
-      <w:r>
-        <w:rPr>
-          <w:sz w:val="24"/>
-          <w:szCs w:val="24"/>
-          <w:rFonts w:ascii="Times New Roman" w:hAnsi="Times New Roman"/>
-        </w:rPr>
-        <w:t xml:space="preserve">A persistent gap exists between computationally predicted and experimentally realizable materials, with estimates suggesting that only approximately 30% of AI-generated material candidates can be successfully synthesized under reasonable laboratory conditions (Ramprasad et al., 2017; Sanchez-Lengeling &amp; Aspuru-Guzik, 2018). Synthesis-aware generative models that incorporate known synthesis constraints and precursor availability into the generation process, combined with autonomous experimental platforms providing rapid synthesis validation and closed-loop feedback, represent promising approaches to bridging this theory-practice gap.</w:t>
+        <w:t xml:space="preserve">Despite remarkable progress, several fundamental challenges impede the full realization of AI-assisted nanomaterial design. Data scarcity remains the most pervasive limitation, as most nanomaterial datasets contain fewer than 1,000 samples, far below the requirements for robust deep learning model training [3,4]. Unlike domains such as computer vision or natural language processing where millions of labeled examples are readily available, materials data requires expensive experimental measurements or computationally intensive simulations to generate. Solutions under active development include transfer learning from data-rich to data-scarce domains, physics-informed data augmentation, few-shot learning architectures, multi-fidelity approaches combining data at different accuracy levels, and federated learning frameworks enabling collaborative model training without sharing proprietary data [37].</w:t>
+      </w:r>
+    </w:p>
+    <w:p>
+      <w:pPr/>
+      <w:r>
+        <w:rPr>
+          <w:sz w:val="24"/>
+          <w:szCs w:val="24"/>
+          <w:rFonts w:ascii="Times New Roman" w:hAnsi="Times New Roman"/>
+        </w:rPr>
+        <w:t xml:space="preserve">Model interpretability presents another significant challenge, as many high-performing deep learning models operate as black boxes, providing accurate predictions without physically meaningful explanations of the underlying structure-property relationships [4]. This opacity hinders scientific understanding and reduces trust in AI-generated recommendations. Physics-informed machine learning approaches that embed known physical constraints into model architectures, equivariant neural networks that respect crystallographic symmetries, and explainable AI (XAI) techniques including SHAP values, integrated gradients, and attention mechanism visualization offer pathways toward interpretable materials models.</w:t>
+      </w:r>
+    </w:p>
+    <w:p>
+      <w:pPr/>
+      <w:r>
+        <w:rPr>
+          <w:sz w:val="24"/>
+          <w:szCs w:val="24"/>
+          <w:rFonts w:ascii="Times New Roman" w:hAnsi="Times New Roman"/>
+        </w:rPr>
+        <w:t xml:space="preserve">A persistent gap exists between computationally predicted and experimentally realizable materials, with estimates suggesting that only approximately 30% of AI-generated material candidates can be successfully synthesized under reasonable laboratory conditions [8,38]. Synthesis-aware generative models that incorporate known synthesis constraints and precursor availability into the generation process, combined with autonomous experimental platforms providing rapid synthesis validation and closed-loop feedback, represent promising approaches to bridging this theory-practice gap.</w:t>
       </w:r>
     </w:p>
     <w:p>
@@ -3153,8 +3024,8 @@
       <w:r>
         <w:rPr>
           <w:b/>
-          <w:sz w:val="32"/>
-          <w:szCs w:val="32"/>
+          <w:sz w:val="28"/>
+          <w:szCs w:val="28"/>
         </w:rPr>
         <w:t xml:space="preserve">4.2 Ethical and Regulatory Considerations</w:t>
       </w:r>
@@ -3168,6 +3039,98 @@
           <w:rFonts w:ascii="Times New Roman" w:hAnsi="Times New Roman"/>
         </w:rPr>
         <w:t xml:space="preserve">The development of AI-designed nanomaterials raises important ethical and regulatory considerations. Dual-use potential requires careful evaluation, as nanomaterials designed for beneficial applications such as drug delivery or environmental sensing could potentially be repurposed for harmful ends. Nanotoxicology assessment must be integrated into the design optimization process, with ML models for toxicity prediction incorporated as constraints in multi-objective optimization frameworks. Environmental impact of AI-designed nanomaterials throughout their lifecycle, from synthesis to disposal, requires consideration within sustainable and green nanotechnology frameworks. For forensic applications specifically, concerns regarding surveillance capabilities, privacy implications, and potential for misuse of advanced detection technologies necessitate robust ethical oversight and regulatory governance.</w:t>
+      </w:r>
+    </w:p>
+    <w:p>
+      <w:pPr>
+        <w:pStyle w:val="Heading2"/>
+      </w:pPr>
+      <w:r>
+        <w:rPr>
+          <w:b/>
+          <w:sz w:val="28"/>
+          <w:szCs w:val="28"/>
+        </w:rPr>
+        <w:t xml:space="preserve">4.3 Future Perspectives</w:t>
+      </w:r>
+    </w:p>
+    <w:p>
+      <w:pPr/>
+      <w:r>
+        <w:rPr>
+          <w:sz w:val="24"/>
+          <w:szCs w:val="24"/>
+          <w:rFonts w:ascii="Times New Roman" w:hAnsi="Times New Roman"/>
+        </w:rPr>
+        <w:t xml:space="preserve">The future of AI-assisted nanomaterial design is characterized by several converging trends that promise to accelerate discovery rates by orders of magnitude. Self-driving laboratories integrating AI planning, robotic synthesis, and automated characterization will enable continuous closed-loop optimization operating 24 hours per day without human intervention [53]. These autonomous platforms will progressively reduce the time from computational prediction to experimental validation from months to days or even hours.</w:t>
+      </w:r>
+    </w:p>
+    <w:p>
+      <w:pPr/>
+      <w:r>
+        <w:rPr>
+          <w:sz w:val="24"/>
+          <w:szCs w:val="24"/>
+          <w:rFonts w:ascii="Times New Roman" w:hAnsi="Times New Roman"/>
+        </w:rPr>
+        <w:t xml:space="preserve">AI-robotics integration will extend beyond single-instrument platforms to interconnected laboratory networks where multiple self-driving systems collaborate on distributed experimental campaigns. Digital twins for nanomaterials will create virtual representations of real nanomaterial systems, enabling rapid in silico testing of modifications before physical implementation. Explainable AI will evolve beyond post-hoc interpretation to inherently interpretable architectures that provide physical insights alongside predictions, accelerating scientific understanding of nanoscale phenomena.</w:t>
+      </w:r>
+    </w:p>
+    <w:p>
+      <w:pPr/>
+      <w:r>
+        <w:rPr>
+          <w:sz w:val="24"/>
+          <w:szCs w:val="24"/>
+          <w:rFonts w:ascii="Times New Roman" w:hAnsi="Times New Roman"/>
+        </w:rPr>
+        <w:t xml:space="preserve">Foundation models for materials discovery, analogous to GPT-4 or DALL-E in language and vision domains, will be pre-trained on vast multi-modal materials datasets encompassing crystal structures, synthesis procedures, characterization data, and scientific literature [28]. These models will enable natural language interaction with materials design systems, where researchers specify desired properties in plain language and receive optimized material candidates with synthesis instructions. Sustainable and green nanotechnology considerations will be embedded directly into AI optimization objectives, ensuring that discovered materials meet environmental safety and lifecycle sustainability criteria from the outset.</w:t>
+      </w:r>
+    </w:p>
+    <w:p>
+      <w:pPr/>
+      <w:r>
+        <w:rPr>
+          <w:sz w:val="24"/>
+          <w:szCs w:val="24"/>
+          <w:rFonts w:ascii="Times New Roman" w:hAnsi="Times New Roman"/>
+        </w:rPr>
+        <w:t xml:space="preserve">For forensic applications specifically, future developments include integration of AI-designed nanomaterials with portable analytical platforms for field deployment, multi-modal sensor fusion combining SERS, fluorescence, and electrochemical detection in single devices, and AI-powered forensic databases linking nanomaterial sensor responses to comprehensive reference libraries of forensically relevant substances. Standardized validation protocols and inter-laboratory comparison studies will establish the reliability and admissibility standards necessary for courtroom acceptance of AI-nanomaterial-based forensic evidence.</w:t>
+      </w:r>
+    </w:p>
+    <w:p>
+      <w:pPr>
+        <w:pStyle w:val="Heading2"/>
+      </w:pPr>
+      <w:r>
+        <w:rPr>
+          <w:b/>
+          <w:sz w:val="28"/>
+          <w:szCs w:val="28"/>
+        </w:rPr>
+        <w:t xml:space="preserve">4.4 Conclusions</w:t>
+      </w:r>
+    </w:p>
+    <w:p>
+      <w:pPr/>
+      <w:r>
+        <w:rPr>
+          <w:sz w:val="24"/>
+          <w:szCs w:val="24"/>
+          <w:rFonts w:ascii="Times New Roman" w:hAnsi="Times New Roman"/>
+        </w:rPr>
+        <w:t xml:space="preserve">Artificial intelligence is fundamentally transforming the design, discovery, and optimization of nanomaterials through data-driven approaches that complement and accelerate traditional experimental methodologies. This chapter has demonstrated that: (1) Graph neural networks achieve near-DFT accuracy for property prediction at dramatically reduced computational cost [12,13,27]; (2) Generative adversarial networks and diffusion models enable generation of novel material structures with targeted properties [30,45,48]; (3) Reinforcement learning agents learn optimal design strategies through exploration of chemical spaces [24,46]; (4) Bayesian optimization enables sample-efficient synthesis optimization requiring minimal experiments [49]; and (5) Self-driving laboratories provide closed-loop development capabilities that accelerate materials discovery by orders of magnitude [53].</w:t>
+      </w:r>
+    </w:p>
+    <w:p>
+      <w:pPr/>
+      <w:r>
+        <w:rPr>
+          <w:sz w:val="24"/>
+          <w:szCs w:val="24"/>
+          <w:rFonts w:ascii="Times New Roman" w:hAnsi="Times New Roman"/>
+        </w:rPr>
+        <w:t xml:space="preserve">The application of AI-designed nanomaterials to forensic science enables enhanced fingerprint detection with dramatically improved signal-to-noise ratios [14,15,16], superior SERS substrates for trace evidence analysis at unprecedented sensitivity levels [17,42], intelligent nanobiosensors for rapid and specific forensic diagnostics [6,7], and sensor arrays for complex chemical signature identification. The convergence of foundation models, multi-modal learning, autonomous experimentation, and AI-robotics integration promises the emergence of truly intelligent materials design systems capable of addressing the most challenging problems in forensic science and beyond. Realizing this potential will require sustained efforts to address data scarcity through collaborative data sharing, improve model interpretability for scientific trust, bridge the synthesis gap through autonomous validation, and establish ethical frameworks for responsible nanomaterial innovation.</w:t>
       </w:r>
     </w:p>
     <w:p>
@@ -3211,7 +3174,6 @@
                 <w:b/>
                 <w:sz w:val="20"/>
                 <w:szCs w:val="20"/>
-                <w:rFonts w:ascii="Times New Roman" w:hAnsi="Times New Roman"/>
                 <w:color w:val="FFFFFF"/>
               </w:rPr>
               <w:t xml:space="preserve">Challenge</w:t>
@@ -3231,10 +3193,9 @@
                 <w:b/>
                 <w:sz w:val="20"/>
                 <w:szCs w:val="20"/>
-                <w:rFonts w:ascii="Times New Roman" w:hAnsi="Times New Roman"/>
                 <w:color w:val="FFFFFF"/>
               </w:rPr>
-              <w:t xml:space="preserve">Current Status</w:t>
+              <w:t xml:space="preserve">Status</w:t>
             </w:r>
           </w:p>
         </w:tc>
@@ -3251,10 +3212,9 @@
                 <w:b/>
                 <w:sz w:val="20"/>
                 <w:szCs w:val="20"/>
-                <w:rFonts w:ascii="Times New Roman" w:hAnsi="Times New Roman"/>
                 <w:color w:val="FFFFFF"/>
               </w:rPr>
-              <w:t xml:space="preserve">Proposed Solutions</w:t>
+              <w:t xml:space="preserve">Solutions</w:t>
             </w:r>
           </w:p>
         </w:tc>
@@ -3271,10 +3231,9 @@
                 <w:b/>
                 <w:sz w:val="20"/>
                 <w:szCs w:val="20"/>
-                <w:rFonts w:ascii="Times New Roman" w:hAnsi="Times New Roman"/>
                 <w:color w:val="FFFFFF"/>
               </w:rPr>
-              <w:t xml:space="preserve">Estimated Timeline</w:t>
+              <w:t xml:space="preserve">Timeline</w:t>
             </w:r>
           </w:p>
         </w:tc>
@@ -3287,7 +3246,6 @@
               <w:rPr>
                 <w:sz w:val="20"/>
                 <w:szCs w:val="20"/>
-                <w:rFonts w:ascii="Times New Roman" w:hAnsi="Times New Roman"/>
               </w:rPr>
               <w:t xml:space="preserve">Data scarcity</w:t>
             </w:r>
@@ -3300,33 +3258,30 @@
               <w:rPr>
                 <w:sz w:val="20"/>
                 <w:szCs w:val="20"/>
-                <w:rFonts w:ascii="Times New Roman" w:hAnsi="Times New Roman"/>
-              </w:rPr>
-              <w:t xml:space="preserve">Datasets &lt;1000 samples typical</w:t>
-            </w:r>
-          </w:p>
-        </w:tc>
-        <w:tc>
-          <w:p>
-            <w:pPr/>
-            <w:r>
-              <w:rPr>
-                <w:sz w:val="20"/>
-                <w:szCs w:val="20"/>
-                <w:rFonts w:ascii="Times New Roman" w:hAnsi="Times New Roman"/>
-              </w:rPr>
-              <w:t xml:space="preserve">Transfer learning, augmentation, federated learning</w:t>
-            </w:r>
-          </w:p>
-        </w:tc>
-        <w:tc>
-          <w:p>
-            <w:pPr/>
-            <w:r>
-              <w:rPr>
-                <w:sz w:val="20"/>
-                <w:szCs w:val="20"/>
-                <w:rFonts w:ascii="Times New Roman" w:hAnsi="Times New Roman"/>
+              </w:rPr>
+              <w:t xml:space="preserve">&lt;1000 samples typical</w:t>
+            </w:r>
+          </w:p>
+        </w:tc>
+        <w:tc>
+          <w:p>
+            <w:pPr/>
+            <w:r>
+              <w:rPr>
+                <w:sz w:val="20"/>
+                <w:szCs w:val="20"/>
+              </w:rPr>
+              <w:t xml:space="preserve">Transfer learning, augmentation, federated</w:t>
+            </w:r>
+          </w:p>
+        </w:tc>
+        <w:tc>
+          <w:p>
+            <w:pPr/>
+            <w:r>
+              <w:rPr>
+                <w:sz w:val="20"/>
+                <w:szCs w:val="20"/>
               </w:rPr>
               <w:t xml:space="preserve">2-5 years</w:t>
             </w:r>
@@ -3341,46 +3296,42 @@
               <w:rPr>
                 <w:sz w:val="20"/>
                 <w:szCs w:val="20"/>
-                <w:rFonts w:ascii="Times New Roman" w:hAnsi="Times New Roman"/>
-              </w:rPr>
-              <w:t xml:space="preserve">Model interpretability</w:t>
-            </w:r>
-          </w:p>
-        </w:tc>
-        <w:tc>
-          <w:p>
-            <w:pPr/>
-            <w:r>
-              <w:rPr>
-                <w:sz w:val="20"/>
-                <w:szCs w:val="20"/>
-                <w:rFonts w:ascii="Times New Roman" w:hAnsi="Times New Roman"/>
-              </w:rPr>
-              <w:t xml:space="preserve">Black-box models dominate</w:t>
-            </w:r>
-          </w:p>
-        </w:tc>
-        <w:tc>
-          <w:p>
-            <w:pPr/>
-            <w:r>
-              <w:rPr>
-                <w:sz w:val="20"/>
-                <w:szCs w:val="20"/>
-                <w:rFonts w:ascii="Times New Roman" w:hAnsi="Times New Roman"/>
-              </w:rPr>
-              <w:t xml:space="preserve">Physics-informed ML, XAI, attention mechanisms</w:t>
-            </w:r>
-          </w:p>
-        </w:tc>
-        <w:tc>
-          <w:p>
-            <w:pPr/>
-            <w:r>
-              <w:rPr>
-                <w:sz w:val="20"/>
-                <w:szCs w:val="20"/>
-                <w:rFonts w:ascii="Times New Roman" w:hAnsi="Times New Roman"/>
+              </w:rPr>
+              <w:t xml:space="preserve">Interpretability</w:t>
+            </w:r>
+          </w:p>
+        </w:tc>
+        <w:tc>
+          <w:p>
+            <w:pPr/>
+            <w:r>
+              <w:rPr>
+                <w:sz w:val="20"/>
+                <w:szCs w:val="20"/>
+              </w:rPr>
+              <w:t xml:space="preserve">Black-box models</w:t>
+            </w:r>
+          </w:p>
+        </w:tc>
+        <w:tc>
+          <w:p>
+            <w:pPr/>
+            <w:r>
+              <w:rPr>
+                <w:sz w:val="20"/>
+                <w:szCs w:val="20"/>
+              </w:rPr>
+              <w:t xml:space="preserve">Physics-informed ML, XAI, attention</w:t>
+            </w:r>
+          </w:p>
+        </w:tc>
+        <w:tc>
+          <w:p>
+            <w:pPr/>
+            <w:r>
+              <w:rPr>
+                <w:sz w:val="20"/>
+                <w:szCs w:val="20"/>
               </w:rPr>
               <w:t xml:space="preserve">3-5 years</w:t>
             </w:r>
@@ -3395,33 +3346,30 @@
               <w:rPr>
                 <w:sz w:val="20"/>
                 <w:szCs w:val="20"/>
-                <w:rFonts w:ascii="Times New Roman" w:hAnsi="Times New Roman"/>
-              </w:rPr>
-              <w:t xml:space="preserve">Synthesizability gap</w:t>
-            </w:r>
-          </w:p>
-        </w:tc>
-        <w:tc>
-          <w:p>
-            <w:pPr/>
-            <w:r>
-              <w:rPr>
-                <w:sz w:val="20"/>
-                <w:szCs w:val="20"/>
-                <w:rFonts w:ascii="Times New Roman" w:hAnsi="Times New Roman"/>
-              </w:rPr>
-              <w:t xml:space="preserve">~30% of predictions realizable</w:t>
-            </w:r>
-          </w:p>
-        </w:tc>
-        <w:tc>
-          <w:p>
-            <w:pPr/>
-            <w:r>
-              <w:rPr>
-                <w:sz w:val="20"/>
-                <w:szCs w:val="20"/>
-                <w:rFonts w:ascii="Times New Roman" w:hAnsi="Times New Roman"/>
+              </w:rPr>
+              <w:t xml:space="preserve">Synthesizability</w:t>
+            </w:r>
+          </w:p>
+        </w:tc>
+        <w:tc>
+          <w:p>
+            <w:pPr/>
+            <w:r>
+              <w:rPr>
+                <w:sz w:val="20"/>
+                <w:szCs w:val="20"/>
+              </w:rPr>
+              <w:t xml:space="preserve">~30% realizable</w:t>
+            </w:r>
+          </w:p>
+        </w:tc>
+        <w:tc>
+          <w:p>
+            <w:pPr/>
+            <w:r>
+              <w:rPr>
+                <w:sz w:val="20"/>
+                <w:szCs w:val="20"/>
               </w:rPr>
               <w:t xml:space="preserve">Synthesis-aware models, autonomous validation</w:t>
             </w:r>
@@ -3434,7 +3382,6 @@
               <w:rPr>
                 <w:sz w:val="20"/>
                 <w:szCs w:val="20"/>
-                <w:rFonts w:ascii="Times New Roman" w:hAnsi="Times New Roman"/>
               </w:rPr>
               <w:t xml:space="preserve">3-7 years</w:t>
             </w:r>
@@ -3449,46 +3396,42 @@
               <w:rPr>
                 <w:sz w:val="20"/>
                 <w:szCs w:val="20"/>
-                <w:rFonts w:ascii="Times New Roman" w:hAnsi="Times New Roman"/>
-              </w:rPr>
-              <w:t xml:space="preserve">Multi-scale modeling</w:t>
-            </w:r>
-          </w:p>
-        </w:tc>
-        <w:tc>
-          <w:p>
-            <w:pPr/>
-            <w:r>
-              <w:rPr>
-                <w:sz w:val="20"/>
-                <w:szCs w:val="20"/>
-                <w:rFonts w:ascii="Times New Roman" w:hAnsi="Times New Roman"/>
-              </w:rPr>
-              <w:t xml:space="preserve">Separate models per scale</w:t>
-            </w:r>
-          </w:p>
-        </w:tc>
-        <w:tc>
-          <w:p>
-            <w:pPr/>
-            <w:r>
-              <w:rPr>
-                <w:sz w:val="20"/>
-                <w:szCs w:val="20"/>
-                <w:rFonts w:ascii="Times New Roman" w:hAnsi="Times New Roman"/>
-              </w:rPr>
-              <w:t xml:space="preserve">Hierarchical ML, multi-fidelity methods</w:t>
-            </w:r>
-          </w:p>
-        </w:tc>
-        <w:tc>
-          <w:p>
-            <w:pPr/>
-            <w:r>
-              <w:rPr>
-                <w:sz w:val="20"/>
-                <w:szCs w:val="20"/>
-                <w:rFonts w:ascii="Times New Roman" w:hAnsi="Times New Roman"/>
+              </w:rPr>
+              <w:t xml:space="preserve">Multi-scale</w:t>
+            </w:r>
+          </w:p>
+        </w:tc>
+        <w:tc>
+          <w:p>
+            <w:pPr/>
+            <w:r>
+              <w:rPr>
+                <w:sz w:val="20"/>
+                <w:szCs w:val="20"/>
+              </w:rPr>
+              <w:t xml:space="preserve">Separate models</w:t>
+            </w:r>
+          </w:p>
+        </w:tc>
+        <w:tc>
+          <w:p>
+            <w:pPr/>
+            <w:r>
+              <w:rPr>
+                <w:sz w:val="20"/>
+                <w:szCs w:val="20"/>
+              </w:rPr>
+              <w:t xml:space="preserve">Hierarchical ML, multi-fidelity</w:t>
+            </w:r>
+          </w:p>
+        </w:tc>
+        <w:tc>
+          <w:p>
+            <w:pPr/>
+            <w:r>
+              <w:rPr>
+                <w:sz w:val="20"/>
+                <w:szCs w:val="20"/>
               </w:rPr>
               <w:t xml:space="preserve">5-10 years</w:t>
             </w:r>
@@ -3503,46 +3446,42 @@
               <w:rPr>
                 <w:sz w:val="20"/>
                 <w:szCs w:val="20"/>
-                <w:rFonts w:ascii="Times New Roman" w:hAnsi="Times New Roman"/>
-              </w:rPr>
-              <w:t xml:space="preserve">Database fragmentation</w:t>
-            </w:r>
-          </w:p>
-        </w:tc>
-        <w:tc>
-          <w:p>
-            <w:pPr/>
-            <w:r>
-              <w:rPr>
-                <w:sz w:val="20"/>
-                <w:szCs w:val="20"/>
-                <w:rFonts w:ascii="Times New Roman" w:hAnsi="Times New Roman"/>
-              </w:rPr>
-              <w:t xml:space="preserve">Dispersed, inconsistent data</w:t>
-            </w:r>
-          </w:p>
-        </w:tc>
-        <w:tc>
-          <w:p>
-            <w:pPr/>
-            <w:r>
-              <w:rPr>
-                <w:sz w:val="20"/>
-                <w:szCs w:val="20"/>
-                <w:rFonts w:ascii="Times New Roman" w:hAnsi="Times New Roman"/>
-              </w:rPr>
-              <w:t xml:space="preserve">FAIR principles, ontologies, shared repositories</w:t>
-            </w:r>
-          </w:p>
-        </w:tc>
-        <w:tc>
-          <w:p>
-            <w:pPr/>
-            <w:r>
-              <w:rPr>
-                <w:sz w:val="20"/>
-                <w:szCs w:val="20"/>
-                <w:rFonts w:ascii="Times New Roman" w:hAnsi="Times New Roman"/>
+              </w:rPr>
+              <w:t xml:space="preserve">Databases</w:t>
+            </w:r>
+          </w:p>
+        </w:tc>
+        <w:tc>
+          <w:p>
+            <w:pPr/>
+            <w:r>
+              <w:rPr>
+                <w:sz w:val="20"/>
+                <w:szCs w:val="20"/>
+              </w:rPr>
+              <w:t xml:space="preserve">Fragmented data</w:t>
+            </w:r>
+          </w:p>
+        </w:tc>
+        <w:tc>
+          <w:p>
+            <w:pPr/>
+            <w:r>
+              <w:rPr>
+                <w:sz w:val="20"/>
+                <w:szCs w:val="20"/>
+              </w:rPr>
+              <w:t xml:space="preserve">FAIR principles, ontologies, repositories</w:t>
+            </w:r>
+          </w:p>
+        </w:tc>
+        <w:tc>
+          <w:p>
+            <w:pPr/>
+            <w:r>
+              <w:rPr>
+                <w:sz w:val="20"/>
+                <w:szCs w:val="20"/>
               </w:rPr>
               <w:t xml:space="preserve">2-5 years</w:t>
             </w:r>
@@ -3557,7 +3496,6 @@
               <w:rPr>
                 <w:sz w:val="20"/>
                 <w:szCs w:val="20"/>
-                <w:rFonts w:ascii="Times New Roman" w:hAnsi="Times New Roman"/>
               </w:rPr>
               <w:t xml:space="preserve">Foundation models</w:t>
             </w:r>
@@ -3570,33 +3508,30 @@
               <w:rPr>
                 <w:sz w:val="20"/>
                 <w:szCs w:val="20"/>
-                <w:rFonts w:ascii="Times New Roman" w:hAnsi="Times New Roman"/>
-              </w:rPr>
-              <w:t xml:space="preserve">Early-stage development</w:t>
-            </w:r>
-          </w:p>
-        </w:tc>
-        <w:tc>
-          <w:p>
-            <w:pPr/>
-            <w:r>
-              <w:rPr>
-                <w:sz w:val="20"/>
-                <w:szCs w:val="20"/>
-                <w:rFonts w:ascii="Times New Roman" w:hAnsi="Times New Roman"/>
-              </w:rPr>
-              <w:t xml:space="preserve">Domain pretraining, multi-modal fine-tuning</w:t>
-            </w:r>
-          </w:p>
-        </w:tc>
-        <w:tc>
-          <w:p>
-            <w:pPr/>
-            <w:r>
-              <w:rPr>
-                <w:sz w:val="20"/>
-                <w:szCs w:val="20"/>
-                <w:rFonts w:ascii="Times New Roman" w:hAnsi="Times New Roman"/>
+              </w:rPr>
+              <w:t xml:space="preserve">Early stage</w:t>
+            </w:r>
+          </w:p>
+        </w:tc>
+        <w:tc>
+          <w:p>
+            <w:pPr/>
+            <w:r>
+              <w:rPr>
+                <w:sz w:val="20"/>
+                <w:szCs w:val="20"/>
+              </w:rPr>
+              <w:t xml:space="preserve">Domain pretraining, multi-modal</w:t>
+            </w:r>
+          </w:p>
+        </w:tc>
+        <w:tc>
+          <w:p>
+            <w:pPr/>
+            <w:r>
+              <w:rPr>
+                <w:sz w:val="20"/>
+                <w:szCs w:val="20"/>
               </w:rPr>
               <w:t xml:space="preserve">3-5 years</w:t>
             </w:r>
@@ -3611,33 +3546,30 @@
               <w:rPr>
                 <w:sz w:val="20"/>
                 <w:szCs w:val="20"/>
-                <w:rFonts w:ascii="Times New Roman" w:hAnsi="Times New Roman"/>
-              </w:rPr>
-              <w:t xml:space="preserve">Autonomous laboratories</w:t>
-            </w:r>
-          </w:p>
-        </w:tc>
-        <w:tc>
-          <w:p>
-            <w:pPr/>
-            <w:r>
-              <w:rPr>
-                <w:sz w:val="20"/>
-                <w:szCs w:val="20"/>
-                <w:rFonts w:ascii="Times New Roman" w:hAnsi="Times New Roman"/>
-              </w:rPr>
-              <w:t xml:space="preserve">&lt;20 prototypes worldwide</w:t>
-            </w:r>
-          </w:p>
-        </w:tc>
-        <w:tc>
-          <w:p>
-            <w:pPr/>
-            <w:r>
-              <w:rPr>
-                <w:sz w:val="20"/>
-                <w:szCs w:val="20"/>
-                <w:rFonts w:ascii="Times New Roman" w:hAnsi="Times New Roman"/>
+              </w:rPr>
+              <w:t xml:space="preserve">Autonomous labs</w:t>
+            </w:r>
+          </w:p>
+        </w:tc>
+        <w:tc>
+          <w:p>
+            <w:pPr/>
+            <w:r>
+              <w:rPr>
+                <w:sz w:val="20"/>
+                <w:szCs w:val="20"/>
+              </w:rPr>
+              <w:t xml:space="preserve">&lt;20 prototypes</w:t>
+            </w:r>
+          </w:p>
+        </w:tc>
+        <w:tc>
+          <w:p>
+            <w:pPr/>
+            <w:r>
+              <w:rPr>
+                <w:sz w:val="20"/>
+                <w:szCs w:val="20"/>
               </w:rPr>
               <w:t xml:space="preserve">Standardized integration, cost reduction</w:t>
             </w:r>
@@ -3650,7 +3582,6 @@
               <w:rPr>
                 <w:sz w:val="20"/>
                 <w:szCs w:val="20"/>
-                <w:rFonts w:ascii="Times New Roman" w:hAnsi="Times New Roman"/>
               </w:rPr>
               <w:t xml:space="preserve">5-10 years</w:t>
             </w:r>
@@ -3665,7 +3596,6 @@
               <w:rPr>
                 <w:sz w:val="20"/>
                 <w:szCs w:val="20"/>
-                <w:rFonts w:ascii="Times New Roman" w:hAnsi="Times New Roman"/>
               </w:rPr>
               <w:t xml:space="preserve">Forensic validation</w:t>
             </w:r>
@@ -3678,33 +3608,30 @@
               <w:rPr>
                 <w:sz w:val="20"/>
                 <w:szCs w:val="20"/>
-                <w:rFonts w:ascii="Times New Roman" w:hAnsi="Times New Roman"/>
-              </w:rPr>
-              <w:t xml:space="preserve">Limited standardized testing</w:t>
-            </w:r>
-          </w:p>
-        </w:tc>
-        <w:tc>
-          <w:p>
-            <w:pPr/>
-            <w:r>
-              <w:rPr>
-                <w:sz w:val="20"/>
-                <w:szCs w:val="20"/>
-                <w:rFonts w:ascii="Times New Roman" w:hAnsi="Times New Roman"/>
-              </w:rPr>
-              <w:t xml:space="preserve">Protocols, inter-laboratory validation studies</w:t>
-            </w:r>
-          </w:p>
-        </w:tc>
-        <w:tc>
-          <w:p>
-            <w:pPr/>
-            <w:r>
-              <w:rPr>
-                <w:sz w:val="20"/>
-                <w:szCs w:val="20"/>
-                <w:rFonts w:ascii="Times New Roman" w:hAnsi="Times New Roman"/>
+              </w:rPr>
+              <w:t xml:space="preserve">Limited testing</w:t>
+            </w:r>
+          </w:p>
+        </w:tc>
+        <w:tc>
+          <w:p>
+            <w:pPr/>
+            <w:r>
+              <w:rPr>
+                <w:sz w:val="20"/>
+                <w:szCs w:val="20"/>
+              </w:rPr>
+              <w:t xml:space="preserve">Protocols, inter-lab validation</w:t>
+            </w:r>
+          </w:p>
+        </w:tc>
+        <w:tc>
+          <w:p>
+            <w:pPr/>
+            <w:r>
+              <w:rPr>
+                <w:sz w:val="20"/>
+                <w:szCs w:val="20"/>
               </w:rPr>
               <w:t xml:space="preserve">3-7 years</w:t>
             </w:r>
@@ -3722,8 +3649,13 @@
       </w:r>
     </w:p>
     <w:p>
-      <w:pPr>
-        <w:pStyle w:val="Heading2"/>
+      <w:r>
+        <w:br w:type="page"/>
+      </w:r>
+    </w:p>
+    <w:p>
+      <w:pPr>
+        <w:pStyle w:val="Heading1"/>
       </w:pPr>
       <w:r>
         <w:rPr>
@@ -3731,103 +3663,6 @@
           <w:sz w:val="32"/>
           <w:szCs w:val="32"/>
         </w:rPr>
-        <w:t xml:space="preserve">4.3 Future Perspectives</w:t>
-      </w:r>
-    </w:p>
-    <w:p>
-      <w:pPr/>
-      <w:r>
-        <w:rPr>
-          <w:sz w:val="24"/>
-          <w:szCs w:val="24"/>
-          <w:rFonts w:ascii="Times New Roman" w:hAnsi="Times New Roman"/>
-        </w:rPr>
-        <w:t xml:space="preserve">The future of AI-assisted nanomaterial design is characterized by several converging trends that promise to accelerate discovery rates by orders of magnitude. Self-driving laboratories integrating AI planning, robotic synthesis, and automated characterization will enable continuous closed-loop optimization operating 24 hours per day without human intervention (Abolhasani &amp; Kumacheva, 2023). These autonomous platforms will progressively reduce the time from computational prediction to experimental validation from months to days or even hours.</w:t>
-      </w:r>
-    </w:p>
-    <w:p>
-      <w:pPr/>
-      <w:r>
-        <w:rPr>
-          <w:sz w:val="24"/>
-          <w:szCs w:val="24"/>
-          <w:rFonts w:ascii="Times New Roman" w:hAnsi="Times New Roman"/>
-        </w:rPr>
-        <w:t xml:space="preserve">AI-robotics integration will extend beyond single-instrument platforms to interconnected laboratory networks where multiple self-driving systems collaborate on distributed experimental campaigns. Digital twins for nanomaterials will create virtual representations of real nanomaterial systems, enabling rapid in silico testing of modifications before physical implementation. Explainable AI will evolve beyond post-hoc interpretation to inherently interpretable architectures that provide physical insights alongside predictions, accelerating scientific understanding of nanoscale phenomena.</w:t>
-      </w:r>
-    </w:p>
-    <w:p>
-      <w:pPr/>
-      <w:r>
-        <w:rPr>
-          <w:sz w:val="24"/>
-          <w:szCs w:val="24"/>
-          <w:rFonts w:ascii="Times New Roman" w:hAnsi="Times New Roman"/>
-        </w:rPr>
-        <w:t xml:space="preserve">Foundation models for materials discovery, analogous to GPT-4 or DALL-E in language and vision domains, will be pre-trained on vast multi-modal materials datasets encompassing crystal structures, synthesis procedures, characterization data, and scientific literature (Jablonka et al., 2024). These models will enable natural language interaction with materials design systems, where researchers specify desired properties in plain language and receive optimized material candidates with synthesis instructions. Sustainable and green nanotechnology considerations will be embedded directly into AI optimization objectives, ensuring that discovered materials meet environmental safety and lifecycle sustainability criteria from the outset.</w:t>
-      </w:r>
-    </w:p>
-    <w:p>
-      <w:pPr/>
-      <w:r>
-        <w:rPr>
-          <w:sz w:val="24"/>
-          <w:szCs w:val="24"/>
-          <w:rFonts w:ascii="Times New Roman" w:hAnsi="Times New Roman"/>
-        </w:rPr>
-        <w:t xml:space="preserve">For forensic applications specifically, future developments include integration of AI-designed nanomaterials with portable analytical platforms for field deployment, multi-modal sensor fusion combining SERS, fluorescence, and electrochemical detection in single devices, and AI-powered forensic databases linking nanomaterial sensor responses to comprehensive reference libraries of forensically relevant substances. Standardized validation protocols and inter-laboratory comparison studies will establish the reliability and admissibility standards necessary for courtroom acceptance of AI-nanomaterial-based forensic evidence.</w:t>
-      </w:r>
-    </w:p>
-    <w:p>
-      <w:pPr>
-        <w:pStyle w:val="Heading2"/>
-      </w:pPr>
-      <w:r>
-        <w:rPr>
-          <w:b/>
-          <w:sz w:val="32"/>
-          <w:szCs w:val="32"/>
-        </w:rPr>
-        <w:t xml:space="preserve">4.4 Conclusions</w:t>
-      </w:r>
-    </w:p>
-    <w:p>
-      <w:pPr/>
-      <w:r>
-        <w:rPr>
-          <w:sz w:val="24"/>
-          <w:szCs w:val="24"/>
-          <w:rFonts w:ascii="Times New Roman" w:hAnsi="Times New Roman"/>
-        </w:rPr>
-        <w:t xml:space="preserve">Artificial intelligence is fundamentally transforming the design, discovery, and optimization of nanomaterials through data-driven approaches that complement and accelerate traditional experimental methodologies. This chapter has demonstrated that: (1) Graph neural networks achieve near-DFT accuracy for property prediction at dramatically reduced computational cost; (2) Generative adversarial networks and diffusion models enable generation of novel material structures with targeted properties; (3) Reinforcement learning agents learn optimal design strategies through exploration of chemical spaces; (4) Bayesian optimization enables sample-efficient synthesis optimization requiring minimal experiments; and (5) Self-driving laboratories provide closed-loop development capabilities that accelerate materials discovery by orders of magnitude.</w:t>
-      </w:r>
-    </w:p>
-    <w:p>
-      <w:pPr/>
-      <w:r>
-        <w:rPr>
-          <w:sz w:val="24"/>
-          <w:szCs w:val="24"/>
-          <w:rFonts w:ascii="Times New Roman" w:hAnsi="Times New Roman"/>
-        </w:rPr>
-        <w:t xml:space="preserve">The application of AI-designed nanomaterials to forensic science enables enhanced fingerprint detection with dramatically improved signal-to-noise ratios, superior SERS substrates for trace evidence analysis at unprecedented sensitivity levels, intelligent nanobiosensors for rapid and specific forensic diagnostics, and sensor arrays for complex chemical signature identification. The convergence of foundation models, multi-modal learning, autonomous experimentation, and AI-robotics integration promises the emergence of truly intelligent materials design systems capable of addressing the most challenging problems in forensic science and beyond. Realizing this potential will require sustained efforts to address data scarcity through collaborative data sharing, improve model interpretability for scientific trust, bridge the synthesis gap through autonomous validation, and establish ethical frameworks for responsible nanomaterial innovation.</w:t>
-      </w:r>
-    </w:p>
-    <w:p>
-      <w:r>
-        <w:br w:type="page"/>
-      </w:r>
-    </w:p>
-    <w:p>
-      <w:pPr>
-        <w:pStyle w:val="Heading1"/>
-      </w:pPr>
-      <w:r>
-        <w:rPr>
-          <w:b/>
-          <w:sz w:val="36"/>
-          <w:szCs w:val="36"/>
-        </w:rPr>
         <w:t xml:space="preserve">REFERENCES</w:t>
       </w:r>
     </w:p>
@@ -3839,579 +3674,579 @@
           <w:szCs w:val="20"/>
           <w:rFonts w:ascii="Times New Roman" w:hAnsi="Times New Roman"/>
         </w:rPr>
-        <w:t xml:space="preserve">[1] Abolhasani, M., &amp; Kumacheva, E. (2023). The rise of self-driving labs in chemical and materials sciences. Nature Synthesis, 2(6), 483-492. https://doi.org/10.1038/s44160-022-00231-0</w:t>
-      </w:r>
-    </w:p>
-    <w:p>
-      <w:pPr/>
-      <w:r>
-        <w:rPr>
-          <w:sz w:val="20"/>
-          <w:szCs w:val="20"/>
-          <w:rFonts w:ascii="Times New Roman" w:hAnsi="Times New Roman"/>
-        </w:rPr>
-        <w:t xml:space="preserve">[2] Bartok, A. P., Kondor, R., &amp; Csanyi, G. (2013). On representing chemical environments. Physical Review B, 87(18), 184115. https://doi.org/10.1103/PhysRevB.87.184115</w:t>
-      </w:r>
-    </w:p>
-    <w:p>
-      <w:pPr/>
-      <w:r>
-        <w:rPr>
-          <w:sz w:val="20"/>
-          <w:szCs w:val="20"/>
-          <w:rFonts w:ascii="Times New Roman" w:hAnsi="Times New Roman"/>
-        </w:rPr>
-        <w:t xml:space="preserve">[3] Batzner, S., Musaelian, A., Sun, L., Geiger, M., Mailoa, J. P., Kornbluth, M., Molinari, N., Smidt, T. E., &amp; Kozinsky, B. (2022). E(3)-equivariant graph neural networks for data-efficient and accurate interatomic potentials. Nature Communications, 13(1), 2453. https://doi.org/10.1038/s41467-022-29939-5</w:t>
-      </w:r>
-    </w:p>
-    <w:p>
-      <w:pPr/>
-      <w:r>
-        <w:rPr>
-          <w:sz w:val="20"/>
-          <w:szCs w:val="20"/>
-          <w:rFonts w:ascii="Times New Roman" w:hAnsi="Times New Roman"/>
-        </w:rPr>
-        <w:t xml:space="preserve">[4] Becue, A., Moret, S., Champod, C., &amp; Margot, P. (2011). Use of quantum dots in aqueous solution to detect blood fingermarks on non-porous surfaces. Forensic Science International, 191(1-3), 36-41. https://doi.org/10.1016/j.forsciint.2009.06.005</w:t>
-      </w:r>
-    </w:p>
-    <w:p>
-      <w:pPr/>
-      <w:r>
-        <w:rPr>
-          <w:sz w:val="20"/>
-          <w:szCs w:val="20"/>
-          <w:rFonts w:ascii="Times New Roman" w:hAnsi="Times New Roman"/>
-        </w:rPr>
-        <w:t xml:space="preserve">[5] Butler, K. T., Davies, D. W., Cartwright, H., Isayev, O., &amp; Walsh, A. (2018). Machine learning for molecular and materials science. Nature, 559(7715), 547-555. https://doi.org/10.1038/s41586-018-0337-2</w:t>
-      </w:r>
-    </w:p>
-    <w:p>
-      <w:pPr/>
-      <w:r>
-        <w:rPr>
-          <w:sz w:val="20"/>
-          <w:szCs w:val="20"/>
-          <w:rFonts w:ascii="Times New Roman" w:hAnsi="Times New Roman"/>
-        </w:rPr>
-        <w:t xml:space="preserve">[6] Ceriotti, M. (2019). Unsupervised machine learning in atomistic simulations, between predictions and understanding. The Journal of Chemical Physics, 150(15), 150901. https://doi.org/10.1063/1.5091842</w:t>
-      </w:r>
-    </w:p>
-    <w:p>
-      <w:pPr/>
-      <w:r>
-        <w:rPr>
-          <w:sz w:val="20"/>
-          <w:szCs w:val="20"/>
-          <w:rFonts w:ascii="Times New Roman" w:hAnsi="Times New Roman"/>
-        </w:rPr>
-        <w:t xml:space="preserve">[7] Chen, C., &amp; Ong, S. P. (2022). A universal graph deep learning interatomic potential for the periodic table. Nature Computational Science, 2(11), 718-728. https://doi.org/10.1038/s43588-022-00349-3</w:t>
-      </w:r>
-    </w:p>
-    <w:p>
-      <w:pPr/>
-      <w:r>
-        <w:rPr>
-          <w:sz w:val="20"/>
-          <w:szCs w:val="20"/>
-          <w:rFonts w:ascii="Times New Roman" w:hAnsi="Times New Roman"/>
-        </w:rPr>
-        <w:t xml:space="preserve">[8] Chen, C., Ye, W., Zuo, Y., Zheng, C., &amp; Ong, S. P. (2019). Graph networks as a universal machine learning framework for molecules and crystals. Chemistry of Materials, 31(9), 3564-3572. https://doi.org/10.1021/acs.chemmater.9b01294</w:t>
-      </w:r>
-    </w:p>
-    <w:p>
-      <w:pPr/>
-      <w:r>
-        <w:rPr>
-          <w:sz w:val="20"/>
-          <w:szCs w:val="20"/>
-          <w:rFonts w:ascii="Times New Roman" w:hAnsi="Times New Roman"/>
-        </w:rPr>
-        <w:t xml:space="preserve">[9] Choudhary, K., DeCost, B., Chen, C., Jain, A., Tavazza, F., Cohn, R., Park, C. W., Choudhary, A., Agrawal, A., Billinge, S. J. L., Ling, J., Hattrick-Simpers, J., &amp; Takeuchi, I. (2022). Recent advances and applications of deep learning methods in materials science. npj Computational Materials, 8(1), 59. https://doi.org/10.1038/s41524-022-00734-6</w:t>
-      </w:r>
-    </w:p>
-    <w:p>
-      <w:pPr/>
-      <w:r>
-        <w:rPr>
-          <w:sz w:val="20"/>
-          <w:szCs w:val="20"/>
-          <w:rFonts w:ascii="Times New Roman" w:hAnsi="Times New Roman"/>
-        </w:rPr>
-        <w:t xml:space="preserve">[10] Cialla-May, D., Zheng, X. S., Weber, K., &amp; Popp, J. (2017). Recent progress in surface-enhanced Raman spectroscopy for biological and biomedical applications: From cells to clinics. Chemical Society Reviews, 46(13), 3945-3961. https://doi.org/10.1039/C7CS00172J</w:t>
-      </w:r>
-    </w:p>
-    <w:p>
-      <w:pPr/>
-      <w:r>
-        <w:rPr>
-          <w:sz w:val="20"/>
-          <w:szCs w:val="20"/>
-          <w:rFonts w:ascii="Times New Roman" w:hAnsi="Times New Roman"/>
-        </w:rPr>
-        <w:t xml:space="preserve">[11] Curtarolo, S., Hart, G. L. W., Nardelli, M. B., Mingo, N., Sanvito, S., &amp; Levy, O. (2013). The high-throughput highway to computational materials design. Nature Materials, 12(3), 191-201. https://doi.org/10.1038/nmat3568</w:t>
-      </w:r>
-    </w:p>
-    <w:p>
-      <w:pPr/>
-      <w:r>
-        <w:rPr>
-          <w:sz w:val="20"/>
-          <w:szCs w:val="20"/>
-          <w:rFonts w:ascii="Times New Roman" w:hAnsi="Times New Roman"/>
-        </w:rPr>
-        <w:t xml:space="preserve">[12] Dilag, J., Kobus, H., &amp; Ellis, A. V. (2013). Nanotechnology as a new tool for fingermark detection: A review. Current Nanoscience, 9(5), 606-615. https://doi.org/10.2174/15734137113099990013</w:t>
-      </w:r>
-    </w:p>
-    <w:p>
-      <w:pPr/>
-      <w:r>
-        <w:rPr>
-          <w:sz w:val="20"/>
-          <w:szCs w:val="20"/>
-          <w:rFonts w:ascii="Times New Roman" w:hAnsi="Times New Roman"/>
-        </w:rPr>
-        <w:t xml:space="preserve">[13] Dong, Y., Li, D., Zhang, C., Wu, C., Wang, H., Xin, M., Cheng, J., &amp; Lin, J. (2019). Inverse design of two-dimensional graphene/h-BN hybrids by a regressional and conditional GAN. Carbon, 154, 182-190. https://doi.org/10.1016/j.carbon.2019.08.013</w:t>
-      </w:r>
-    </w:p>
-    <w:p>
-      <w:pPr/>
-      <w:r>
-        <w:rPr>
-          <w:sz w:val="20"/>
-          <w:szCs w:val="20"/>
-          <w:rFonts w:ascii="Times New Roman" w:hAnsi="Times New Roman"/>
-        </w:rPr>
-        <w:t xml:space="preserve">[14] Friedman, J. H. (2001). Greedy function approximation: A gradient boosting machine. Annals of Statistics, 29(5), 1189-1232. https://doi.org/10.1214/aos/1013203451</w:t>
-      </w:r>
-    </w:p>
-    <w:p>
-      <w:pPr/>
-      <w:r>
-        <w:rPr>
-          <w:sz w:val="20"/>
-          <w:szCs w:val="20"/>
-          <w:rFonts w:ascii="Times New Roman" w:hAnsi="Times New Roman"/>
-        </w:rPr>
-        <w:t xml:space="preserve">[15] Ghiringhelli, L. M., Vybiral, J., Levchenko, S. V., Draxl, C., &amp; Scheffler, M. (2015). Big data of materials science: Critical role of the descriptor. Physical Review Letters, 114(10), 105503. https://doi.org/10.1103/PhysRevLett.114.105503</w:t>
-      </w:r>
-    </w:p>
-    <w:p>
-      <w:pPr/>
-      <w:r>
-        <w:rPr>
-          <w:sz w:val="20"/>
-          <w:szCs w:val="20"/>
-          <w:rFonts w:ascii="Times New Roman" w:hAnsi="Times New Roman"/>
-        </w:rPr>
-        <w:t xml:space="preserve">[16] Goodfellow, I., Pouget-Abadie, J., Mirza, M., Xu, B., Warde-Farley, D., Ozair, S., Courville, A., &amp; Bengio, Y. (2014). Generative adversarial nets. Advances in Neural Information Processing Systems, 27, 2672-2680. https://doi.org/10.48550/arXiv.1406.2661</w:t>
-      </w:r>
-    </w:p>
-    <w:p>
-      <w:pPr/>
-      <w:r>
-        <w:rPr>
-          <w:sz w:val="20"/>
-          <w:szCs w:val="20"/>
-          <w:rFonts w:ascii="Times New Roman" w:hAnsi="Times New Roman"/>
-        </w:rPr>
-        <w:t xml:space="preserve">[17] Gupta, V., Choudhary, K., &amp; Tavazza, F. (2021). Cross-property deep transfer learning framework for data-driven materials informatics. Nature Communications, 12(1), 6595. https://doi.org/10.1038/s41467-021-26921-5</w:t>
-      </w:r>
-    </w:p>
-    <w:p>
-      <w:pPr/>
-      <w:r>
-        <w:rPr>
-          <w:sz w:val="20"/>
-          <w:szCs w:val="20"/>
-          <w:rFonts w:ascii="Times New Roman" w:hAnsi="Times New Roman"/>
-        </w:rPr>
-        <w:t xml:space="preserve">[18] Hazarika, P., &amp; Russell, D. A. (2012). Advances in fingerprint analysis. Angewandte Chemie International Edition, 51(15), 3524-3531. https://doi.org/10.1002/anie.201104313</w:t>
-      </w:r>
-    </w:p>
-    <w:p>
-      <w:pPr/>
-      <w:r>
-        <w:rPr>
-          <w:sz w:val="20"/>
-          <w:szCs w:val="20"/>
-          <w:rFonts w:ascii="Times New Roman" w:hAnsi="Times New Roman"/>
-        </w:rPr>
-        <w:t xml:space="preserve">[19] Himanen, L., Geurts, A., Foster, A. S., &amp; Rinke, P. (2019). Data-driven materials science: Status, challenges, and perspectives. Advanced Science, 6(21), 1900808. https://doi.org/10.1002/advs.201900808</w:t>
-      </w:r>
-    </w:p>
-    <w:p>
-      <w:pPr/>
-      <w:r>
-        <w:rPr>
-          <w:sz w:val="20"/>
-          <w:szCs w:val="20"/>
-          <w:rFonts w:ascii="Times New Roman" w:hAnsi="Times New Roman"/>
-        </w:rPr>
-        <w:t xml:space="preserve">[20] Jablonka, K. M., Schwaller, P., Ortega-Guerrero, A., &amp; Smit, B. (2024). Leveraging large language models for predictive chemistry. Nature Machine Intelligence, 6(2), 161-169. https://doi.org/10.1038/s42256-023-00788-1</w:t>
-      </w:r>
-    </w:p>
-    <w:p>
-      <w:pPr/>
-      <w:r>
-        <w:rPr>
-          <w:sz w:val="20"/>
-          <w:szCs w:val="20"/>
-          <w:rFonts w:ascii="Times New Roman" w:hAnsi="Times New Roman"/>
-        </w:rPr>
-        <w:t xml:space="preserve">[21] Jain, A., Ong, S. P., Hautier, G., Chen, W., Richards, W. D., Dacek, S., Cholia, S., Gunter, D., Skinner, D., Ceder, G., &amp; Persson, K. A. (2013). Commentary: The Materials Project: A materials genome approach to accelerating materials innovation. APL Materials, 1(1), 011002. https://doi.org/10.1063/1.4812323</w:t>
-      </w:r>
-    </w:p>
-    <w:p>
-      <w:pPr/>
-      <w:r>
-        <w:rPr>
-          <w:sz w:val="20"/>
-          <w:szCs w:val="20"/>
-          <w:rFonts w:ascii="Times New Roman" w:hAnsi="Times New Roman"/>
-        </w:rPr>
-        <w:t xml:space="preserve">[22] Jellinek, J., &amp; Krissinel, E. B. (1996). NinAlm alloy clusters: Analysis of structural forms and their energy ordering. Chemical Physics Letters, 258(1-2), 283-292. https://doi.org/10.1016/0009-2614(96)00636-7</w:t>
-      </w:r>
-    </w:p>
-    <w:p>
-      <w:pPr/>
-      <w:r>
-        <w:rPr>
-          <w:sz w:val="20"/>
-          <w:szCs w:val="20"/>
-          <w:rFonts w:ascii="Times New Roman" w:hAnsi="Times New Roman"/>
-        </w:rPr>
-        <w:t xml:space="preserve">[23] Jennings, P. C., Lysgaard, S., Hummelshoj, J. S., Vegge, T., &amp; Bligaard, T. (2019). Genetic algorithms for computational materials discovery accelerated by machine learning. npj Computational Materials, 5(1), 46. https://doi.org/10.1038/s41524-019-0181-4</w:t>
-      </w:r>
-    </w:p>
-    <w:p>
-      <w:pPr/>
-      <w:r>
-        <w:rPr>
-          <w:sz w:val="20"/>
-          <w:szCs w:val="20"/>
-          <w:rFonts w:ascii="Times New Roman" w:hAnsi="Times New Roman"/>
-        </w:rPr>
-        <w:t xml:space="preserve">[24] Jiao, R., Huang, W., Lin, P., Han, J., Chen, P., Lu, Y., &amp; Liu, Y. (2024). Crystal structure prediction by joint equivariant diffusion. Nature Communications, 15(1), 1927. https://doi.org/10.1038/s41467-024-45745-5</w:t>
-      </w:r>
-    </w:p>
-    <w:p>
-      <w:pPr/>
-      <w:r>
-        <w:rPr>
-          <w:sz w:val="20"/>
-          <w:szCs w:val="20"/>
-          <w:rFonts w:ascii="Times New Roman" w:hAnsi="Times New Roman"/>
-        </w:rPr>
-        <w:t xml:space="preserve">[25] Jordan, M. I., &amp; Mitchell, T. M. (2015). Machine learning: Trends, perspectives, and prospects. Science, 349(6245), 255-260. https://doi.org/10.1126/science.aaa8415</w:t>
-      </w:r>
-    </w:p>
-    <w:p>
-      <w:pPr/>
-      <w:r>
-        <w:rPr>
-          <w:sz w:val="20"/>
-          <w:szCs w:val="20"/>
-          <w:rFonts w:ascii="Times New Roman" w:hAnsi="Times New Roman"/>
-        </w:rPr>
-        <w:t xml:space="preserve">[26] Kim, B., Lee, S., &amp; Kim, J. (2020). Inverse design of porous materials using artificial neural networks. Science Advances, 6(1), eaax9324. https://doi.org/10.1126/sciadv.aax9324</w:t>
-      </w:r>
-    </w:p>
-    <w:p>
-      <w:pPr/>
-      <w:r>
-        <w:rPr>
-          <w:sz w:val="20"/>
-          <w:szCs w:val="20"/>
-          <w:rFonts w:ascii="Times New Roman" w:hAnsi="Times New Roman"/>
-        </w:rPr>
-        <w:t xml:space="preserve">[27] Kim, S., Park, J., &amp; Lee, H. (2026). Reinforcement learning-enhanced genetic algorithms for multi-objective nanoparticle optimization. Journal of Pharmaceutical Investigation, 56(1), 112-128. https://doi.org/10.1007/s40005-025-00682-3</w:t>
-      </w:r>
-    </w:p>
-    <w:p>
-      <w:pPr/>
-      <w:r>
-        <w:rPr>
-          <w:sz w:val="20"/>
-          <w:szCs w:val="20"/>
-          <w:rFonts w:ascii="Times New Roman" w:hAnsi="Times New Roman"/>
-        </w:rPr>
-        <w:t xml:space="preserve">[28] Kingma, D. P., &amp; Welling, M. (2019). An introduction to variational autoencoders. Foundations and Trends in Machine Learning, 12(4), 307-392. https://doi.org/10.1561/2200000056</w:t>
-      </w:r>
-    </w:p>
-    <w:p>
-      <w:pPr/>
-      <w:r>
-        <w:rPr>
-          <w:sz w:val="20"/>
-          <w:szCs w:val="20"/>
-          <w:rFonts w:ascii="Times New Roman" w:hAnsi="Times New Roman"/>
-        </w:rPr>
-        <w:t xml:space="preserve">[29] Kumar, R., Sharma, A., Singh, P., &amp; Malik, V. (2024). Unlocking mysteries: Fusion of nanotechnology and forensic science for advanced detection. BioNanoScience, 14(4), 4187-4202. https://doi.org/10.1007/s12668-024-01516-8</w:t>
-      </w:r>
-    </w:p>
-    <w:p>
-      <w:pPr/>
-      <w:r>
-        <w:rPr>
-          <w:sz w:val="20"/>
-          <w:szCs w:val="20"/>
-          <w:rFonts w:ascii="Times New Roman" w:hAnsi="Times New Roman"/>
-        </w:rPr>
-        <w:t xml:space="preserve">[30] LeCun, Y., Bengio, Y., &amp; Hinton, G. (2015). Deep learning. Nature, 521(7553), 436-444. https://doi.org/10.1038/nature14539</w:t>
-      </w:r>
-    </w:p>
-    <w:p>
-      <w:pPr/>
-      <w:r>
-        <w:rPr>
-          <w:sz w:val="20"/>
-          <w:szCs w:val="20"/>
-          <w:rFonts w:ascii="Times New Roman" w:hAnsi="Times New Roman"/>
-        </w:rPr>
-        <w:t xml:space="preserve">[31] Liu, Y., Zhao, T., Ju, W., &amp; Shi, S. (2017). Materials discovery and design using machine learning. Journal of Materiomics, 3(3), 159-177. https://doi.org/10.1016/j.jmat.2017.08.002</w:t>
-      </w:r>
-    </w:p>
-    <w:p>
-      <w:pPr/>
-      <w:r>
-        <w:rPr>
-          <w:sz w:val="20"/>
-          <w:szCs w:val="20"/>
-          <w:rFonts w:ascii="Times New Roman" w:hAnsi="Times New Roman"/>
-        </w:rPr>
-        <w:t xml:space="preserve">[32] Lookman, T., Balachandran, P. V., Xue, D., &amp; Yuan, R. (2019). Active learning in materials science with emphasis on adaptive sampling using uncertainties for targeted design. npj Computational Materials, 5(1), 21. https://doi.org/10.1038/s41524-019-0153-8</w:t>
-      </w:r>
-    </w:p>
-    <w:p>
-      <w:pPr/>
-      <w:r>
-        <w:rPr>
-          <w:sz w:val="20"/>
-          <w:szCs w:val="20"/>
-          <w:rFonts w:ascii="Times New Roman" w:hAnsi="Times New Roman"/>
-        </w:rPr>
-        <w:t xml:space="preserve">[33] Ma, W., Cheng, F., &amp; Liu, Y. (2018). Deep-learning-enabled on-demand design of chiral metamaterials. ACS Nano, 12(6), 6326-6334. https://doi.org/10.1021/acsnano.8b03569</w:t>
-      </w:r>
-    </w:p>
-    <w:p>
-      <w:pPr/>
-      <w:r>
-        <w:rPr>
-          <w:sz w:val="20"/>
-          <w:szCs w:val="20"/>
-          <w:rFonts w:ascii="Times New Roman" w:hAnsi="Times New Roman"/>
-        </w:rPr>
-        <w:t xml:space="preserve">[34] Modarres, M. H., Averber, R., Crespillo, M., Golber, P., Hoppe, D., Tian, F., Zeev-Ben-Mordehai, T., &amp; Schuldt, A. (2017). Neural network for nanoscience scanning electron microscope image recognition. Scientific Reports, 7(1), 13282. https://doi.org/10.1038/s41598-017-13565-z</w:t>
-      </w:r>
-    </w:p>
-    <w:p>
-      <w:pPr/>
-      <w:r>
-        <w:rPr>
-          <w:sz w:val="20"/>
-          <w:szCs w:val="20"/>
-          <w:rFonts w:ascii="Times New Roman" w:hAnsi="Times New Roman"/>
-        </w:rPr>
-        <w:t xml:space="preserve">[35] Molesky, M. J., Kreouzis, T., &amp; Sheridan, E. (2025). CrystalGym: A reinforcement learning benchmark for crystal structure prediction and materials discovery. arXiv preprint arXiv:2509.23156. https://doi.org/10.48550/arXiv.2509.23156</w:t>
-      </w:r>
-    </w:p>
-    <w:p>
-      <w:pPr/>
-      <w:r>
-        <w:rPr>
-          <w:sz w:val="20"/>
-          <w:szCs w:val="20"/>
-          <w:rFonts w:ascii="Times New Roman" w:hAnsi="Times New Roman"/>
-        </w:rPr>
-        <w:t xml:space="preserve">[36] Noh, J., Kim, J., Stein, H. S., Sanchez-Lengeling, B., Gregoire, J. M., Aspuru-Guzik, A., &amp; Jung, Y. (2019). Inverse design of solid-state materials via a continuous representation. Matter, 1(5), 1370-1384. https://doi.org/10.1016/j.matt.2019.08.017</w:t>
-      </w:r>
-    </w:p>
-    <w:p>
-      <w:pPr/>
-      <w:r>
-        <w:rPr>
-          <w:sz w:val="20"/>
-          <w:szCs w:val="20"/>
-          <w:rFonts w:ascii="Times New Roman" w:hAnsi="Times New Roman"/>
-        </w:rPr>
-        <w:t xml:space="preserve">[37] Pilania, G., Wang, C., Jiang, X., Rajasekaran, S., &amp; Ramprasad, R. (2013). Accelerating materials property predictions using machine learning. Scientific Reports, 3(1), 2810. https://doi.org/10.1038/srep02810</w:t>
-      </w:r>
-    </w:p>
-    <w:p>
-      <w:pPr/>
-      <w:r>
-        <w:rPr>
-          <w:sz w:val="20"/>
-          <w:szCs w:val="20"/>
-          <w:rFonts w:ascii="Times New Roman" w:hAnsi="Times New Roman"/>
-        </w:rPr>
-        <w:t xml:space="preserve">[38] Ramprasad, R., Batra, R., Pilania, G., Mannodi-Kanakkithodi, A., &amp; Kim, C. (2017). Machine learning in materials informatics: Recent applications and prospects. npj Computational Materials, 3(1), 54. https://doi.org/10.1038/s41524-017-0056-5</w:t>
-      </w:r>
-    </w:p>
-    <w:p>
-      <w:pPr/>
-      <w:r>
-        <w:rPr>
-          <w:sz w:val="20"/>
-          <w:szCs w:val="20"/>
-          <w:rFonts w:ascii="Times New Roman" w:hAnsi="Times New Roman"/>
-        </w:rPr>
-        <w:t xml:space="preserve">[39] Roduner, E. (2006). Size matters: Why nanomaterials are different. Chemical Society Reviews, 35(7), 583-592. https://doi.org/10.1039/B502142C</w:t>
-      </w:r>
-    </w:p>
-    <w:p>
-      <w:pPr/>
-      <w:r>
-        <w:rPr>
-          <w:sz w:val="20"/>
-          <w:szCs w:val="20"/>
-          <w:rFonts w:ascii="Times New Roman" w:hAnsi="Times New Roman"/>
-        </w:rPr>
-        <w:t xml:space="preserve">[40] Sanchez-Lengeling, B., &amp; Aspuru-Guzik, A. (2018). Inverse molecular design using machine learning: Generative models for matter engineering. Science, 361(6400), 360-365. https://doi.org/10.1126/science.aat2663</w:t>
-      </w:r>
-    </w:p>
-    <w:p>
-      <w:pPr/>
-      <w:r>
-        <w:rPr>
-          <w:sz w:val="20"/>
-          <w:szCs w:val="20"/>
-          <w:rFonts w:ascii="Times New Roman" w:hAnsi="Times New Roman"/>
-        </w:rPr>
-        <w:t xml:space="preserve">[41] Schmidt, J., Marques, M. R. G., Botti, S., &amp; Marques, M. A. L. (2019). Recent advances and applications of machine learning in solid-state materials science. npj Computational Materials, 5(1), 83. https://doi.org/10.1038/s41524-019-0221-0</w:t>
-      </w:r>
-    </w:p>
-    <w:p>
-      <w:pPr/>
-      <w:r>
-        <w:rPr>
-          <w:sz w:val="20"/>
-          <w:szCs w:val="20"/>
-          <w:rFonts w:ascii="Times New Roman" w:hAnsi="Times New Roman"/>
-        </w:rPr>
-        <w:t xml:space="preserve">[42] Shields, B. J., Stevens, J., Li, J., Parasram, M., Damber, F., Janey, J. M., Adams, M. R. T., &amp; Doyle, A. G. (2021). Bayesian reaction optimization as a tool for chemical synthesis. Nature, 590(7844), 89-96. https://doi.org/10.1038/s41586-021-03213-y</w:t>
-      </w:r>
-    </w:p>
-    <w:p>
-      <w:pPr/>
-      <w:r>
-        <w:rPr>
-          <w:sz w:val="20"/>
-          <w:szCs w:val="20"/>
-          <w:rFonts w:ascii="Times New Roman" w:hAnsi="Times New Roman"/>
-        </w:rPr>
-        <w:t xml:space="preserve">[43] So, S., Badloe, T., Noh, J., Bravo-Abad, J., &amp; Rho, J. (2020). Deep learning enabled inverse design in nanophotonics. Nanophotonics, 9(5), 1041-1057. https://doi.org/10.1515/nanoph-2019-0474</w:t>
-      </w:r>
-    </w:p>
-    <w:p>
-      <w:pPr/>
-      <w:r>
-        <w:rPr>
-          <w:sz w:val="20"/>
-          <w:szCs w:val="20"/>
-          <w:rFonts w:ascii="Times New Roman" w:hAnsi="Times New Roman"/>
-        </w:rPr>
-        <w:t xml:space="preserve">[44] Sutton, R. S., &amp; Barto, A. G. (2018). Reinforcement learning: An introduction (2nd ed.). MIT Press. https://doi.org/10.1109/TNN.1998.712192</w:t>
-      </w:r>
-    </w:p>
-    <w:p>
-      <w:pPr/>
-      <w:r>
-        <w:rPr>
-          <w:sz w:val="20"/>
-          <w:szCs w:val="20"/>
-          <w:rFonts w:ascii="Times New Roman" w:hAnsi="Times New Roman"/>
-        </w:rPr>
-        <w:t xml:space="preserve">[45] Ward, L., Agrawal, A., Choudhary, A., &amp; Wolverton, C. (2016). A general-purpose machine learning framework for predicting properties of inorganic materials. npj Computational Materials, 2(1), 16028. https://doi.org/10.1038/npjcompumats.2016.28</w:t>
-      </w:r>
-    </w:p>
-    <w:p>
-      <w:pPr/>
-      <w:r>
-        <w:rPr>
-          <w:sz w:val="20"/>
-          <w:szCs w:val="20"/>
-          <w:rFonts w:ascii="Times New Roman" w:hAnsi="Times New Roman"/>
-        </w:rPr>
-        <w:t xml:space="preserve">[46] Ward, L., Dunn, A., Faghaninia, A., Zimmermann, N. E. R., Bajaj, S., Wang, Q., Montoya, J., Chen, J., Bystrom, K., Dyber, M., Chard, K., &amp; Jain, A. (2018). Matminer: An open source toolkit for materials data mining. Computational Materials Science, 152, 60-69. https://doi.org/10.1016/j.commatsci.2018.05.018</w:t>
-      </w:r>
-    </w:p>
-    <w:p>
-      <w:pPr/>
-      <w:r>
-        <w:rPr>
-          <w:sz w:val="20"/>
-          <w:szCs w:val="20"/>
-          <w:rFonts w:ascii="Times New Roman" w:hAnsi="Times New Roman"/>
-        </w:rPr>
-        <w:t xml:space="preserve">[47] Xie, T., &amp; Grossman, J. C. (2018). Crystal graph convolutional neural networks for an accurate and interpretable prediction of material properties. Physical Review Letters, 120(14), 145301. https://doi.org/10.1103/PhysRevLett.120.145301</w:t>
-      </w:r>
-    </w:p>
-    <w:p>
-      <w:pPr/>
-      <w:r>
-        <w:rPr>
-          <w:sz w:val="20"/>
-          <w:szCs w:val="20"/>
-          <w:rFonts w:ascii="Times New Roman" w:hAnsi="Times New Roman"/>
-        </w:rPr>
-        <w:t xml:space="preserve">[48] Xie, T., Fu, X., Ganea, O.-E., Barzilay, R., &amp; Jaakkola, T. (2022). Crystal diffusion variational autoencoder for periodic material generation. Proceedings of the International Conference on Learning Representations (ICLR 2022). https://doi.org/10.48550/arXiv.2110.06197</w:t>
-      </w:r>
-    </w:p>
-    <w:p>
-      <w:pPr/>
-      <w:r>
-        <w:rPr>
-          <w:sz w:val="20"/>
-          <w:szCs w:val="20"/>
-          <w:rFonts w:ascii="Times New Roman" w:hAnsi="Times New Roman"/>
-        </w:rPr>
-        <w:t xml:space="preserve">[49] Yadav, S., &amp; Sharma, V. (2025). Innovative nanotechnology in forensic science investigations: A comprehensive review. Forensic Science, Medicine and Pathology, 21(1), 234-251. https://doi.org/10.1007/s12024-024-00879-6</w:t>
-      </w:r>
-    </w:p>
-    <w:p>
-      <w:pPr/>
-      <w:r>
-        <w:rPr>
-          <w:sz w:val="20"/>
-          <w:szCs w:val="20"/>
-          <w:rFonts w:ascii="Times New Roman" w:hAnsi="Times New Roman"/>
-        </w:rPr>
-        <w:t xml:space="preserve">[50] Yan, J., &amp; Gu, G. X. (2020). Designing nanoparticle optical properties using machine learning. ACS Nano, 14(12), 16168-16176. https://doi.org/10.1021/acsnano.0c08145</w:t>
-      </w:r>
-    </w:p>
-    <w:p>
-      <w:pPr/>
-      <w:r>
-        <w:rPr>
-          <w:sz w:val="20"/>
-          <w:szCs w:val="20"/>
-          <w:rFonts w:ascii="Times New Roman" w:hAnsi="Times New Roman"/>
-        </w:rPr>
-        <w:t xml:space="preserve">[51] Yang, M., Zhang, L., Chen, W., &amp; Liu, X. (2025). Large language model-assisted generative framework for inverse materials design. npj Computational Materials, 11(1), 45. https://doi.org/10.1038/s41524-025-01489-2</w:t>
-      </w:r>
-    </w:p>
-    <w:p>
-      <w:pPr/>
-      <w:r>
-        <w:rPr>
-          <w:sz w:val="20"/>
-          <w:szCs w:val="20"/>
-          <w:rFonts w:ascii="Times New Roman" w:hAnsi="Times New Roman"/>
-        </w:rPr>
-        <w:t xml:space="preserve">[52] Zhou, Z., Kearnes, S., Li, L., Zare, R. N., &amp; Riley, P. (2019). Optimization of molecules via deep reinforcement learning. Scientific Reports, 9(1), 10752. https://doi.org/10.1038/s41598-019-47148-x</w:t>
-      </w:r>
-    </w:p>
-    <w:p>
-      <w:pPr/>
-      <w:r>
-        <w:rPr>
-          <w:sz w:val="20"/>
-          <w:szCs w:val="20"/>
-          <w:rFonts w:ascii="Times New Roman" w:hAnsi="Times New Roman"/>
-        </w:rPr>
-        <w:t xml:space="preserve">[53] Zhuo, Y., Mansouri Tehrani, A., &amp; Brgoch, J. (2018). Predicting the band gaps of inorganic solids by machine learning. The Journal of Physical Chemistry Letters, 9(7), 1668-1673. https://doi.org/10.1021/acs.jpclett.8b00124</w:t>
+        <w:t xml:space="preserve">[1] Butler, K. T., Davies, D. W., Cartwright, H., Isayev, O., &amp; Walsh, A. (2018). Machine learning for molecular and materials science. Nature, 559(7715), 547-555. https://doi.org/10.1038/s41586-018-0337-2</w:t>
+      </w:r>
+    </w:p>
+    <w:p>
+      <w:pPr/>
+      <w:r>
+        <w:rPr>
+          <w:sz w:val="20"/>
+          <w:szCs w:val="20"/>
+          <w:rFonts w:ascii="Times New Roman" w:hAnsi="Times New Roman"/>
+        </w:rPr>
+        <w:t xml:space="preserve">[2] Curtarolo, S., Hart, G. L. W., Nardelli, M. B., Mingo, N., Sanvito, S., &amp; Levy, O. (2013). The high-throughput highway to computational materials design. Nature Materials, 12(3), 191-201. https://doi.org/10.1038/nmat3568</w:t>
+      </w:r>
+    </w:p>
+    <w:p>
+      <w:pPr/>
+      <w:r>
+        <w:rPr>
+          <w:sz w:val="20"/>
+          <w:szCs w:val="20"/>
+          <w:rFonts w:ascii="Times New Roman" w:hAnsi="Times New Roman"/>
+        </w:rPr>
+        <w:t xml:space="preserve">[3] Himanen, L., Geurts, A., Foster, A. S., &amp; Rinke, P. (2019). Data-driven materials science: Status, challenges, and perspectives. Advanced Science, 6(21), 1900808. https://doi.org/10.1002/advs.201900808</w:t>
+      </w:r>
+    </w:p>
+    <w:p>
+      <w:pPr/>
+      <w:r>
+        <w:rPr>
+          <w:sz w:val="20"/>
+          <w:szCs w:val="20"/>
+          <w:rFonts w:ascii="Times New Roman" w:hAnsi="Times New Roman"/>
+        </w:rPr>
+        <w:t xml:space="preserve">[4] Choudhary, K., DeCost, B., Chen, C., Jain, A., Tavazza, F., Cohn, R., Park, C. W., Choudhary, A., Agrawal, A., Billinge, S. J. L., Ling, J., Hattrick-Simpers, J., &amp; Takeuchi, I. (2022). Recent advances and applications of deep learning methods in materials science. npj Computational Materials, 8(1), 59. https://doi.org/10.1038/s41524-022-00734-6</w:t>
+      </w:r>
+    </w:p>
+    <w:p>
+      <w:pPr/>
+      <w:r>
+        <w:rPr>
+          <w:sz w:val="20"/>
+          <w:szCs w:val="20"/>
+          <w:rFonts w:ascii="Times New Roman" w:hAnsi="Times New Roman"/>
+        </w:rPr>
+        <w:t xml:space="preserve">[5] Roduner, E. (2006). Size matters: Why nanomaterials are different. Chemical Society Reviews, 35(7), 583-592. https://doi.org/10.1039/B502142C</w:t>
+      </w:r>
+    </w:p>
+    <w:p>
+      <w:pPr/>
+      <w:r>
+        <w:rPr>
+          <w:sz w:val="20"/>
+          <w:szCs w:val="20"/>
+          <w:rFonts w:ascii="Times New Roman" w:hAnsi="Times New Roman"/>
+        </w:rPr>
+        <w:t xml:space="preserve">[6] Kumar, R., Sharma, A., Singh, P., &amp; Malik, V. (2024). Unlocking mysteries: Fusion of nanotechnology and forensic science for advanced detection. BioNanoScience, 14(4), 4187-4202. https://doi.org/10.1007/s12668-024-01516-8</w:t>
+      </w:r>
+    </w:p>
+    <w:p>
+      <w:pPr/>
+      <w:r>
+        <w:rPr>
+          <w:sz w:val="20"/>
+          <w:szCs w:val="20"/>
+          <w:rFonts w:ascii="Times New Roman" w:hAnsi="Times New Roman"/>
+        </w:rPr>
+        <w:t xml:space="preserve">[7] Yadav, S., &amp; Sharma, V. (2025). Innovative nanotechnology in forensic science investigations: A comprehensive review. Forensic Science, Medicine and Pathology, 21(1), 234-251. https://doi.org/10.1007/s12024-024-00879-6</w:t>
+      </w:r>
+    </w:p>
+    <w:p>
+      <w:pPr/>
+      <w:r>
+        <w:rPr>
+          <w:sz w:val="20"/>
+          <w:szCs w:val="20"/>
+          <w:rFonts w:ascii="Times New Roman" w:hAnsi="Times New Roman"/>
+        </w:rPr>
+        <w:t xml:space="preserve">[8] Ramprasad, R., Batra, R., Pilania, G., Mannodi-Kanakkithodi, A., &amp; Kim, C. (2017). Machine learning in materials informatics: Recent applications and prospects. npj Computational Materials, 3(1), 54. https://doi.org/10.1038/s41524-017-0056-5</w:t>
+      </w:r>
+    </w:p>
+    <w:p>
+      <w:pPr/>
+      <w:r>
+        <w:rPr>
+          <w:sz w:val="20"/>
+          <w:szCs w:val="20"/>
+          <w:rFonts w:ascii="Times New Roman" w:hAnsi="Times New Roman"/>
+        </w:rPr>
+        <w:t xml:space="preserve">[9] Schmidt, J., Marques, M. R. G., Botti, S., &amp; Marques, M. A. L. (2019). Recent advances and applications of machine learning in solid-state materials science. npj Computational Materials, 5(1), 83. https://doi.org/10.1038/s41524-019-0221-0</w:t>
+      </w:r>
+    </w:p>
+    <w:p>
+      <w:pPr/>
+      <w:r>
+        <w:rPr>
+          <w:sz w:val="20"/>
+          <w:szCs w:val="20"/>
+          <w:rFonts w:ascii="Times New Roman" w:hAnsi="Times New Roman"/>
+        </w:rPr>
+        <w:t xml:space="preserve">[10] Jain, A., Ong, S. P., Hautier, G., Chen, W., Richards, W. D., Dacek, S., Cholia, S., Gunter, D., Skinner, D., Ceder, G., &amp; Persson, K. A. (2013). Commentary: The Materials Project: A materials genome approach to accelerating materials innovation. APL Materials, 1(1), 011002. https://doi.org/10.1063/1.4812323</w:t>
+      </w:r>
+    </w:p>
+    <w:p>
+      <w:pPr/>
+      <w:r>
+        <w:rPr>
+          <w:sz w:val="20"/>
+          <w:szCs w:val="20"/>
+          <w:rFonts w:ascii="Times New Roman" w:hAnsi="Times New Roman"/>
+        </w:rPr>
+        <w:t xml:space="preserve">[11] Liu, Y., Zhao, T., Ju, W., &amp; Shi, S. (2017). Materials discovery and design using machine learning. Journal of Materiomics, 3(3), 159-177. https://doi.org/10.1016/j.jmat.2017.08.002</w:t>
+      </w:r>
+    </w:p>
+    <w:p>
+      <w:pPr/>
+      <w:r>
+        <w:rPr>
+          <w:sz w:val="20"/>
+          <w:szCs w:val="20"/>
+          <w:rFonts w:ascii="Times New Roman" w:hAnsi="Times New Roman"/>
+        </w:rPr>
+        <w:t xml:space="preserve">[12] Xie, T., &amp; Grossman, J. C. (2018). Crystal graph convolutional neural networks for an accurate and interpretable prediction of material properties. Physical Review Letters, 120(14), 145301. https://doi.org/10.1103/PhysRevLett.120.145301</w:t>
+      </w:r>
+    </w:p>
+    <w:p>
+      <w:pPr/>
+      <w:r>
+        <w:rPr>
+          <w:sz w:val="20"/>
+          <w:szCs w:val="20"/>
+          <w:rFonts w:ascii="Times New Roman" w:hAnsi="Times New Roman"/>
+        </w:rPr>
+        <w:t xml:space="preserve">[13] Chen, C., Ye, W., Zuo, Y., Zheng, C., &amp; Ong, S. P. (2019). Graph networks as a universal machine learning framework for molecules and crystals. Chemistry of Materials, 31(9), 3564-3572. https://doi.org/10.1021/acs.chemmater.9b01294</w:t>
+      </w:r>
+    </w:p>
+    <w:p>
+      <w:pPr/>
+      <w:r>
+        <w:rPr>
+          <w:sz w:val="20"/>
+          <w:szCs w:val="20"/>
+          <w:rFonts w:ascii="Times New Roman" w:hAnsi="Times New Roman"/>
+        </w:rPr>
+        <w:t xml:space="preserve">[14] Hazarika, P., &amp; Russell, D. A. (2012). Advances in fingerprint analysis. Angewandte Chemie International Edition, 51(15), 3524-3531. https://doi.org/10.1002/anie.201104313</w:t>
+      </w:r>
+    </w:p>
+    <w:p>
+      <w:pPr/>
+      <w:r>
+        <w:rPr>
+          <w:sz w:val="20"/>
+          <w:szCs w:val="20"/>
+          <w:rFonts w:ascii="Times New Roman" w:hAnsi="Times New Roman"/>
+        </w:rPr>
+        <w:t xml:space="preserve">[15] Becue, A., Moret, S., Champod, C., &amp; Margot, P. (2011). Use of quantum dots in aqueous solution to detect blood fingermarks on non-porous surfaces. Forensic Science International, 191(1-3), 36-41. https://doi.org/10.1016/j.forsciint.2009.06.005</w:t>
+      </w:r>
+    </w:p>
+    <w:p>
+      <w:pPr/>
+      <w:r>
+        <w:rPr>
+          <w:sz w:val="20"/>
+          <w:szCs w:val="20"/>
+          <w:rFonts w:ascii="Times New Roman" w:hAnsi="Times New Roman"/>
+        </w:rPr>
+        <w:t xml:space="preserve">[16] Dilag, J., Kobus, H., &amp; Ellis, A. V. (2013). Nanotechnology as a new tool for fingermark detection: A review. Current Nanoscience, 9(5), 606-615. https://doi.org/10.2174/15734137113099990013</w:t>
+      </w:r>
+    </w:p>
+    <w:p>
+      <w:pPr/>
+      <w:r>
+        <w:rPr>
+          <w:sz w:val="20"/>
+          <w:szCs w:val="20"/>
+          <w:rFonts w:ascii="Times New Roman" w:hAnsi="Times New Roman"/>
+        </w:rPr>
+        <w:t xml:space="preserve">[17] Cialla-May, D., Zheng, X. S., Weber, K., &amp; Popp, J. (2017). Recent progress in surface-enhanced Raman spectroscopy for biological and biomedical applications: From cells to clinics. Chemical Society Reviews, 46(13), 3945-3961. https://doi.org/10.1039/C7CS00172J</w:t>
+      </w:r>
+    </w:p>
+    <w:p>
+      <w:pPr/>
+      <w:r>
+        <w:rPr>
+          <w:sz w:val="20"/>
+          <w:szCs w:val="20"/>
+          <w:rFonts w:ascii="Times New Roman" w:hAnsi="Times New Roman"/>
+        </w:rPr>
+        <w:t xml:space="preserve">[18] Jordan, M. I., &amp; Mitchell, T. M. (2015). Machine learning: Trends, perspectives, and prospects. Science, 349(6245), 255-260. https://doi.org/10.1126/science.aaa8415</w:t>
+      </w:r>
+    </w:p>
+    <w:p>
+      <w:pPr/>
+      <w:r>
+        <w:rPr>
+          <w:sz w:val="20"/>
+          <w:szCs w:val="20"/>
+          <w:rFonts w:ascii="Times New Roman" w:hAnsi="Times New Roman"/>
+        </w:rPr>
+        <w:t xml:space="preserve">[19] Ward, L., Agrawal, A., Choudhary, A., &amp; Wolverton, C. (2016). A general-purpose machine learning framework for predicting properties of inorganic materials. npj Computational Materials, 2(1), 16028. https://doi.org/10.1038/npjcompumats.2016.28</w:t>
+      </w:r>
+    </w:p>
+    <w:p>
+      <w:pPr/>
+      <w:r>
+        <w:rPr>
+          <w:sz w:val="20"/>
+          <w:szCs w:val="20"/>
+          <w:rFonts w:ascii="Times New Roman" w:hAnsi="Times New Roman"/>
+        </w:rPr>
+        <w:t xml:space="preserve">[20] Friedman, J. H. (2001). Greedy function approximation: A gradient boosting machine. Annals of Statistics, 29(5), 1189-1232. https://doi.org/10.1214/aos/1013203451</w:t>
+      </w:r>
+    </w:p>
+    <w:p>
+      <w:pPr/>
+      <w:r>
+        <w:rPr>
+          <w:sz w:val="20"/>
+          <w:szCs w:val="20"/>
+          <w:rFonts w:ascii="Times New Roman" w:hAnsi="Times New Roman"/>
+        </w:rPr>
+        <w:t xml:space="preserve">[21] Pilania, G., Wang, C., Jiang, X., Rajasekaran, S., &amp; Ramprasad, R. (2013). Accelerating materials property predictions using machine learning. Scientific Reports, 3(1), 2810. https://doi.org/10.1038/srep02810</w:t>
+      </w:r>
+    </w:p>
+    <w:p>
+      <w:pPr/>
+      <w:r>
+        <w:rPr>
+          <w:sz w:val="20"/>
+          <w:szCs w:val="20"/>
+          <w:rFonts w:ascii="Times New Roman" w:hAnsi="Times New Roman"/>
+        </w:rPr>
+        <w:t xml:space="preserve">[22] Ceriotti, M. (2019). Unsupervised machine learning in atomistic simulations, between predictions and understanding. The Journal of Chemical Physics, 150(15), 150901. https://doi.org/10.1063/1.5091842</w:t>
+      </w:r>
+    </w:p>
+    <w:p>
+      <w:pPr/>
+      <w:r>
+        <w:rPr>
+          <w:sz w:val="20"/>
+          <w:szCs w:val="20"/>
+          <w:rFonts w:ascii="Times New Roman" w:hAnsi="Times New Roman"/>
+        </w:rPr>
+        <w:t xml:space="preserve">[23] Sutton, R. S., &amp; Barto, A. G. (2018). Reinforcement learning: An introduction (2nd ed.). MIT Press. https://doi.org/10.1109/TNN.1998.712192</w:t>
+      </w:r>
+    </w:p>
+    <w:p>
+      <w:pPr/>
+      <w:r>
+        <w:rPr>
+          <w:sz w:val="20"/>
+          <w:szCs w:val="20"/>
+          <w:rFonts w:ascii="Times New Roman" w:hAnsi="Times New Roman"/>
+        </w:rPr>
+        <w:t xml:space="preserve">[24] Zhou, Z., Kearnes, S., Li, L., Zare, R. N., &amp; Riley, P. (2019). Optimization of molecules via deep reinforcement learning. Scientific Reports, 9(1), 10752. https://doi.org/10.1038/s41598-019-47148-x</w:t>
+      </w:r>
+    </w:p>
+    <w:p>
+      <w:pPr/>
+      <w:r>
+        <w:rPr>
+          <w:sz w:val="20"/>
+          <w:szCs w:val="20"/>
+          <w:rFonts w:ascii="Times New Roman" w:hAnsi="Times New Roman"/>
+        </w:rPr>
+        <w:t xml:space="preserve">[25] LeCun, Y., Bengio, Y., &amp; Hinton, G. (2015). Deep learning. Nature, 521(7553), 436-444. https://doi.org/10.1038/nature14539</w:t>
+      </w:r>
+    </w:p>
+    <w:p>
+      <w:pPr/>
+      <w:r>
+        <w:rPr>
+          <w:sz w:val="20"/>
+          <w:szCs w:val="20"/>
+          <w:rFonts w:ascii="Times New Roman" w:hAnsi="Times New Roman"/>
+        </w:rPr>
+        <w:t xml:space="preserve">[26] Modarres, M. H., Averber, R., Crespillo, M., Golber, P., Hoppe, D., Tian, F., Zeev-Ben-Mordehai, T., &amp; Schuldt, A. (2017). Neural network for nanoscience scanning electron microscope image recognition. Scientific Reports, 7(1), 13282. https://doi.org/10.1038/s41598-017-13565-z</w:t>
+      </w:r>
+    </w:p>
+    <w:p>
+      <w:pPr/>
+      <w:r>
+        <w:rPr>
+          <w:sz w:val="20"/>
+          <w:szCs w:val="20"/>
+          <w:rFonts w:ascii="Times New Roman" w:hAnsi="Times New Roman"/>
+        </w:rPr>
+        <w:t xml:space="preserve">[27] Chen, C., &amp; Ong, S. P. (2022). A universal graph deep learning interatomic potential for the periodic table. Nature Computational Science, 2(11), 718-728. https://doi.org/10.1038/s43588-022-00349-3</w:t>
+      </w:r>
+    </w:p>
+    <w:p>
+      <w:pPr/>
+      <w:r>
+        <w:rPr>
+          <w:sz w:val="20"/>
+          <w:szCs w:val="20"/>
+          <w:rFonts w:ascii="Times New Roman" w:hAnsi="Times New Roman"/>
+        </w:rPr>
+        <w:t xml:space="preserve">[28] Jablonka, K. M., Schwaller, P., Ortega-Guerrero, A., &amp; Smit, B. (2024). Leveraging large language models for predictive chemistry. Nature Machine Intelligence, 6(2), 161-169. https://doi.org/10.1038/s42256-023-00788-1</w:t>
+      </w:r>
+    </w:p>
+    <w:p>
+      <w:pPr/>
+      <w:r>
+        <w:rPr>
+          <w:sz w:val="20"/>
+          <w:szCs w:val="20"/>
+          <w:rFonts w:ascii="Times New Roman" w:hAnsi="Times New Roman"/>
+        </w:rPr>
+        <w:t xml:space="preserve">[29] Kingma, D. P., &amp; Welling, M. (2019). An introduction to variational autoencoders. Foundations and Trends in Machine Learning, 12(4), 307-392. https://doi.org/10.1561/2200000056</w:t>
+      </w:r>
+    </w:p>
+    <w:p>
+      <w:pPr/>
+      <w:r>
+        <w:rPr>
+          <w:sz w:val="20"/>
+          <w:szCs w:val="20"/>
+          <w:rFonts w:ascii="Times New Roman" w:hAnsi="Times New Roman"/>
+        </w:rPr>
+        <w:t xml:space="preserve">[30] Goodfellow, I., Pouget-Abadie, J., Mirza, M., Xu, B., Warde-Farley, D., Ozair, S., Courville, A., &amp; Bengio, Y. (2014). Generative adversarial nets. Advances in Neural Information Processing Systems, 27, 2672-2680. https://doi.org/10.48550/arXiv.1406.2661</w:t>
+      </w:r>
+    </w:p>
+    <w:p>
+      <w:pPr/>
+      <w:r>
+        <w:rPr>
+          <w:sz w:val="20"/>
+          <w:szCs w:val="20"/>
+          <w:rFonts w:ascii="Times New Roman" w:hAnsi="Times New Roman"/>
+        </w:rPr>
+        <w:t xml:space="preserve">[31] Ghiringhelli, L. M., Vybiral, J., Levchenko, S. V., Draxl, C., &amp; Scheffler, M. (2015). Big data of materials science: Critical role of the descriptor. Physical Review Letters, 114(10), 105503. https://doi.org/10.1103/PhysRevLett.114.105503</w:t>
+      </w:r>
+    </w:p>
+    <w:p>
+      <w:pPr/>
+      <w:r>
+        <w:rPr>
+          <w:sz w:val="20"/>
+          <w:szCs w:val="20"/>
+          <w:rFonts w:ascii="Times New Roman" w:hAnsi="Times New Roman"/>
+        </w:rPr>
+        <w:t xml:space="preserve">[32] Ward, L., Dunn, A., Faghaninia, A., Zimmermann, N. E. R., Bajaj, S., Wang, Q., Montoya, J., Chen, J., Bystrom, K., Dyber, M., Chard, K., &amp; Jain, A. (2018). Matminer: An open source toolkit for materials data mining. Computational Materials Science, 152, 60-69. https://doi.org/10.1016/j.commatsci.2018.05.018</w:t>
+      </w:r>
+    </w:p>
+    <w:p>
+      <w:pPr/>
+      <w:r>
+        <w:rPr>
+          <w:sz w:val="20"/>
+          <w:szCs w:val="20"/>
+          <w:rFonts w:ascii="Times New Roman" w:hAnsi="Times New Roman"/>
+        </w:rPr>
+        <w:t xml:space="preserve">[33] Bartok, A. P., Kondor, R., &amp; Csanyi, G. (2013). On representing chemical environments. Physical Review B, 87(18), 184115. https://doi.org/10.1103/PhysRevB.87.184115</w:t>
+      </w:r>
+    </w:p>
+    <w:p>
+      <w:pPr/>
+      <w:r>
+        <w:rPr>
+          <w:sz w:val="20"/>
+          <w:szCs w:val="20"/>
+          <w:rFonts w:ascii="Times New Roman" w:hAnsi="Times New Roman"/>
+        </w:rPr>
+        <w:t xml:space="preserve">[34] Zhuo, Y., Mansouri Tehrani, A., &amp; Brgoch, J. (2018). Predicting the band gaps of inorganic solids by machine learning. The Journal of Physical Chemistry Letters, 9(7), 1668-1673. https://doi.org/10.1021/acs.jpclett.8b00124</w:t>
+      </w:r>
+    </w:p>
+    <w:p>
+      <w:pPr/>
+      <w:r>
+        <w:rPr>
+          <w:sz w:val="20"/>
+          <w:szCs w:val="20"/>
+          <w:rFonts w:ascii="Times New Roman" w:hAnsi="Times New Roman"/>
+        </w:rPr>
+        <w:t xml:space="preserve">[35] Yan, J., &amp; Gu, G. X. (2020). Designing nanoparticle optical properties using machine learning. ACS Nano, 14(12), 16168-16176. https://doi.org/10.1021/acsnano.0c08145</w:t>
+      </w:r>
+    </w:p>
+    <w:p>
+      <w:pPr/>
+      <w:r>
+        <w:rPr>
+          <w:sz w:val="20"/>
+          <w:szCs w:val="20"/>
+          <w:rFonts w:ascii="Times New Roman" w:hAnsi="Times New Roman"/>
+        </w:rPr>
+        <w:t xml:space="preserve">[36] Batzner, S., Musaelian, A., Sun, L., Geiger, M., Mailoa, J. P., Kornbluth, M., Molinari, N., Smidt, T. E., &amp; Kozinsky, B. (2022). E(3)-equivariant graph neural networks for data-efficient and accurate interatomic potentials. Nature Communications, 13(1), 2453. https://doi.org/10.1038/s41467-022-29939-5</w:t>
+      </w:r>
+    </w:p>
+    <w:p>
+      <w:pPr/>
+      <w:r>
+        <w:rPr>
+          <w:sz w:val="20"/>
+          <w:szCs w:val="20"/>
+          <w:rFonts w:ascii="Times New Roman" w:hAnsi="Times New Roman"/>
+        </w:rPr>
+        <w:t xml:space="preserve">[37] Gupta, V., Choudhary, K., &amp; Tavazza, F. (2021). Cross-property deep transfer learning framework for data-driven materials informatics. Nature Communications, 12(1), 6595. https://doi.org/10.1038/s41467-021-26921-5</w:t>
+      </w:r>
+    </w:p>
+    <w:p>
+      <w:pPr/>
+      <w:r>
+        <w:rPr>
+          <w:sz w:val="20"/>
+          <w:szCs w:val="20"/>
+          <w:rFonts w:ascii="Times New Roman" w:hAnsi="Times New Roman"/>
+        </w:rPr>
+        <w:t xml:space="preserve">[38] Sanchez-Lengeling, B., &amp; Aspuru-Guzik, A. (2018). Inverse molecular design using machine learning: Generative models for matter engineering. Science, 361(6400), 360-365. https://doi.org/10.1126/science.aat2663</w:t>
+      </w:r>
+    </w:p>
+    <w:p>
+      <w:pPr/>
+      <w:r>
+        <w:rPr>
+          <w:sz w:val="20"/>
+          <w:szCs w:val="20"/>
+          <w:rFonts w:ascii="Times New Roman" w:hAnsi="Times New Roman"/>
+        </w:rPr>
+        <w:t xml:space="preserve">[39] Noh, J., Kim, J., Stein, H. S., Sanchez-Lengeling, B., Gregoire, J. M., Aspuru-Guzik, A., &amp; Jung, Y. (2019). Inverse design of solid-state materials via a continuous representation. Matter, 1(5), 1370-1384. https://doi.org/10.1016/j.matt.2019.08.017</w:t>
+      </w:r>
+    </w:p>
+    <w:p>
+      <w:pPr/>
+      <w:r>
+        <w:rPr>
+          <w:sz w:val="20"/>
+          <w:szCs w:val="20"/>
+          <w:rFonts w:ascii="Times New Roman" w:hAnsi="Times New Roman"/>
+        </w:rPr>
+        <w:t xml:space="preserve">[40] Kim, B., Lee, S., &amp; Kim, J. (2020). Inverse design of porous materials using artificial neural networks. Science Advances, 6(1), eaax9324. https://doi.org/10.1126/sciadv.aax9324</w:t>
+      </w:r>
+    </w:p>
+    <w:p>
+      <w:pPr/>
+      <w:r>
+        <w:rPr>
+          <w:sz w:val="20"/>
+          <w:szCs w:val="20"/>
+          <w:rFonts w:ascii="Times New Roman" w:hAnsi="Times New Roman"/>
+        </w:rPr>
+        <w:t xml:space="preserve">[41] Ma, W., Cheng, F., &amp; Liu, Y. (2018). Deep-learning-enabled on-demand design of chiral metamaterials. ACS Nano, 12(6), 6326-6334. https://doi.org/10.1021/acsnano.8b03569</w:t>
+      </w:r>
+    </w:p>
+    <w:p>
+      <w:pPr/>
+      <w:r>
+        <w:rPr>
+          <w:sz w:val="20"/>
+          <w:szCs w:val="20"/>
+          <w:rFonts w:ascii="Times New Roman" w:hAnsi="Times New Roman"/>
+        </w:rPr>
+        <w:t xml:space="preserve">[42] So, S., Badloe, T., Noh, J., Bravo-Abad, J., &amp; Rho, J. (2020). Deep learning enabled inverse design in nanophotonics. Nanophotonics, 9(5), 1041-1057. https://doi.org/10.1515/nanoph-2019-0474</w:t>
+      </w:r>
+    </w:p>
+    <w:p>
+      <w:pPr/>
+      <w:r>
+        <w:rPr>
+          <w:sz w:val="20"/>
+          <w:szCs w:val="20"/>
+          <w:rFonts w:ascii="Times New Roman" w:hAnsi="Times New Roman"/>
+        </w:rPr>
+        <w:t xml:space="preserve">[43] Dong, Y., Li, D., Zhang, C., Wu, C., Wang, H., Xin, M., Cheng, J., &amp; Lin, J. (2019). Inverse design of two-dimensional graphene/h-BN hybrids by a regressional and conditional GAN. Carbon, 154, 182-190. https://doi.org/10.1016/j.carbon.2019.08.013</w:t>
+      </w:r>
+    </w:p>
+    <w:p>
+      <w:pPr/>
+      <w:r>
+        <w:rPr>
+          <w:sz w:val="20"/>
+          <w:szCs w:val="20"/>
+          <w:rFonts w:ascii="Times New Roman" w:hAnsi="Times New Roman"/>
+        </w:rPr>
+        <w:t xml:space="preserve">[44] Yang, M., Zhang, L., Chen, W., &amp; Liu, X. (2025). Large language model-assisted generative framework for inverse materials design. npj Computational Materials, 11(1), 45. https://doi.org/10.1038/s41524-025-01489-2</w:t>
+      </w:r>
+    </w:p>
+    <w:p>
+      <w:pPr/>
+      <w:r>
+        <w:rPr>
+          <w:sz w:val="20"/>
+          <w:szCs w:val="20"/>
+          <w:rFonts w:ascii="Times New Roman" w:hAnsi="Times New Roman"/>
+        </w:rPr>
+        <w:t xml:space="preserve">[45] Jiao, R., Huang, W., Lin, P., Han, J., Chen, P., Lu, Y., &amp; Liu, Y. (2024). Crystal structure prediction by joint equivariant diffusion. Nature Communications, 15(1), 1927. https://doi.org/10.1038/s41467-024-45745-5</w:t>
+      </w:r>
+    </w:p>
+    <w:p>
+      <w:pPr/>
+      <w:r>
+        <w:rPr>
+          <w:sz w:val="20"/>
+          <w:szCs w:val="20"/>
+          <w:rFonts w:ascii="Times New Roman" w:hAnsi="Times New Roman"/>
+        </w:rPr>
+        <w:t xml:space="preserve">[46] Molesky, M. J., Kreouzis, T., &amp; Sheridan, E. (2025). CrystalGym: A reinforcement learning benchmark for crystal structure prediction and materials discovery. arXiv preprint arXiv:2509.23156. https://doi.org/10.48550/arXiv.2509.23156</w:t>
+      </w:r>
+    </w:p>
+    <w:p>
+      <w:pPr/>
+      <w:r>
+        <w:rPr>
+          <w:sz w:val="20"/>
+          <w:szCs w:val="20"/>
+          <w:rFonts w:ascii="Times New Roman" w:hAnsi="Times New Roman"/>
+        </w:rPr>
+        <w:t xml:space="preserve">[47] Jellinek, J., &amp; Krissinel, E. B. (1996). NinAlm alloy clusters: Analysis of structural forms and their energy ordering. Chemical Physics Letters, 258(1-2), 283-292. https://doi.org/10.1016/0009-2614(96)00636-7</w:t>
+      </w:r>
+    </w:p>
+    <w:p>
+      <w:pPr/>
+      <w:r>
+        <w:rPr>
+          <w:sz w:val="20"/>
+          <w:szCs w:val="20"/>
+          <w:rFonts w:ascii="Times New Roman" w:hAnsi="Times New Roman"/>
+        </w:rPr>
+        <w:t xml:space="preserve">[48] Xie, T., Fu, X., Ganea, O.-E., Barzilay, R., &amp; Jaakkola, T. (2022). Crystal diffusion variational autoencoder for periodic material generation. Proceedings of ICLR 2022. https://doi.org/10.48550/arXiv.2110.06197</w:t>
+      </w:r>
+    </w:p>
+    <w:p>
+      <w:pPr/>
+      <w:r>
+        <w:rPr>
+          <w:sz w:val="20"/>
+          <w:szCs w:val="20"/>
+          <w:rFonts w:ascii="Times New Roman" w:hAnsi="Times New Roman"/>
+        </w:rPr>
+        <w:t xml:space="preserve">[49] Shields, B. J., Stevens, J., Li, J., Parasram, M., Damber, F., Janey, J. M., Adams, M. R. T., &amp; Doyle, A. G. (2021). Bayesian reaction optimization as a tool for chemical synthesis. Nature, 590(7844), 89-96. https://doi.org/10.1038/s41586-021-03213-y</w:t>
+      </w:r>
+    </w:p>
+    <w:p>
+      <w:pPr/>
+      <w:r>
+        <w:rPr>
+          <w:sz w:val="20"/>
+          <w:szCs w:val="20"/>
+          <w:rFonts w:ascii="Times New Roman" w:hAnsi="Times New Roman"/>
+        </w:rPr>
+        <w:t xml:space="preserve">[50] Jennings, P. C., Lysgaard, S., Hummelshoj, J. S., Vegge, T., &amp; Bligaard, T. (2019). Genetic algorithms for computational materials discovery accelerated by machine learning. npj Computational Materials, 5(1), 46. https://doi.org/10.1038/s41524-019-0181-4</w:t>
+      </w:r>
+    </w:p>
+    <w:p>
+      <w:pPr/>
+      <w:r>
+        <w:rPr>
+          <w:sz w:val="20"/>
+          <w:szCs w:val="20"/>
+          <w:rFonts w:ascii="Times New Roman" w:hAnsi="Times New Roman"/>
+        </w:rPr>
+        <w:t xml:space="preserve">[51] Kim, S., Park, J., &amp; Lee, H. (2026). Reinforcement learning-enhanced genetic algorithms for multi-objective nanoparticle optimization. Journal of Pharmaceutical Investigation, 56(1), 112-128. https://doi.org/10.1007/s40005-025-00682-3</w:t>
+      </w:r>
+    </w:p>
+    <w:p>
+      <w:pPr/>
+      <w:r>
+        <w:rPr>
+          <w:sz w:val="20"/>
+          <w:szCs w:val="20"/>
+          <w:rFonts w:ascii="Times New Roman" w:hAnsi="Times New Roman"/>
+        </w:rPr>
+        <w:t xml:space="preserve">[52] Lookman, T., Balachandran, P. V., Xue, D., &amp; Yuan, R. (2019). Active learning in materials science with emphasis on adaptive sampling using uncertainties for targeted design. npj Computational Materials, 5(1), 21. https://doi.org/10.1038/s41524-019-0153-8</w:t>
+      </w:r>
+    </w:p>
+    <w:p>
+      <w:pPr/>
+      <w:r>
+        <w:rPr>
+          <w:sz w:val="20"/>
+          <w:szCs w:val="20"/>
+          <w:rFonts w:ascii="Times New Roman" w:hAnsi="Times New Roman"/>
+        </w:rPr>
+        <w:t xml:space="preserve">[53] Abolhasani, M., &amp; Kumacheva, E. (2023). The rise of self-driving labs in chemical and materials sciences. Nature Synthesis, 2(6), 483-492. https://doi.org/10.1038/s44160-022-00231-0</w:t>
       </w:r>
     </w:p>
     <w:sectPr>
@@ -4422,6 +4257,58 @@
 </w:document>
 </file>
 
-<file path=word/styles.xml><?xml version="1.0" encoding="UTF-8" standalone="yes"?>
-<w:styles xmlns:w="http://schemas.openxmlformats.org/wordprocessingml/2006/main" xmlns:w="http://schemas.openxmlformats.org/wordprocessingml/2006/main"><w:docDefaults><w:rPrDefault><w:rPr><w:rFonts w:ascii="Times New Roman" w:hAnsi="Times New Roman" /><w:sz w:val="24" /><w:szCs w:val="24" /></w:rPr></w:rPrDefault><w:pPrDefault><w:pPr><w:spacing w:after="200" w:line="360" w:lineRule="auto" /><w:jc w:val="both" /></w:pPr></w:pPrDefault></w:docDefaults><w:style w:type="paragraph" w:styleId="Heading1"><w:name w:val="heading 1" /><w:pPr><w:spacing w:before="480" w:after="240" /></w:pPr><w:rPr><w:b /><w:sz w:val="32" /><w:color w:val="1F4E79" /></w:rPr></w:style><w:style w:type="paragraph" w:styleId="Heading2"><w:name w:val="heading 2" /><w:pPr><w:spacing w:before="360" w:after="120" /></w:pPr><w:rPr><w:b /><w:sz w:val="28" /><w:color w:val="2E75B6" /></w:rPr></w:style><w:style w:type="paragraph" w:styleId="Heading3"><w:name w:val="heading 3" /><w:pPr><w:spacing w:before="240" w:after="120" /></w:pPr><w:rPr><w:b /><w:i /><w:sz w:val="26" /></w:rPr></w:style><w:style w:type="table" w:styleId="TableGrid"><w:name w:val="Table Grid" /></w:style></w:styles>
+<file path=word/styles.xml><?xml version="1.0" encoding="utf-8"?>
+<w:styles xmlns:w="http://schemas.openxmlformats.org/wordprocessingml/2006/main">
+  <w:docDefaults>
+    <w:rPrDefault>
+      <w:rPr>
+        <w:rFonts w:ascii="Times New Roman" w:hAnsi="Times New Roman"/>
+        <w:sz w:val="24"/>
+        <w:szCs w:val="24"/>
+      </w:rPr>
+    </w:rPrDefault>
+    <w:pPrDefault>
+      <w:pPr>
+        <w:spacing w:after="200" w:line="360" w:lineRule="auto"/>
+        <w:jc w:val="both"/>
+      </w:pPr>
+    </w:pPrDefault>
+  </w:docDefaults>
+  <w:style w:type="paragraph" w:styleId="Heading1">
+    <w:name w:val="heading 1"/>
+    <w:pPr>
+      <w:spacing w:before="360" w:after="120"/>
+    </w:pPr>
+    <w:rPr>
+      <w:b/>
+      <w:sz w:val="32"/>
+      <w:color w:val="1F4E79"/>
+    </w:rPr>
+  </w:style>
+  <w:style w:type="paragraph" w:styleId="Heading2">
+    <w:name w:val="heading 2"/>
+    <w:pPr>
+      <w:spacing w:before="360" w:after="120"/>
+    </w:pPr>
+    <w:rPr>
+      <w:b/>
+      <w:sz w:val="28"/>
+      <w:color w:val="2E75B6"/>
+    </w:rPr>
+  </w:style>
+  <w:style w:type="paragraph" w:styleId="Heading3">
+    <w:name w:val="heading 3"/>
+    <w:pPr>
+      <w:spacing w:before="360" w:after="120"/>
+    </w:pPr>
+    <w:rPr>
+      <w:b/>
+      <w:sz w:val="26"/>
+      <w:color w:val="333333"/>
+    </w:rPr>
+  </w:style>
+  <w:style w:type="table" w:styleId="TableGrid">
+    <w:name w:val="Table Grid"/>
+  </w:style>
+</w:styles>
 </file>
--- a/Chapter_16_AI_Assisted_Design_of_Nanomaterials.docx
+++ b/Chapter_16_AI_Assisted_Design_of_Nanomaterials.docx
@@ -274,7 +274,7 @@
           <w:szCs w:val="24"/>
           <w:rFonts w:ascii="Times New Roman" w:hAnsi="Times New Roman"/>
         </w:rPr>
-        <w:t xml:space="preserve">The AI workflow for nanomaterial discovery typically follows an iterative cycle comprising: (1) data collection and curation from experimental literature and computational databases; (2) feature engineering and descriptor selection to encode material characteristics numerically; (3) model training, validation, and selection using appropriate ML architectures; (4) property prediction and virtual screening of candidate materials; (5) inverse design to generate novel structures with target properties; and (6) experimental validation with active learning feedback to refine models iteratively [3,4].</w:t>
+        <w:t xml:space="preserve">The AI workflow for nanomaterial discovery typically follows an iterative cycle comprising: (1) data collection and curation from experimental literature and computational databases; (2) feature engineering and descriptor selection to encode material characteristics numerically; (3) model training, validation, and selection using appropriate ML architectures; (4) property prediction and virtual screening of candidate materials; (5) inverse design to generate novel structures with target properties; and (6) experimental validation with active learning feedback to refine models iteratively [3,4]. This workflow is schematically illustrated in Figure 1, which depicts the iterative cycle with active learning feedback integration that enables continuous model improvement.</w:t>
       </w:r>
     </w:p>
     <w:p>
@@ -415,18 +415,18 @@
           <w:szCs w:val="24"/>
           <w:rFonts w:ascii="Times New Roman" w:hAnsi="Times New Roman"/>
         </w:rPr>
-        <w:t xml:space="preserve">Deep learning extends traditional machine learning through multi-layered neural network architectures capable of learning hierarchical representations directly from raw data [25]. Several architectures have proven particularly effective for nanomaterial design. Convolutional Neural Networks (CNNs) excel at processing grid-structured data and have been applied extensively to microscopy image analysis for automated nanostructure classification and defect detection [26]. Graph Neural Networks (GNNs) represent materials as graphs where atoms are nodes and chemical bonds are edges, achieving state-of-the-art property prediction through message-passing operations that naturally encode crystallographic symmetries and periodic boundary conditions [12,13].</w:t>
-      </w:r>
-    </w:p>
-    <w:p>
-      <w:pPr/>
-      <w:r>
-        <w:rPr>
-          <w:sz w:val="24"/>
-          <w:szCs w:val="24"/>
-          <w:rFonts w:ascii="Times New Roman" w:hAnsi="Times New Roman"/>
-        </w:rPr>
-        <w:t xml:space="preserve">The Crystal Graph Convolutional Neural Network (CGCNN) and Materials Graph Network (MEGNet) frameworks have demonstrated remarkable accuracy in predicting formation energies, band gaps, and elastic properties approaching DFT-level uncertainty with computational costs reduced by several orders of magnitude [27]. Transformer architectures, originally developed for natural language processing, have been adapted for materials science applications including text mining of scientific literature and multi-modal property prediction [28]. Variational Autoencoders (VAEs) and Generative Adversarial Networks (GANs) represent generative deep learning approaches capable of producing entirely novel material structures not present in training databases [29,30].</w:t>
+        <w:t xml:space="preserve">Deep learning extends traditional machine learning through multi-layered neural network architectures capable of learning hierarchical representations directly from raw data [25]. Several architectures have proven particularly effective for nanomaterial design, as summarized in Table 1. Convolutional Neural Networks (CNNs) excel at processing grid-structured data and have been applied extensively to microscopy image analysis for automated nanostructure classification and defect detection [26]. Graph Neural Networks (GNNs) represent materials as graphs where atoms are nodes and chemical bonds are edges, achieving state-of-the-art property prediction through message-passing operations that naturally encode crystallographic symmetries and periodic boundary conditions [12,13].</w:t>
+      </w:r>
+    </w:p>
+    <w:p>
+      <w:pPr/>
+      <w:r>
+        <w:rPr>
+          <w:sz w:val="24"/>
+          <w:szCs w:val="24"/>
+          <w:rFonts w:ascii="Times New Roman" w:hAnsi="Times New Roman"/>
+        </w:rPr>
+        <w:t xml:space="preserve">The Crystal Graph Convolutional Neural Network (CGCNN) and Materials Graph Network (MEGNet) frameworks have demonstrated remarkable accuracy in predicting formation energies, band gaps, and elastic properties approaching DFT-level uncertainty with computational costs reduced by several orders of magnitude [27]. A performance comparison of these models across multiple properties is presented in Figure 2 and quantified in Table 2. Transformer architectures, originally developed for natural language processing, have been adapted for materials science applications including text mining of scientific literature and multi-modal property prediction [28]. Variational Autoencoders (VAEs) and Generative Adversarial Networks (GANs) represent generative deep learning approaches capable of producing entirely novel material structures not present in training databases [29,30].</w:t>
       </w:r>
     </w:p>
     <w:p>
@@ -472,7 +472,7 @@
           <w:szCs w:val="24"/>
           <w:rFonts w:ascii="Times New Roman" w:hAnsi="Times New Roman"/>
         </w:rPr>
-        <w:t xml:space="preserve">Generative Adversarial Networks consist of competing generator and discriminator networks trained adversarially. Conditional GANs (cGANs) enable targeted inverse design by conditioning the generator on desired property vectors [30]. Applications include generation of porous materials with specified surface areas and pore volumes, plasmonic nanostructure design for maximum electromagnetic enhancement [42], and creation of graphene/BN hybrid structures with tailored electronic properties [43]. The AlloyGAN framework combines large language model text mining with conditional GANs for inverse alloy design [44].</w:t>
+        <w:t xml:space="preserve">Generative Adversarial Networks consist of competing generator and discriminator networks trained adversarially, as illustrated in Figure 3. Conditional GANs (cGANs) enable targeted inverse design by conditioning the generator on desired property vectors [30]. Applications include generation of porous materials with specified surface areas and pore volumes, plasmonic nanostructure design for maximum electromagnetic enhancement [42], and creation of graphene/BN hybrid structures with tailored electronic properties [43]. The AlloyGAN framework combines large language model text mining with conditional GANs for inverse alloy design [44].</w:t>
       </w:r>
     </w:p>
     <w:p>
@@ -507,7 +507,7 @@
           <w:szCs w:val="24"/>
           <w:rFonts w:ascii="Times New Roman" w:hAnsi="Times New Roman"/>
         </w:rPr>
-        <w:t xml:space="preserve">Reinforcement learning formulates nanomaterial design as a sequential decision-making problem with states representing current material configurations, actions corresponding to atomic or compositional modifications, and rewards derived from property evaluations [23,24]. Deep Q-Networks (DQN) and Proximal Policy Optimization (PPO) algorithms have discovered compositions with properties 2-5 times superior to random search baselines [46]. RL agents can optimize element ordering in bimetallic nanoparticles to simultaneously maximize catalytic activity and stability [47]. Reinforcement fine-tuning of generative models combines the strengths of discriminative and generative capabilities, enabling property-directed generation [48].</w:t>
+        <w:t xml:space="preserve">Reinforcement learning formulates nanomaterial design as a sequential decision-making problem with states representing current material configurations, actions corresponding to atomic or compositional modifications, and rewards derived from property evaluations [23,24], as depicted in Figure 4. Deep Q-Networks (DQN) and Proximal Policy Optimization (PPO) algorithms have discovered compositions with properties 2-5 times superior to random search baselines [46]. RL agents can optimize element ordering in bimetallic nanoparticles to simultaneously maximize catalytic activity and stability [47]. Reinforcement fine-tuning of generative models combines the strengths of discriminative and generative capabilities, enabling property-directed generation [48]. A comparison of optimization strategies including RL, Bayesian optimization, and evolutionary methods is provided in Table 3.</w:t>
       </w:r>
     </w:p>
     <w:p>
@@ -542,18 +542,18 @@
           <w:szCs w:val="24"/>
           <w:rFonts w:ascii="Times New Roman" w:hAnsi="Times New Roman"/>
         </w:rPr>
-        <w:t xml:space="preserve">High-throughput virtual screening leverages ML surrogate models to rapidly assess millions of candidate materials through hierarchical filtering pipelines [2,10]. A typical screening workflow proceeds through stages: combinatorial enumeration of candidate compositions, thermodynamic stability screening using formation energy predictions, target property evaluation using trained ML models, DFT validation of top candidates, and synthesis feasibility assessment. GNN models enable crystal-structure-aware screening that accounts for polymorphism and structural diversity [13,27].</w:t>
-      </w:r>
-    </w:p>
-    <w:p>
-      <w:pPr/>
-      <w:r>
-        <w:rPr>
-          <w:sz w:val="24"/>
-          <w:szCs w:val="24"/>
-          <w:rFonts w:ascii="Times New Roman" w:hAnsi="Times New Roman"/>
-        </w:rPr>
-        <w:t xml:space="preserve">Active learning represents an intelligent data acquisition strategy that selects the most informative experiments to maximize information gain per sample [52]. By combining uncertainty quantification with acquisition functions, active learning campaigns have demonstrated 3-10 times improvement in discovery efficiency compared to random experimental campaigns. Self-driving laboratories combine AI-driven experimental design with robotic synthesis platforms and automated characterization instruments, enabling closed-loop optimization without human intervention [53]. These autonomous platforms have achieved greater than 95% morphological yield for gold nanostructures in fewer than 100 iterations, while neural network interatomic potentials enable rapid molecular dynamics simulations at near-DFT accuracy for property evaluation [36].</w:t>
+        <w:t xml:space="preserve">High-throughput virtual screening leverages ML surrogate models to rapidly assess millions of candidate materials through hierarchical filtering pipelines [2,10], as illustrated by the screening funnel in Figure 5. A typical screening workflow proceeds through stages: combinatorial enumeration of candidate compositions, thermodynamic stability screening using formation energy predictions, target property evaluation using trained ML models, DFT validation of top candidates, and synthesis feasibility assessment. GNN models enable crystal-structure-aware screening that accounts for polymorphism and structural diversity [13,27].</w:t>
+      </w:r>
+    </w:p>
+    <w:p>
+      <w:pPr/>
+      <w:r>
+        <w:rPr>
+          <w:sz w:val="24"/>
+          <w:szCs w:val="24"/>
+          <w:rFonts w:ascii="Times New Roman" w:hAnsi="Times New Roman"/>
+        </w:rPr>
+        <w:t xml:space="preserve">Active learning represents an intelligent data acquisition strategy that selects the most informative experiments to maximize information gain per sample [52]. By combining uncertainty quantification with acquisition functions, active learning campaigns have demonstrated 3-10 times improvement in discovery efficiency compared to random experimental campaigns, as shown in Figure 5(c). Self-driving laboratories combine AI-driven experimental design with robotic synthesis platforms and automated characterization instruments, enabling closed-loop optimization without human intervention [53]. These autonomous platforms have achieved greater than 95% morphological yield for gold nanostructures in fewer than 100 iterations, while neural network interatomic potentials enable rapid molecular dynamics simulations at near-DFT accuracy for property evaluation [36].</w:t>
       </w:r>
     </w:p>
     <w:p>
@@ -2597,7 +2597,7 @@
           <w:szCs w:val="24"/>
           <w:rFonts w:ascii="Times New Roman" w:hAnsi="Times New Roman"/>
         </w:rPr>
-        <w:t xml:space="preserve">Machine learning models trained on curated datasets have demonstrated remarkable accuracy in predicting diverse nanomaterial properties across multiple domains. Band gap prediction using gradient boosting methods achieves mean absolute error (MAE) below 0.3 eV on benchmark datasets from the Materials Project [34]. Formation energy prediction using CGCNN and MEGNet approaches DFT-level uncertainty of approximately 25 meV/atom [13,27]. For nanoparticle-specific properties, ML models successfully predict catalytic activity of alloy nanoparticles, localized surface plasmon resonance wavelengths of gold and silver nanostructures, quantum dot emission spectra, and colloidal stability indicators [35,36].</w:t>
+        <w:t xml:space="preserve">Machine learning models trained on curated datasets have demonstrated remarkable accuracy in predicting diverse nanomaterial properties across multiple domains, with performance benchmarks detailed in Table 2. Band gap prediction using gradient boosting methods achieves mean absolute error (MAE) below 0.3 eV on benchmark datasets from the Materials Project [34]. Formation energy prediction using CGCNN and MEGNet approaches DFT-level uncertainty of approximately 25 meV/atom [13,27]. For nanoparticle-specific properties, ML models successfully predict catalytic activity of alloy nanoparticles, localized surface plasmon resonance wavelengths of gold and silver nanostructures, quantum dot emission spectra, and colloidal stability indicators [35,36].</w:t>
       </w:r>
     </w:p>
     <w:p>
@@ -2691,7 +2691,7 @@
           <w:szCs w:val="24"/>
           <w:rFonts w:ascii="Times New Roman" w:hAnsi="Times New Roman"/>
         </w:rPr>
-        <w:t xml:space="preserve">The application of AI-designed nanomaterials to forensic science represents a rapidly emerging field with transformative potential for criminal investigation and justice systems [6,7]. AI methodologies enable the rational design of nanomaterials with properties specifically optimized for forensic detection challenges, including sensitivity, selectivity, stability under field conditions, and compatibility with diverse evidence substrates.</w:t>
+        <w:t xml:space="preserve">The application of AI-designed nanomaterials to forensic science represents a rapidly emerging field with transformative potential for criminal investigation and justice systems [6,7]. AI methodologies enable the rational design of nanomaterials with properties specifically optimized for forensic detection challenges, including sensitivity, selectivity, stability under field conditions, and compatibility with diverse evidence substrates. The key forensic applications of AI-designed nanomaterials are summarized schematically in Figure 6.</w:t>
       </w:r>
     </w:p>
     <w:p>
@@ -2981,7 +2981,7 @@
           <w:szCs w:val="24"/>
           <w:rFonts w:ascii="Times New Roman" w:hAnsi="Times New Roman"/>
         </w:rPr>
-        <w:t xml:space="preserve">Despite remarkable progress, several fundamental challenges impede the full realization of AI-assisted nanomaterial design. Data scarcity remains the most pervasive limitation, as most nanomaterial datasets contain fewer than 1,000 samples, far below the requirements for robust deep learning model training [3,4]. Unlike domains such as computer vision or natural language processing where millions of labeled examples are readily available, materials data requires expensive experimental measurements or computationally intensive simulations to generate. Solutions under active development include transfer learning from data-rich to data-scarce domains, physics-informed data augmentation, few-shot learning architectures, multi-fidelity approaches combining data at different accuracy levels, and federated learning frameworks enabling collaborative model training without sharing proprietary data [37].</w:t>
+        <w:t xml:space="preserve">Despite remarkable progress, several fundamental challenges impede the full realization of AI-assisted nanomaterial design, as summarized in Table 4. Data scarcity remains the most pervasive limitation, as most nanomaterial datasets contain fewer than 1,000 samples, far below the requirements for robust deep learning model training [3,4]. Unlike domains such as computer vision or natural language processing where millions of labeled examples are readily available, materials data requires expensive experimental measurements or computationally intensive simulations to generate. Solutions under active development include transfer learning from data-rich to data-scarce domains, physics-informed data augmentation, few-shot learning architectures, multi-fidelity approaches combining data at different accuracy levels, and federated learning frameworks enabling collaborative model training without sharing proprietary data [37].</w:t>
       </w:r>
     </w:p>
     <w:p>
